--- a/CP2.docx
+++ b/CP2.docx
@@ -1,6 +1,6 @@
 
 <file path=word/document.xml><?xml version="1.0" encoding="utf-8"?>
-<w:document xmlns:wpc="http://schemas.microsoft.com/office/word/2010/wordprocessingCanvas" xmlns:cx="http://schemas.microsoft.com/office/drawing/2014/chartex" xmlns:cx1="http://schemas.microsoft.com/office/drawing/2015/9/8/chartex" xmlns:cx2="http://schemas.microsoft.com/office/drawing/2015/10/21/chartex" xmlns:cx3="http://schemas.microsoft.com/office/drawing/2016/5/9/chartex" xmlns:cx4="http://schemas.microsoft.com/office/drawing/2016/5/10/chartex" xmlns:cx5="http://schemas.microsoft.com/office/drawing/2016/5/11/chartex" xmlns:cx6="http://schemas.microsoft.com/office/drawing/2016/5/12/chartex" xmlns:cx7="http://schemas.microsoft.com/office/drawing/2016/5/13/chartex" xmlns:cx8="http://schemas.microsoft.com/office/drawing/2016/5/14/chartex" xmlns:mc="http://schemas.openxmlformats.org/markup-compatibility/2006" xmlns:aink="http://schemas.microsoft.com/office/drawing/2016/ink" xmlns:am3d="http://schemas.microsoft.com/office/drawing/2017/model3d" xmlns:o="urn:schemas-microsoft-com:office:office" xmlns:oel="http://schemas.microsoft.com/office/2019/extlst" xmlns:r="http://schemas.openxmlformats.org/officeDocument/2006/relationships" xmlns:m="http://schemas.openxmlformats.org/officeDocument/2006/math" xmlns:v="urn:schemas-microsoft-com:vml" xmlns:wp14="http://schemas.microsoft.com/office/word/2010/wordprocessingDrawing" xmlns:wp="http://schemas.openxmlformats.org/drawingml/2006/wordprocessingDrawing" xmlns:w10="urn:schemas-microsoft-com:office:word" xmlns:w="http://schemas.openxmlformats.org/wordprocessingml/2006/main" xmlns:w14="http://schemas.microsoft.com/office/word/2010/wordml" xmlns:w15="http://schemas.microsoft.com/office/word/2012/wordml" xmlns:w16cex="http://schemas.microsoft.com/office/word/2018/wordml/cex" xmlns:w16cid="http://schemas.microsoft.com/office/word/2016/wordml/cid" xmlns:w16="http://schemas.microsoft.com/office/word/2018/wordml" xmlns:w16du="http://schemas.microsoft.com/office/word/2023/wordml/word16du" xmlns:w16sdtdh="http://schemas.microsoft.com/office/word/2020/wordml/sdtdatahash" xmlns:w16sdtfl="http://schemas.microsoft.com/office/word/2024/wordml/sdtformatlock" xmlns:w16se="http://schemas.microsoft.com/office/word/2015/wordml/symex" xmlns:wpg="http://schemas.microsoft.com/office/word/2010/wordprocessingGroup" xmlns:wpi="http://schemas.microsoft.com/office/word/2010/wordprocessingInk" xmlns:wne="http://schemas.microsoft.com/office/word/2006/wordml" xmlns:wps="http://schemas.microsoft.com/office/word/2010/wordprocessingShape" mc:Ignorable="w14 w15 w16se w16cid w16 w16cex w16sdtdh w16sdtfl w16du wp14">
+<w:document xmlns:wpc="http://schemas.microsoft.com/office/word/2010/wordprocessingCanvas" xmlns:cx="http://schemas.microsoft.com/office/drawing/2014/chartex" xmlns:cx1="http://schemas.microsoft.com/office/drawing/2015/9/8/chartex" xmlns:cx2="http://schemas.microsoft.com/office/drawing/2015/10/21/chartex" xmlns:cx3="http://schemas.microsoft.com/office/drawing/2016/5/9/chartex" xmlns:cx4="http://schemas.microsoft.com/office/drawing/2016/5/10/chartex" xmlns:cx5="http://schemas.microsoft.com/office/drawing/2016/5/11/chartex" xmlns:cx6="http://schemas.microsoft.com/office/drawing/2016/5/12/chartex" xmlns:cx7="http://schemas.microsoft.com/office/drawing/2016/5/13/chartex" xmlns:cx8="http://schemas.microsoft.com/office/drawing/2016/5/14/chartex" xmlns:mc="http://schemas.openxmlformats.org/markup-compatibility/2006" xmlns:aink="http://schemas.microsoft.com/office/drawing/2016/ink" xmlns:am3d="http://schemas.microsoft.com/office/drawing/2017/model3d" xmlns:o="urn:schemas-microsoft-com:office:office" xmlns:oel="http://schemas.microsoft.com/office/2019/extlst" xmlns:r="http://schemas.openxmlformats.org/officeDocument/2006/relationships" xmlns:m="http://schemas.openxmlformats.org/officeDocument/2006/math" xmlns:v="urn:schemas-microsoft-com:vml" xmlns:wp14="http://schemas.microsoft.com/office/word/2010/wordprocessingDrawing" xmlns:wp="http://schemas.openxmlformats.org/drawingml/2006/wordprocessingDrawing" xmlns:w10="urn:schemas-microsoft-com:office:word" xmlns:w="http://schemas.openxmlformats.org/wordprocessingml/2006/main" xmlns:w14="http://schemas.microsoft.com/office/word/2010/wordml" xmlns:w15="http://schemas.microsoft.com/office/word/2012/wordml" xmlns:w16cex="http://schemas.microsoft.com/office/word/2018/wordml/cex" xmlns:w16cid="http://schemas.microsoft.com/office/word/2016/wordml/cid" xmlns:w16="http://schemas.microsoft.com/office/word/2018/wordml" xmlns:w16sdtdh="http://schemas.microsoft.com/office/word/2020/wordml/sdtdatahash" xmlns:w16se="http://schemas.microsoft.com/office/word/2015/wordml/symex" xmlns:wpg="http://schemas.microsoft.com/office/word/2010/wordprocessingGroup" xmlns:wpi="http://schemas.microsoft.com/office/word/2010/wordprocessingInk" xmlns:wne="http://schemas.microsoft.com/office/word/2006/wordml" xmlns:wps="http://schemas.microsoft.com/office/word/2010/wordprocessingShape" mc:Ignorable="w14 w15 w16se w16cid w16 w16cex w16sdtdh wp14">
   <w:body>
     <w:p>
       <w:pPr>
@@ -64,8 +64,51 @@
         <w:tabs>
           <w:tab w:val="left" w:pos="1656"/>
         </w:tabs>
+      </w:pPr>
+    </w:p>
+    <w:p>
+      <w:pPr>
+        <w:tabs>
+          <w:tab w:val="left" w:pos="1656"/>
+        </w:tabs>
+        <w:rPr>
+          <w:b/>
+          <w:bCs/>
+        </w:rPr>
+      </w:pPr>
+      <w:r>
+        <w:rPr>
+          <w:b/>
+          <w:bCs/>
+        </w:rPr>
+        <w:t>Julia Yamazaki - RM568438</w:t>
+      </w:r>
+    </w:p>
+    <w:p>
+      <w:pPr>
+        <w:tabs>
+          <w:tab w:val="left" w:pos="1656"/>
+        </w:tabs>
+      </w:pPr>
+    </w:p>
+    <w:p>
+      <w:pPr>
+        <w:tabs>
+          <w:tab w:val="left" w:pos="1656"/>
+        </w:tabs>
         <w:jc w:val="center"/>
-      </w:pPr>
+        <w:rPr>
+          <w:b/>
+          <w:bCs/>
+        </w:rPr>
+      </w:pPr>
+      <w:r>
+        <w:rPr>
+          <w:b/>
+          <w:bCs/>
+        </w:rPr>
+        <w:t>Detecção de ameaças cibernéticas através da classificação de tráfego de rede</w:t>
+      </w:r>
     </w:p>
     <w:p>
       <w:pPr>
@@ -73,97 +116,11 @@
           <w:tab w:val="left" w:pos="1656"/>
         </w:tabs>
         <w:jc w:val="both"/>
-        <w:rPr>
-          <w:b/>
-          <w:bCs/>
-        </w:rPr>
-      </w:pPr>
-      <w:r>
-        <w:rPr>
-          <w:b/>
-          <w:bCs/>
-        </w:rPr>
-        <w:t>Detecção de anomalias e tráfego de redes</w:t>
-      </w:r>
-    </w:p>
-    <w:tbl>
-      <w:tblPr>
-        <w:tblStyle w:val="Tabelacomgrade"/>
-        <w:tblW w:w="0" w:type="auto"/>
-        <w:tblLook w:val="04A0" w:firstRow="1" w:lastRow="0" w:firstColumn="1" w:lastColumn="0" w:noHBand="0" w:noVBand="1"/>
-      </w:tblPr>
-      <w:tblGrid>
-        <w:gridCol w:w="5228"/>
-        <w:gridCol w:w="5228"/>
-      </w:tblGrid>
-      <w:tr>
-        <w:tc>
-          <w:tcPr>
-            <w:tcW w:w="5228" w:type="dxa"/>
-          </w:tcPr>
-          <w:p>
-            <w:pPr>
-              <w:tabs>
-                <w:tab w:val="left" w:pos="1656"/>
-              </w:tabs>
-              <w:jc w:val="both"/>
-            </w:pPr>
-            <w:r>
-              <w:t>Julia Yamazaki - RM568438</w:t>
-            </w:r>
-          </w:p>
-        </w:tc>
-        <w:tc>
-          <w:tcPr>
-            <w:tcW w:w="5228" w:type="dxa"/>
-          </w:tcPr>
-          <w:p>
-            <w:pPr>
-              <w:tabs>
-                <w:tab w:val="left" w:pos="1656"/>
-              </w:tabs>
-              <w:jc w:val="both"/>
-            </w:pPr>
-            <w:r>
-              <w:t>2CCPS</w:t>
-            </w:r>
-          </w:p>
-        </w:tc>
-      </w:tr>
-    </w:tbl>
-    <w:p>
-      <w:pPr>
-        <w:tabs>
-          <w:tab w:val="left" w:pos="1656"/>
-        </w:tabs>
-        <w:jc w:val="both"/>
-      </w:pPr>
-    </w:p>
-    <w:p>
-      <w:pPr>
-        <w:tabs>
-          <w:tab w:val="left" w:pos="1656"/>
-        </w:tabs>
-        <w:jc w:val="both"/>
-      </w:pPr>
-      <w:r>
-        <w:t>Relatório técnico</w:t>
-      </w:r>
-      <w:r>
-        <w:t>:</w:t>
-      </w:r>
-    </w:p>
-    <w:p>
-      <w:pPr>
-        <w:tabs>
-          <w:tab w:val="left" w:pos="1656"/>
-        </w:tabs>
-        <w:jc w:val="both"/>
-      </w:pPr>
-    </w:p>
-    <w:p>
-      <w:pPr>
-        <w:pStyle w:val="PargrafodaLista"/>
+      </w:pPr>
+    </w:p>
+    <w:p>
+      <w:pPr>
+        <w:pStyle w:val="ListParagraph"/>
         <w:numPr>
           <w:ilvl w:val="0"/>
           <w:numId w:val="1"/>
@@ -182,7 +139,7 @@
           <w:b/>
           <w:bCs/>
         </w:rPr>
-        <w:t xml:space="preserve">Introdução e definição do problema: </w:t>
+        <w:t>INTRODUÇÃO E DEFINIÇÃO DO PROBLEMA</w:t>
       </w:r>
     </w:p>
     <w:p>
@@ -198,18 +155,18 @@
         </w:rPr>
       </w:pPr>
       <w:r>
-        <w:t xml:space="preserve">O objetivo deste projeto é desenvolver uma Rede Neural </w:t>
-      </w:r>
-      <w:r>
-        <w:t>(</w:t>
-      </w:r>
-      <w:r>
-        <w:t>MLP) capaz de classificar tráfego de rede, distinguindo entre conexões benignas e potenciais ataques cibernéticos. O problema consiste numa classificação binária, onde:</w:t>
-      </w:r>
-    </w:p>
-    <w:p>
-      <w:pPr>
-        <w:pStyle w:val="PargrafodaLista"/>
+        <w:t>O objetivo deste projeto é desenvolver uma Rede Neural (MLP)</w:t>
+      </w:r>
+      <w:r>
+        <w:t xml:space="preserve">. </w:t>
+      </w:r>
+      <w:r>
+        <w:t>O problema consiste na classificação binária de tráfego de rede para a detecção de ameaças cibernéticas. O objetivo é distinguir conexões normais de potenciais ataques.</w:t>
+      </w:r>
+    </w:p>
+    <w:p>
+      <w:pPr>
+        <w:pStyle w:val="ListParagraph"/>
         <w:numPr>
           <w:ilvl w:val="0"/>
           <w:numId w:val="2"/>
@@ -217,21 +174,22 @@
         <w:tabs>
           <w:tab w:val="left" w:pos="1656"/>
         </w:tabs>
+        <w:spacing w:line="240" w:lineRule="auto"/>
         <w:jc w:val="both"/>
       </w:pPr>
       <w:r>
-        <w:t>Classe Positiva (1)</w:t>
-      </w:r>
-      <w:r>
-        <w:t>:</w:t>
-      </w:r>
-      <w:r>
-        <w:t xml:space="preserve"> Representa anomalias ou tráfego malicioso (ataque).</w:t>
-      </w:r>
-    </w:p>
-    <w:p>
-      <w:pPr>
-        <w:pStyle w:val="PargrafodaLista"/>
+        <w:t xml:space="preserve">Classe Positiva (1): </w:t>
+      </w:r>
+      <w:r>
+        <w:t>T</w:t>
+      </w:r>
+      <w:r>
+        <w:t>ráfego malicioso (ataque).</w:t>
+      </w:r>
+    </w:p>
+    <w:p>
+      <w:pPr>
+        <w:pStyle w:val="ListParagraph"/>
         <w:numPr>
           <w:ilvl w:val="0"/>
           <w:numId w:val="2"/>
@@ -239,10 +197,17 @@
         <w:tabs>
           <w:tab w:val="left" w:pos="1656"/>
         </w:tabs>
+        <w:spacing w:line="240" w:lineRule="auto"/>
         <w:jc w:val="both"/>
       </w:pPr>
       <w:r>
-        <w:t>Classe Negativa (0): Representa o tráfego normal e benigno.</w:t>
+        <w:t xml:space="preserve">Classe Negativa (0): </w:t>
+      </w:r>
+      <w:r>
+        <w:t>T</w:t>
+      </w:r>
+      <w:r>
+        <w:t>ráfego normal.</w:t>
       </w:r>
     </w:p>
     <w:p>
@@ -250,12 +215,13 @@
         <w:tabs>
           <w:tab w:val="left" w:pos="1656"/>
         </w:tabs>
+        <w:ind w:left="360"/>
         <w:jc w:val="both"/>
       </w:pPr>
     </w:p>
     <w:p>
       <w:pPr>
-        <w:pStyle w:val="PargrafodaLista"/>
+        <w:pStyle w:val="ListParagraph"/>
         <w:numPr>
           <w:ilvl w:val="0"/>
           <w:numId w:val="1"/>
@@ -274,7 +240,7 @@
           <w:b/>
           <w:bCs/>
         </w:rPr>
-        <w:t>Descrição da base de dados</w:t>
+        <w:t>DESCRIÇÃO DA BASE DE DADOS</w:t>
       </w:r>
     </w:p>
     <w:p>
@@ -282,6 +248,7 @@
         <w:tabs>
           <w:tab w:val="left" w:pos="1656"/>
         </w:tabs>
+        <w:spacing w:line="240" w:lineRule="auto"/>
         <w:ind w:left="360"/>
         <w:jc w:val="both"/>
         <w:rPr>
@@ -290,15 +257,7 @@
         </w:rPr>
       </w:pPr>
       <w:r>
-        <w:t xml:space="preserve">A base de dados utilizada, `cybersecurity.csv`, contém 10.000 amostras e 13 variáveis relativas a registos de conexões de rede, incluindo </w:t>
-      </w:r>
-      <w:proofErr w:type="spellStart"/>
-      <w:r>
-        <w:t>IPs</w:t>
-      </w:r>
-      <w:proofErr w:type="spellEnd"/>
-      <w:r>
-        <w:t xml:space="preserve">, portas, protocolos e volume de tráfego. </w:t>
+        <w:t xml:space="preserve">A base de dados utilizada contém 10.000 amostras e 13 variáveis preditivas (compostas por variáveis numéricas e categóricas). </w:t>
       </w:r>
     </w:p>
     <w:p>
@@ -306,37 +265,54 @@
         <w:tabs>
           <w:tab w:val="left" w:pos="1656"/>
         </w:tabs>
+        <w:spacing w:line="240" w:lineRule="auto"/>
         <w:ind w:left="360"/>
         <w:jc w:val="both"/>
         <w:rPr>
+          <w:lang w:val="en-US"/>
+        </w:rPr>
+      </w:pPr>
+      <w:r>
+        <w:rPr>
           <w:b/>
           <w:bCs/>
-        </w:rPr>
-      </w:pPr>
-      <w:r>
-        <w:rPr>
-          <w:b/>
-          <w:bCs/>
-        </w:rPr>
-        <w:t>Target:</w:t>
-      </w:r>
-      <w:r>
-        <w:rPr>
-          <w:b/>
-          <w:bCs/>
+          <w:lang w:val="en-US"/>
+        </w:rPr>
+        <w:t>Fonte:</w:t>
+      </w:r>
+      <w:r>
+        <w:rPr>
+          <w:lang w:val="en-US"/>
         </w:rPr>
         <w:t xml:space="preserve"> </w:t>
       </w:r>
       <w:r>
-        <w:t>Variável `</w:t>
+        <w:rPr>
+          <w:i/>
+          <w:iCs/>
+          <w:lang w:val="en-US"/>
+        </w:rPr>
+        <w:t>Cybersecurity Threat Detection Dataset</w:t>
+      </w:r>
+      <w:r>
+        <w:rPr>
+          <w:lang w:val="en-US"/>
+        </w:rPr>
+        <w:t xml:space="preserve"> (</w:t>
       </w:r>
       <w:proofErr w:type="spellStart"/>
       <w:r>
-        <w:t>label</w:t>
+        <w:rPr>
+          <w:lang w:val="en-US"/>
+        </w:rPr>
+        <w:t>extraída</w:t>
       </w:r>
       <w:proofErr w:type="spellEnd"/>
       <w:r>
-        <w:t>` (Numérica/Discreta: 0 ou 1).</w:t>
+        <w:rPr>
+          <w:lang w:val="en-US"/>
+        </w:rPr>
+        <w:t xml:space="preserve"> do Kaggle).</w:t>
       </w:r>
     </w:p>
     <w:p>
@@ -344,92 +320,135 @@
         <w:tabs>
           <w:tab w:val="left" w:pos="1656"/>
         </w:tabs>
+        <w:spacing w:line="240" w:lineRule="auto"/>
         <w:ind w:left="360"/>
         <w:jc w:val="both"/>
+      </w:pPr>
+      <w:r>
         <w:rPr>
           <w:b/>
           <w:bCs/>
         </w:rPr>
-      </w:pPr>
-      <w:r>
-        <w:t>As variáveis preditivas misturam tipos numéricos (</w:t>
+        <w:t>Target:</w:t>
+      </w:r>
+      <w:r>
+        <w:t xml:space="preserve"> Variável </w:t>
       </w:r>
       <w:proofErr w:type="spellStart"/>
       <w:r>
-        <w:t>ex</w:t>
+        <w:t>label</w:t>
       </w:r>
       <w:proofErr w:type="spellEnd"/>
       <w:r>
-        <w:t>: `</w:t>
-      </w:r>
-      <w:proofErr w:type="spellStart"/>
-      <w:r>
-        <w:t>bytes_sent</w:t>
-      </w:r>
-      <w:proofErr w:type="spellEnd"/>
-      <w:r>
-        <w:t>`, `</w:t>
-      </w:r>
-      <w:proofErr w:type="spellStart"/>
-      <w:r>
-        <w:t>bytes_received</w:t>
-      </w:r>
-      <w:proofErr w:type="spellEnd"/>
-      <w:r>
-        <w:t>`), categóricos/texto (</w:t>
-      </w:r>
-      <w:proofErr w:type="spellStart"/>
-      <w:r>
-        <w:t>ex</w:t>
-      </w:r>
-      <w:proofErr w:type="spellEnd"/>
-      <w:r>
-        <w:t>: `</w:t>
-      </w:r>
-      <w:proofErr w:type="spellStart"/>
-      <w:r>
-        <w:t>protocol</w:t>
-      </w:r>
-      <w:proofErr w:type="spellEnd"/>
-      <w:r>
-        <w:t>`, `</w:t>
-      </w:r>
-      <w:proofErr w:type="spellStart"/>
-      <w:r>
-        <w:t>user_agent</w:t>
-      </w:r>
-      <w:proofErr w:type="spellEnd"/>
-      <w:r>
-        <w:t>`, `</w:t>
-      </w:r>
-      <w:proofErr w:type="spellStart"/>
-      <w:r>
-        <w:t>attack_type</w:t>
-      </w:r>
-      <w:proofErr w:type="spellEnd"/>
-      <w:r>
-        <w:t>`) e booleanos (`</w:t>
-      </w:r>
-      <w:proofErr w:type="spellStart"/>
-      <w:r>
-        <w:t>is_internal_traffic</w:t>
-      </w:r>
-      <w:proofErr w:type="spellEnd"/>
-      <w:r>
-        <w:t>`).</w:t>
-      </w:r>
-    </w:p>
-    <w:p>
-      <w:pPr>
+        <w:t xml:space="preserve"> (0 para benigno, 1 para malicioso).   </w:t>
+      </w:r>
+    </w:p>
+    <w:p>
+      <w:pPr>
+        <w:pStyle w:val="ListParagraph"/>
+        <w:numPr>
+          <w:ilvl w:val="0"/>
+          <w:numId w:val="9"/>
+        </w:numPr>
         <w:tabs>
           <w:tab w:val="left" w:pos="1656"/>
         </w:tabs>
+        <w:spacing w:line="240" w:lineRule="auto"/>
         <w:jc w:val="both"/>
       </w:pPr>
-    </w:p>
-    <w:p>
-      <w:pPr>
-        <w:pStyle w:val="PargrafodaLista"/>
+      <w:r>
+        <w:t>Variáveis Preditivas Numéricas:</w:t>
+      </w:r>
+      <w:r>
+        <w:t xml:space="preserve"> </w:t>
+      </w:r>
+      <w:proofErr w:type="spellStart"/>
+      <w:r>
+        <w:t>src_port</w:t>
+      </w:r>
+      <w:proofErr w:type="spellEnd"/>
+      <w:r>
+        <w:t xml:space="preserve">, </w:t>
+      </w:r>
+      <w:proofErr w:type="spellStart"/>
+      <w:r>
+        <w:t>dst_port</w:t>
+      </w:r>
+      <w:proofErr w:type="spellEnd"/>
+      <w:r>
+        <w:t xml:space="preserve">, </w:t>
+      </w:r>
+      <w:proofErr w:type="spellStart"/>
+      <w:r>
+        <w:t>bytes_sent</w:t>
+      </w:r>
+      <w:proofErr w:type="spellEnd"/>
+      <w:r>
+        <w:t xml:space="preserve">, </w:t>
+      </w:r>
+      <w:proofErr w:type="spellStart"/>
+      <w:r>
+        <w:t>bytes_received</w:t>
+      </w:r>
+      <w:proofErr w:type="spellEnd"/>
+      <w:r>
+        <w:t xml:space="preserve">.   </w:t>
+      </w:r>
+    </w:p>
+    <w:p>
+      <w:pPr>
+        <w:pStyle w:val="ListParagraph"/>
+        <w:numPr>
+          <w:ilvl w:val="0"/>
+          <w:numId w:val="9"/>
+        </w:numPr>
+        <w:tabs>
+          <w:tab w:val="left" w:pos="1656"/>
+        </w:tabs>
+        <w:spacing w:line="240" w:lineRule="auto"/>
+        <w:jc w:val="both"/>
+      </w:pPr>
+      <w:r>
+        <w:t>Variáveis Preditivas Categóricas:</w:t>
+      </w:r>
+      <w:r>
+        <w:rPr>
+          <w:b/>
+          <w:bCs/>
+        </w:rPr>
+        <w:t xml:space="preserve"> </w:t>
+      </w:r>
+      <w:proofErr w:type="spellStart"/>
+      <w:r>
+        <w:t>protocol</w:t>
+      </w:r>
+      <w:proofErr w:type="spellEnd"/>
+      <w:r>
+        <w:t xml:space="preserve">, </w:t>
+      </w:r>
+      <w:proofErr w:type="spellStart"/>
+      <w:r>
+        <w:t>is_internal_traffic</w:t>
+      </w:r>
+      <w:proofErr w:type="spellEnd"/>
+      <w:r>
+        <w:t>.</w:t>
+      </w:r>
+    </w:p>
+    <w:p>
+      <w:pPr>
+        <w:pStyle w:val="ListParagraph"/>
+        <w:tabs>
+          <w:tab w:val="left" w:pos="1656"/>
+        </w:tabs>
+        <w:spacing w:line="360" w:lineRule="auto"/>
+        <w:ind w:left="1080"/>
+        <w:jc w:val="both"/>
+      </w:pPr>
+    </w:p>
+    <w:p>
+      <w:pPr>
+        <w:pStyle w:val="ListParagraph"/>
         <w:numPr>
           <w:ilvl w:val="0"/>
           <w:numId w:val="1"/>
@@ -448,7 +467,7 @@
           <w:b/>
           <w:bCs/>
         </w:rPr>
-        <w:t>Análise exploratória dos dados (EDA)</w:t>
+        <w:t>ANÁLISE EXPLORATÓRIA DOS DADOS (EDA)</w:t>
       </w:r>
     </w:p>
     <w:p>
@@ -456,6 +475,7 @@
         <w:tabs>
           <w:tab w:val="left" w:pos="1656"/>
         </w:tabs>
+        <w:spacing w:line="240" w:lineRule="auto"/>
         <w:ind w:left="360"/>
         <w:jc w:val="both"/>
         <w:rPr>
@@ -482,33 +502,21 @@
         <w:tabs>
           <w:tab w:val="left" w:pos="1656"/>
         </w:tabs>
+        <w:spacing w:line="240" w:lineRule="auto"/>
         <w:jc w:val="both"/>
       </w:pPr>
+      <w:r>
+        <w:t>Ausentes e Duplicatas</w:t>
+      </w:r>
       <w:r>
         <w:rPr>
           <w:b/>
           <w:bCs/>
         </w:rPr>
-        <w:t>Valores Ausentes e Duplicatas:</w:t>
-      </w:r>
-      <w:r>
-        <w:t xml:space="preserve"> Não foram encontradas linhas duplicadas no </w:t>
-      </w:r>
-      <w:proofErr w:type="spellStart"/>
-      <w:r>
-        <w:t>dataset</w:t>
-      </w:r>
-      <w:proofErr w:type="spellEnd"/>
-      <w:r>
-        <w:t xml:space="preserve"> (0 duplicatas). Apenas a variável </w:t>
-      </w:r>
-      <w:proofErr w:type="spellStart"/>
-      <w:r>
-        <w:t>url</w:t>
-      </w:r>
-      <w:proofErr w:type="spellEnd"/>
-      <w:r>
-        <w:t xml:space="preserve"> apresentou valores ausentes (3.232 registros nulos, representando cerca de 32% da base).</w:t>
+        <w:t xml:space="preserve">: </w:t>
+      </w:r>
+      <w:r>
+        <w:t>Não existem linhas duplicadas na base. Foram encontrados 3.232 valores ausentes concentrados exclusivamente na coluna</w:t>
       </w:r>
     </w:p>
     <w:p>
@@ -520,71 +528,21 @@
         <w:tabs>
           <w:tab w:val="left" w:pos="1656"/>
         </w:tabs>
+        <w:spacing w:line="240" w:lineRule="auto"/>
         <w:jc w:val="both"/>
       </w:pPr>
+      <w:r>
+        <w:t>Desbalanceamento:</w:t>
+      </w:r>
       <w:r>
         <w:rPr>
           <w:b/>
           <w:bCs/>
         </w:rPr>
-        <w:t>Distribuição e Desbalanceamento:</w:t>
-      </w:r>
-      <w:r>
-        <w:t xml:space="preserve"> As classes são altamente desbalanceadas. O tráfego benigno (classe 0) compõe </w:t>
-      </w:r>
-      <w:r>
-        <w:rPr>
-          <w:b/>
-          <w:bCs/>
-        </w:rPr>
-        <w:t>96%</w:t>
-      </w:r>
-      <w:r>
-        <w:t xml:space="preserve"> dos dados (9.600 amostras), enquanto o tráfego malicioso (classe 1) representa apenas </w:t>
-      </w:r>
-      <w:r>
-        <w:rPr>
-          <w:b/>
-          <w:bCs/>
-        </w:rPr>
-        <w:t>4%</w:t>
-      </w:r>
-      <w:r>
-        <w:t xml:space="preserve"> (400 amostras). Esse desbalanceamento severo indica que a </w:t>
-      </w:r>
-      <w:r>
-        <w:lastRenderedPageBreak/>
-        <w:t xml:space="preserve">métrica de </w:t>
-      </w:r>
-      <w:r>
-        <w:rPr>
-          <w:i/>
-          <w:iCs/>
-        </w:rPr>
-        <w:t>acurácia</w:t>
-      </w:r>
-      <w:r>
-        <w:t xml:space="preserve"> será insuficiente para avaliar o modelo, exigindo foco redobrado em métricas como </w:t>
-      </w:r>
-      <w:r>
-        <w:rPr>
-          <w:i/>
-          <w:iCs/>
-        </w:rPr>
-        <w:t>Recall</w:t>
-      </w:r>
-      <w:r>
-        <w:t xml:space="preserve"> e </w:t>
-      </w:r>
-      <w:r>
-        <w:rPr>
-          <w:i/>
-          <w:iCs/>
-        </w:rPr>
-        <w:t>F1-Score</w:t>
-      </w:r>
-      <w:r>
-        <w:t xml:space="preserve"> para a classe positiva.</w:t>
+        <w:t xml:space="preserve"> </w:t>
+      </w:r>
+      <w:r>
+        <w:t>As classes são severamente desbalanceadas: 96% das amostras pertencem à classe 0 (benigna) e apenas 4% à classe 1 (maliciosa).</w:t>
       </w:r>
     </w:p>
     <w:p>
@@ -596,132 +554,68 @@
         <w:tabs>
           <w:tab w:val="left" w:pos="1656"/>
         </w:tabs>
+        <w:spacing w:line="240" w:lineRule="auto"/>
         <w:jc w:val="both"/>
       </w:pPr>
+      <w:r>
+        <w:t xml:space="preserve">Data </w:t>
+      </w:r>
+      <w:proofErr w:type="spellStart"/>
+      <w:r>
+        <w:t>Leakage</w:t>
+      </w:r>
+      <w:proofErr w:type="spellEnd"/>
+      <w:r>
+        <w:t>:</w:t>
+      </w:r>
       <w:r>
         <w:rPr>
           <w:b/>
           <w:bCs/>
         </w:rPr>
-        <w:t xml:space="preserve">Identificação de Data </w:t>
+        <w:t xml:space="preserve"> </w:t>
+      </w:r>
+      <w:r>
+        <w:t xml:space="preserve">A coluna </w:t>
       </w:r>
       <w:proofErr w:type="spellStart"/>
       <w:r>
+        <w:t>attack_type</w:t>
+      </w:r>
+      <w:proofErr w:type="spellEnd"/>
+      <w:r>
+        <w:t xml:space="preserve"> descreve o tipo exato do ataque, gerando vazamento direto de dados (gabarito) se mantida no treinamento.</w:t>
+      </w:r>
+      <w:r>
+        <w:br/>
+      </w:r>
+    </w:p>
+    <w:p>
+      <w:pPr>
+        <w:tabs>
+          <w:tab w:val="left" w:pos="1656"/>
+        </w:tabs>
+        <w:spacing w:line="240" w:lineRule="auto"/>
+        <w:ind w:left="360"/>
+        <w:jc w:val="both"/>
+      </w:pPr>
+    </w:p>
+    <w:p>
+      <w:pPr>
+        <w:tabs>
+          <w:tab w:val="left" w:pos="1656"/>
+        </w:tabs>
+        <w:ind w:left="360"/>
+        <w:jc w:val="both"/>
         <w:rPr>
           <w:b/>
           <w:bCs/>
         </w:rPr>
-        <w:t>Leakage</w:t>
-      </w:r>
-      <w:proofErr w:type="spellEnd"/>
-      <w:r>
-        <w:rPr>
-          <w:b/>
-          <w:bCs/>
-        </w:rPr>
-        <w:t>:</w:t>
-      </w:r>
-      <w:r>
-        <w:t xml:space="preserve"> Foi identificada uma variável que causa vazamento de dados direto (</w:t>
-      </w:r>
-      <w:r>
-        <w:rPr>
-          <w:i/>
-          <w:iCs/>
-        </w:rPr>
-        <w:t xml:space="preserve">data </w:t>
-      </w:r>
-      <w:proofErr w:type="spellStart"/>
-      <w:r>
-        <w:rPr>
-          <w:i/>
-          <w:iCs/>
-        </w:rPr>
-        <w:t>leakage</w:t>
-      </w:r>
-      <w:proofErr w:type="spellEnd"/>
-      <w:r>
-        <w:t xml:space="preserve">): a coluna </w:t>
-      </w:r>
-      <w:proofErr w:type="spellStart"/>
-      <w:r>
-        <w:t>attack_type</w:t>
-      </w:r>
-      <w:proofErr w:type="spellEnd"/>
-      <w:r>
-        <w:t>. Esta feature descreve o rótulo exato do ataque (</w:t>
-      </w:r>
-      <w:proofErr w:type="spellStart"/>
-      <w:r>
-        <w:t>ex</w:t>
-      </w:r>
-      <w:proofErr w:type="spellEnd"/>
-      <w:r>
-        <w:t>: "</w:t>
-      </w:r>
-      <w:proofErr w:type="spellStart"/>
-      <w:r>
-        <w:t>brute</w:t>
-      </w:r>
-      <w:proofErr w:type="spellEnd"/>
-      <w:r>
-        <w:t>-force", "</w:t>
-      </w:r>
-      <w:proofErr w:type="spellStart"/>
-      <w:r>
-        <w:t>sql-injection</w:t>
-      </w:r>
-      <w:proofErr w:type="spellEnd"/>
-      <w:r>
-        <w:t>") quando a classe é 1, e preenche como "</w:t>
-      </w:r>
-      <w:proofErr w:type="spellStart"/>
-      <w:r>
-        <w:t>benign</w:t>
-      </w:r>
-      <w:proofErr w:type="spellEnd"/>
-      <w:r>
-        <w:t xml:space="preserve">" quando a classe é 0. Manter essa coluna faria com que a rede neural "decorasse" o gabarito sem aprender os padrões reais de tráfego. Portanto, </w:t>
-      </w:r>
-      <w:proofErr w:type="spellStart"/>
-      <w:r>
-        <w:t>attack_type</w:t>
-      </w:r>
-      <w:proofErr w:type="spellEnd"/>
-      <w:r>
-        <w:t xml:space="preserve"> será obrigatoriamente removida antes da divisão dos dados. O mesmo tratamento de exclusão será avaliado para identificadores únicos (</w:t>
-      </w:r>
-      <w:proofErr w:type="spellStart"/>
-      <w:r>
-        <w:t>timestamp</w:t>
-      </w:r>
-      <w:proofErr w:type="spellEnd"/>
-      <w:r>
-        <w:t xml:space="preserve">, </w:t>
-      </w:r>
-      <w:proofErr w:type="spellStart"/>
-      <w:r>
-        <w:t>src_ip</w:t>
-      </w:r>
-      <w:proofErr w:type="spellEnd"/>
-      <w:r>
-        <w:t xml:space="preserve">, </w:t>
-      </w:r>
-      <w:proofErr w:type="spellStart"/>
-      <w:r>
-        <w:t>dst_ip</w:t>
-      </w:r>
-      <w:proofErr w:type="spellEnd"/>
-      <w:r>
-        <w:t>) para evitar que o modelo memorize eventos pontuais.</w:t>
-      </w:r>
-      <w:r>
-        <w:br/>
-      </w:r>
-    </w:p>
-    <w:p>
-      <w:pPr>
-        <w:pStyle w:val="PargrafodaLista"/>
+      </w:pPr>
+    </w:p>
+    <w:p>
+      <w:pPr>
+        <w:pStyle w:val="ListParagraph"/>
         <w:numPr>
           <w:ilvl w:val="0"/>
           <w:numId w:val="1"/>
@@ -740,8 +634,858 @@
           <w:b/>
           <w:bCs/>
         </w:rPr>
+        <w:lastRenderedPageBreak/>
         <w:t>Tratamento e preparação dos dados</w:t>
       </w:r>
+    </w:p>
+    <w:p>
+      <w:pPr>
+        <w:tabs>
+          <w:tab w:val="left" w:pos="1656"/>
+        </w:tabs>
+        <w:ind w:left="360"/>
+        <w:jc w:val="both"/>
+      </w:pPr>
+      <w:r>
+        <w:t xml:space="preserve">Texto pra fica </w:t>
+      </w:r>
+      <w:proofErr w:type="spellStart"/>
+      <w:r>
+        <w:t>bonitinho</w:t>
+      </w:r>
+      <w:r>
+        <w:t>okdsafokosko</w:t>
+      </w:r>
+      <w:proofErr w:type="spellEnd"/>
+    </w:p>
+    <w:p>
+      <w:pPr>
+        <w:pStyle w:val="NormalWeb"/>
+        <w:numPr>
+          <w:ilvl w:val="0"/>
+          <w:numId w:val="5"/>
+        </w:numPr>
+        <w:spacing w:before="0" w:beforeAutospacing="0" w:line="360" w:lineRule="auto"/>
+        <w:rPr>
+          <w:rFonts w:asciiTheme="minorHAnsi" w:hAnsiTheme="minorHAnsi" w:cs="Arial"/>
+          <w:lang w:val="pt-BR"/>
+        </w:rPr>
+      </w:pPr>
+      <w:r>
+        <w:rPr>
+          <w:rFonts w:asciiTheme="minorHAnsi" w:hAnsiTheme="minorHAnsi" w:cs="Arial"/>
+          <w:b/>
+          <w:bCs/>
+          <w:lang w:val="pt-BR"/>
+        </w:rPr>
+        <w:t>Limpeza:</w:t>
+      </w:r>
+      <w:r>
+        <w:rPr>
+          <w:rFonts w:asciiTheme="minorHAnsi" w:hAnsiTheme="minorHAnsi" w:cs="Arial"/>
+          <w:lang w:val="pt-BR"/>
+        </w:rPr>
+        <w:t xml:space="preserve"> A variável </w:t>
+      </w:r>
+      <w:proofErr w:type="spellStart"/>
+      <w:r>
+        <w:rPr>
+          <w:rFonts w:asciiTheme="minorHAnsi" w:hAnsiTheme="minorHAnsi" w:cs="Arial"/>
+          <w:lang w:val="pt-BR"/>
+        </w:rPr>
+        <w:t>attack_type</w:t>
+      </w:r>
+      <w:proofErr w:type="spellEnd"/>
+      <w:r>
+        <w:rPr>
+          <w:rFonts w:asciiTheme="minorHAnsi" w:hAnsiTheme="minorHAnsi" w:cs="Arial"/>
+          <w:lang w:val="pt-BR"/>
+        </w:rPr>
+        <w:t xml:space="preserve"> foi removida para evitar data </w:t>
+      </w:r>
+      <w:proofErr w:type="spellStart"/>
+      <w:r>
+        <w:rPr>
+          <w:rFonts w:asciiTheme="minorHAnsi" w:hAnsiTheme="minorHAnsi" w:cs="Arial"/>
+          <w:lang w:val="pt-BR"/>
+        </w:rPr>
+        <w:t>leakage</w:t>
+      </w:r>
+      <w:proofErr w:type="spellEnd"/>
+      <w:r>
+        <w:rPr>
+          <w:rFonts w:asciiTheme="minorHAnsi" w:hAnsiTheme="minorHAnsi" w:cs="Arial"/>
+          <w:lang w:val="pt-BR"/>
+        </w:rPr>
+        <w:t>. Variáveis de metadados densos e alta cardinalidade (</w:t>
+      </w:r>
+      <w:proofErr w:type="spellStart"/>
+      <w:r>
+        <w:rPr>
+          <w:rFonts w:asciiTheme="minorHAnsi" w:hAnsiTheme="minorHAnsi" w:cs="Arial"/>
+          <w:lang w:val="pt-BR"/>
+        </w:rPr>
+        <w:t>timestamp</w:t>
+      </w:r>
+      <w:proofErr w:type="spellEnd"/>
+      <w:r>
+        <w:rPr>
+          <w:rFonts w:asciiTheme="minorHAnsi" w:hAnsiTheme="minorHAnsi" w:cs="Arial"/>
+          <w:lang w:val="pt-BR"/>
+        </w:rPr>
+        <w:t xml:space="preserve">, </w:t>
+      </w:r>
+      <w:proofErr w:type="spellStart"/>
+      <w:r>
+        <w:rPr>
+          <w:rFonts w:asciiTheme="minorHAnsi" w:hAnsiTheme="minorHAnsi" w:cs="Arial"/>
+          <w:lang w:val="pt-BR"/>
+        </w:rPr>
+        <w:t>src_ip</w:t>
+      </w:r>
+      <w:proofErr w:type="spellEnd"/>
+      <w:r>
+        <w:rPr>
+          <w:rFonts w:asciiTheme="minorHAnsi" w:hAnsiTheme="minorHAnsi" w:cs="Arial"/>
+          <w:lang w:val="pt-BR"/>
+        </w:rPr>
+        <w:t xml:space="preserve">, </w:t>
+      </w:r>
+      <w:proofErr w:type="spellStart"/>
+      <w:r>
+        <w:rPr>
+          <w:rFonts w:asciiTheme="minorHAnsi" w:hAnsiTheme="minorHAnsi" w:cs="Arial"/>
+          <w:lang w:val="pt-BR"/>
+        </w:rPr>
+        <w:t>dst_ip</w:t>
+      </w:r>
+      <w:proofErr w:type="spellEnd"/>
+      <w:r>
+        <w:rPr>
+          <w:rFonts w:asciiTheme="minorHAnsi" w:hAnsiTheme="minorHAnsi" w:cs="Arial"/>
+          <w:lang w:val="pt-BR"/>
+        </w:rPr>
+        <w:t xml:space="preserve">, </w:t>
+      </w:r>
+      <w:proofErr w:type="spellStart"/>
+      <w:r>
+        <w:rPr>
+          <w:rFonts w:asciiTheme="minorHAnsi" w:hAnsiTheme="minorHAnsi" w:cs="Arial"/>
+          <w:lang w:val="pt-BR"/>
+        </w:rPr>
+        <w:t>url</w:t>
+      </w:r>
+      <w:proofErr w:type="spellEnd"/>
+      <w:r>
+        <w:rPr>
+          <w:rFonts w:asciiTheme="minorHAnsi" w:hAnsiTheme="minorHAnsi" w:cs="Arial"/>
+          <w:lang w:val="pt-BR"/>
+        </w:rPr>
+        <w:t xml:space="preserve">, </w:t>
+      </w:r>
+      <w:proofErr w:type="spellStart"/>
+      <w:r>
+        <w:rPr>
+          <w:rFonts w:asciiTheme="minorHAnsi" w:hAnsiTheme="minorHAnsi" w:cs="Arial"/>
+          <w:lang w:val="pt-BR"/>
+        </w:rPr>
+        <w:t>user_agent</w:t>
+      </w:r>
+      <w:proofErr w:type="spellEnd"/>
+      <w:r>
+        <w:rPr>
+          <w:rFonts w:asciiTheme="minorHAnsi" w:hAnsiTheme="minorHAnsi" w:cs="Arial"/>
+          <w:lang w:val="pt-BR"/>
+        </w:rPr>
+        <w:t xml:space="preserve">) foram excluídas para forçar o aprendizado de padrões comportamentais e não a memorização de eventos, o que simultaneamente tratou os valores ausentes de </w:t>
+      </w:r>
+      <w:proofErr w:type="spellStart"/>
+      <w:r>
+        <w:rPr>
+          <w:rFonts w:asciiTheme="minorHAnsi" w:hAnsiTheme="minorHAnsi" w:cs="Arial"/>
+          <w:lang w:val="pt-BR"/>
+        </w:rPr>
+        <w:t>url</w:t>
+      </w:r>
+      <w:proofErr w:type="spellEnd"/>
+      <w:r>
+        <w:rPr>
+          <w:rFonts w:asciiTheme="minorHAnsi" w:hAnsiTheme="minorHAnsi" w:cs="Arial"/>
+          <w:lang w:val="pt-BR"/>
+        </w:rPr>
+        <w:t>.</w:t>
+      </w:r>
+    </w:p>
+    <w:p>
+      <w:pPr>
+        <w:pStyle w:val="NormalWeb"/>
+        <w:numPr>
+          <w:ilvl w:val="0"/>
+          <w:numId w:val="5"/>
+        </w:numPr>
+        <w:spacing w:before="0" w:beforeAutospacing="0" w:line="360" w:lineRule="auto"/>
+        <w:rPr>
+          <w:rFonts w:asciiTheme="minorHAnsi" w:hAnsiTheme="minorHAnsi" w:cs="Arial"/>
+          <w:lang w:val="pt-BR"/>
+        </w:rPr>
+      </w:pPr>
+      <w:r>
+        <w:rPr>
+          <w:rFonts w:asciiTheme="minorHAnsi" w:hAnsiTheme="minorHAnsi" w:cs="Arial"/>
+          <w:b/>
+          <w:bCs/>
+          <w:lang w:val="pt-BR"/>
+        </w:rPr>
+        <w:t>Pré-processamento:</w:t>
+      </w:r>
+      <w:r>
+        <w:rPr>
+          <w:rFonts w:asciiTheme="minorHAnsi" w:hAnsiTheme="minorHAnsi" w:cs="Arial"/>
+          <w:lang w:val="pt-BR"/>
+        </w:rPr>
+        <w:t xml:space="preserve"> Aplicou-se </w:t>
+      </w:r>
+      <w:proofErr w:type="spellStart"/>
+      <w:r>
+        <w:rPr>
+          <w:rFonts w:asciiTheme="minorHAnsi" w:hAnsiTheme="minorHAnsi" w:cs="Arial"/>
+          <w:lang w:val="pt-BR"/>
+        </w:rPr>
+        <w:t>StandardScaler</w:t>
+      </w:r>
+      <w:proofErr w:type="spellEnd"/>
+      <w:r>
+        <w:rPr>
+          <w:rFonts w:asciiTheme="minorHAnsi" w:hAnsiTheme="minorHAnsi" w:cs="Arial"/>
+          <w:lang w:val="pt-BR"/>
+        </w:rPr>
+        <w:t xml:space="preserve"> nas variáveis numéricas e </w:t>
+      </w:r>
+      <w:proofErr w:type="spellStart"/>
+      <w:r>
+        <w:rPr>
+          <w:rFonts w:asciiTheme="minorHAnsi" w:hAnsiTheme="minorHAnsi" w:cs="Arial"/>
+          <w:lang w:val="pt-BR"/>
+        </w:rPr>
+        <w:t>OneHotEncoder</w:t>
+      </w:r>
+      <w:proofErr w:type="spellEnd"/>
+      <w:r>
+        <w:rPr>
+          <w:rFonts w:asciiTheme="minorHAnsi" w:hAnsiTheme="minorHAnsi" w:cs="Arial"/>
+          <w:lang w:val="pt-BR"/>
+        </w:rPr>
+        <w:t xml:space="preserve"> nas variáveis categóricas.</w:t>
+      </w:r>
+    </w:p>
+    <w:p>
+      <w:pPr>
+        <w:pStyle w:val="NormalWeb"/>
+        <w:numPr>
+          <w:ilvl w:val="0"/>
+          <w:numId w:val="5"/>
+        </w:numPr>
+        <w:spacing w:before="0" w:beforeAutospacing="0" w:line="360" w:lineRule="auto"/>
+        <w:rPr>
+          <w:rFonts w:asciiTheme="minorHAnsi" w:hAnsiTheme="minorHAnsi" w:cs="Arial"/>
+          <w:lang w:val="pt-BR"/>
+        </w:rPr>
+      </w:pPr>
+      <w:r>
+        <w:rPr>
+          <w:rFonts w:asciiTheme="minorHAnsi" w:hAnsiTheme="minorHAnsi" w:cs="Arial"/>
+          <w:b/>
+          <w:bCs/>
+          <w:lang w:val="pt-BR"/>
+        </w:rPr>
+        <w:t>Prevenção de Vazamento:</w:t>
+      </w:r>
+      <w:r>
+        <w:rPr>
+          <w:rFonts w:asciiTheme="minorHAnsi" w:hAnsiTheme="minorHAnsi" w:cs="Arial"/>
+          <w:lang w:val="pt-BR"/>
+        </w:rPr>
+        <w:t xml:space="preserve"> O ajustamento (</w:t>
+      </w:r>
+      <w:proofErr w:type="spellStart"/>
+      <w:r>
+        <w:rPr>
+          <w:rFonts w:asciiTheme="minorHAnsi" w:hAnsiTheme="minorHAnsi" w:cs="Arial"/>
+          <w:lang w:val="pt-BR"/>
+        </w:rPr>
+        <w:t>fit</w:t>
+      </w:r>
+      <w:proofErr w:type="spellEnd"/>
+      <w:r>
+        <w:rPr>
+          <w:rFonts w:asciiTheme="minorHAnsi" w:hAnsiTheme="minorHAnsi" w:cs="Arial"/>
+          <w:lang w:val="pt-BR"/>
+        </w:rPr>
+        <w:t>) das transformações foi realizado apenas no conjunto de treino, sendo posteriormente aplicado (</w:t>
+      </w:r>
+      <w:proofErr w:type="spellStart"/>
+      <w:r>
+        <w:rPr>
+          <w:rFonts w:asciiTheme="minorHAnsi" w:hAnsiTheme="minorHAnsi" w:cs="Arial"/>
+          <w:lang w:val="pt-BR"/>
+        </w:rPr>
+        <w:t>transform</w:t>
+      </w:r>
+      <w:proofErr w:type="spellEnd"/>
+      <w:r>
+        <w:rPr>
+          <w:rFonts w:asciiTheme="minorHAnsi" w:hAnsiTheme="minorHAnsi" w:cs="Arial"/>
+          <w:lang w:val="pt-BR"/>
+        </w:rPr>
+        <w:t>) na validação e teste.</w:t>
+      </w:r>
+    </w:p>
+    <w:p>
+      <w:pPr>
+        <w:pStyle w:val="NormalWeb"/>
+        <w:spacing w:before="0" w:beforeAutospacing="0" w:line="360" w:lineRule="auto"/>
+        <w:rPr>
+          <w:rFonts w:asciiTheme="minorHAnsi" w:hAnsiTheme="minorHAnsi" w:cs="Arial"/>
+          <w:lang w:val="pt-BR"/>
+        </w:rPr>
+      </w:pPr>
+    </w:p>
+    <w:p>
+      <w:pPr>
+        <w:pStyle w:val="NormalWeb"/>
+        <w:numPr>
+          <w:ilvl w:val="0"/>
+          <w:numId w:val="1"/>
+        </w:numPr>
+        <w:spacing w:before="0" w:beforeAutospacing="0"/>
+        <w:rPr>
+          <w:rFonts w:asciiTheme="minorHAnsi" w:hAnsiTheme="minorHAnsi" w:cs="Arial"/>
+          <w:b/>
+          <w:bCs/>
+          <w:lang w:val="pt-BR"/>
+        </w:rPr>
+      </w:pPr>
+      <w:r>
+        <w:rPr>
+          <w:rFonts w:asciiTheme="minorHAnsi" w:hAnsiTheme="minorHAnsi" w:cs="Arial"/>
+          <w:b/>
+          <w:bCs/>
+          <w:lang w:val="pt-BR"/>
+        </w:rPr>
+        <w:t xml:space="preserve">Metodologia experimental </w:t>
+      </w:r>
+    </w:p>
+    <w:p>
+      <w:pPr>
+        <w:tabs>
+          <w:tab w:val="left" w:pos="1656"/>
+        </w:tabs>
+        <w:ind w:left="360"/>
+        <w:jc w:val="both"/>
+      </w:pPr>
+      <w:r>
+        <w:t xml:space="preserve">Texto pra fica </w:t>
+      </w:r>
+      <w:proofErr w:type="spellStart"/>
+      <w:r>
+        <w:t>bonitinho</w:t>
+      </w:r>
+      <w:r>
+        <w:t>okdsafokosko</w:t>
+      </w:r>
+      <w:proofErr w:type="spellEnd"/>
+    </w:p>
+    <w:p>
+      <w:pPr>
+        <w:pStyle w:val="ListParagraph"/>
+        <w:numPr>
+          <w:ilvl w:val="0"/>
+          <w:numId w:val="6"/>
+        </w:numPr>
+        <w:tabs>
+          <w:tab w:val="left" w:pos="1656"/>
+        </w:tabs>
+        <w:spacing w:line="360" w:lineRule="auto"/>
+        <w:jc w:val="both"/>
+      </w:pPr>
+      <w:r>
+        <w:rPr>
+          <w:b/>
+          <w:bCs/>
+        </w:rPr>
+        <w:t>Divisão:</w:t>
+      </w:r>
+      <w:r>
+        <w:t xml:space="preserve"> Divisão estratificada (preservando 4% da classe positiva) em 70% Treino, 15% Validação e 15% Teste.</w:t>
+      </w:r>
+    </w:p>
+    <w:p>
+      <w:pPr>
+        <w:pStyle w:val="ListParagraph"/>
+        <w:numPr>
+          <w:ilvl w:val="0"/>
+          <w:numId w:val="6"/>
+        </w:numPr>
+        <w:tabs>
+          <w:tab w:val="left" w:pos="1656"/>
+        </w:tabs>
+        <w:spacing w:line="360" w:lineRule="auto"/>
+        <w:jc w:val="both"/>
+      </w:pPr>
+      <w:r>
+        <w:rPr>
+          <w:b/>
+          <w:bCs/>
+        </w:rPr>
+        <w:t>Parâmetros:</w:t>
+      </w:r>
+      <w:r>
+        <w:t xml:space="preserve"> Otimizador Adam, taxa de aprendizado inicial de 0.001, limite de 100 épocas, </w:t>
+      </w:r>
+      <w:proofErr w:type="spellStart"/>
+      <w:r>
+        <w:rPr>
+          <w:i/>
+          <w:iCs/>
+        </w:rPr>
+        <w:t>random_state</w:t>
+      </w:r>
+      <w:proofErr w:type="spellEnd"/>
+      <w:r>
+        <w:t xml:space="preserve"> fixado em 42 e função de perda </w:t>
+      </w:r>
+      <w:r>
+        <w:rPr>
+          <w:i/>
+          <w:iCs/>
+        </w:rPr>
+        <w:t xml:space="preserve">Log </w:t>
+      </w:r>
+      <w:proofErr w:type="spellStart"/>
+      <w:r>
+        <w:rPr>
+          <w:i/>
+          <w:iCs/>
+        </w:rPr>
+        <w:t>Loss</w:t>
+      </w:r>
+      <w:proofErr w:type="spellEnd"/>
+      <w:r>
+        <w:rPr>
+          <w:i/>
+          <w:iCs/>
+        </w:rPr>
+        <w:t>.</w:t>
+      </w:r>
+    </w:p>
+    <w:p>
+      <w:pPr>
+        <w:pStyle w:val="ListParagraph"/>
+        <w:tabs>
+          <w:tab w:val="left" w:pos="1656"/>
+        </w:tabs>
+        <w:spacing w:line="360" w:lineRule="auto"/>
+        <w:ind w:left="1080"/>
+        <w:jc w:val="both"/>
+      </w:pPr>
+    </w:p>
+    <w:p>
+      <w:pPr>
+        <w:pStyle w:val="NormalWeb"/>
+        <w:numPr>
+          <w:ilvl w:val="0"/>
+          <w:numId w:val="1"/>
+        </w:numPr>
+        <w:spacing w:before="0" w:beforeAutospacing="0"/>
+        <w:rPr>
+          <w:rFonts w:ascii="Arial" w:hAnsi="Arial" w:cs="Arial"/>
+          <w:b/>
+          <w:bCs/>
+          <w:lang w:val="pt-BR"/>
+        </w:rPr>
+      </w:pPr>
+      <w:r>
+        <w:rPr>
+          <w:rFonts w:ascii="Arial" w:hAnsi="Arial" w:cs="Arial"/>
+          <w:b/>
+          <w:bCs/>
+          <w:lang w:val="pt-BR"/>
+        </w:rPr>
+        <w:t>Arquiteturas de MLP avaliadas</w:t>
+      </w:r>
+    </w:p>
+    <w:p>
+      <w:pPr>
+        <w:pStyle w:val="NormalWeb"/>
+        <w:spacing w:before="0" w:beforeAutospacing="0"/>
+        <w:ind w:left="360"/>
+        <w:rPr>
+          <w:rFonts w:asciiTheme="minorHAnsi" w:eastAsiaTheme="minorHAnsi" w:hAnsiTheme="minorHAnsi" w:cstheme="minorBidi"/>
+          <w:kern w:val="2"/>
+          <w:lang w:val="pt-BR"/>
+          <w14:ligatures w14:val="standardContextual"/>
+        </w:rPr>
+      </w:pPr>
+      <w:r>
+        <w:rPr>
+          <w:rFonts w:asciiTheme="minorHAnsi" w:eastAsiaTheme="minorHAnsi" w:hAnsiTheme="minorHAnsi" w:cstheme="minorBidi"/>
+          <w:kern w:val="2"/>
+          <w:lang w:val="pt-BR"/>
+          <w14:ligatures w14:val="standardContextual"/>
+        </w:rPr>
+        <w:t>Testou-se o plano de experimentação mínimo de 7 arquiteturas:</w:t>
+      </w:r>
+    </w:p>
+    <w:p>
+      <w:pPr>
+        <w:pStyle w:val="NormalWeb"/>
+        <w:numPr>
+          <w:ilvl w:val="0"/>
+          <w:numId w:val="7"/>
+        </w:numPr>
+        <w:spacing w:before="0" w:beforeAutospacing="0" w:line="360" w:lineRule="auto"/>
+        <w:rPr>
+          <w:rFonts w:asciiTheme="minorHAnsi" w:hAnsiTheme="minorHAnsi" w:cs="Arial"/>
+          <w:lang w:val="pt-BR"/>
+        </w:rPr>
+      </w:pPr>
+      <w:r>
+        <w:rPr>
+          <w:rFonts w:asciiTheme="minorHAnsi" w:hAnsiTheme="minorHAnsi" w:cs="Arial"/>
+          <w:b/>
+          <w:bCs/>
+          <w:lang w:val="pt-BR"/>
+        </w:rPr>
+        <w:t>E1 (Referência):</w:t>
+      </w:r>
+      <w:r>
+        <w:rPr>
+          <w:rFonts w:asciiTheme="minorHAnsi" w:hAnsiTheme="minorHAnsi" w:cs="Arial"/>
+          <w:lang w:val="pt-BR"/>
+        </w:rPr>
+        <w:t xml:space="preserve"> 1 camada (16 neurônios), ativação </w:t>
+      </w:r>
+      <w:proofErr w:type="spellStart"/>
+      <w:r>
+        <w:rPr>
+          <w:rFonts w:asciiTheme="minorHAnsi" w:hAnsiTheme="minorHAnsi" w:cs="Arial"/>
+          <w:lang w:val="pt-BR"/>
+        </w:rPr>
+        <w:t>ReLU</w:t>
+      </w:r>
+      <w:proofErr w:type="spellEnd"/>
+      <w:r>
+        <w:rPr>
+          <w:rFonts w:asciiTheme="minorHAnsi" w:hAnsiTheme="minorHAnsi" w:cs="Arial"/>
+          <w:lang w:val="pt-BR"/>
+        </w:rPr>
+        <w:t xml:space="preserve">.   </w:t>
+      </w:r>
+    </w:p>
+    <w:p>
+      <w:pPr>
+        <w:pStyle w:val="NormalWeb"/>
+        <w:numPr>
+          <w:ilvl w:val="0"/>
+          <w:numId w:val="7"/>
+        </w:numPr>
+        <w:spacing w:before="0" w:beforeAutospacing="0" w:line="360" w:lineRule="auto"/>
+        <w:rPr>
+          <w:rFonts w:asciiTheme="minorHAnsi" w:hAnsiTheme="minorHAnsi" w:cs="Arial"/>
+          <w:lang w:val="pt-BR"/>
+        </w:rPr>
+      </w:pPr>
+      <w:r>
+        <w:rPr>
+          <w:rFonts w:asciiTheme="minorHAnsi" w:hAnsiTheme="minorHAnsi" w:cs="Arial"/>
+          <w:b/>
+          <w:bCs/>
+          <w:lang w:val="pt-BR"/>
+        </w:rPr>
+        <w:t>E2 (Largura):</w:t>
+      </w:r>
+      <w:r>
+        <w:rPr>
+          <w:rFonts w:asciiTheme="minorHAnsi" w:hAnsiTheme="minorHAnsi" w:cs="Arial"/>
+          <w:lang w:val="pt-BR"/>
+        </w:rPr>
+        <w:t xml:space="preserve"> 1 camada (32 neurônios), ativação </w:t>
+      </w:r>
+      <w:proofErr w:type="spellStart"/>
+      <w:r>
+        <w:rPr>
+          <w:rFonts w:asciiTheme="minorHAnsi" w:hAnsiTheme="minorHAnsi" w:cs="Arial"/>
+          <w:lang w:val="pt-BR"/>
+        </w:rPr>
+        <w:t>ReLU</w:t>
+      </w:r>
+      <w:proofErr w:type="spellEnd"/>
+      <w:r>
+        <w:rPr>
+          <w:rFonts w:asciiTheme="minorHAnsi" w:hAnsiTheme="minorHAnsi" w:cs="Arial"/>
+          <w:lang w:val="pt-BR"/>
+        </w:rPr>
+        <w:t xml:space="preserve">.   </w:t>
+      </w:r>
+    </w:p>
+    <w:p>
+      <w:pPr>
+        <w:pStyle w:val="NormalWeb"/>
+        <w:numPr>
+          <w:ilvl w:val="0"/>
+          <w:numId w:val="7"/>
+        </w:numPr>
+        <w:spacing w:before="0" w:beforeAutospacing="0" w:line="360" w:lineRule="auto"/>
+        <w:rPr>
+          <w:rFonts w:asciiTheme="minorHAnsi" w:hAnsiTheme="minorHAnsi" w:cs="Arial"/>
+          <w:lang w:val="pt-BR"/>
+        </w:rPr>
+      </w:pPr>
+      <w:r>
+        <w:rPr>
+          <w:rFonts w:asciiTheme="minorHAnsi" w:hAnsiTheme="minorHAnsi" w:cs="Arial"/>
+          <w:b/>
+          <w:bCs/>
+          <w:lang w:val="pt-BR"/>
+        </w:rPr>
+        <w:t>E3 (Largura):</w:t>
+      </w:r>
+      <w:r>
+        <w:rPr>
+          <w:rFonts w:asciiTheme="minorHAnsi" w:hAnsiTheme="minorHAnsi" w:cs="Arial"/>
+          <w:lang w:val="pt-BR"/>
+        </w:rPr>
+        <w:t xml:space="preserve"> 1 camada (64 neurônios), ativação </w:t>
+      </w:r>
+      <w:proofErr w:type="spellStart"/>
+      <w:r>
+        <w:rPr>
+          <w:rFonts w:asciiTheme="minorHAnsi" w:hAnsiTheme="minorHAnsi" w:cs="Arial"/>
+          <w:lang w:val="pt-BR"/>
+        </w:rPr>
+        <w:t>ReLU</w:t>
+      </w:r>
+      <w:proofErr w:type="spellEnd"/>
+      <w:r>
+        <w:rPr>
+          <w:rFonts w:asciiTheme="minorHAnsi" w:hAnsiTheme="minorHAnsi" w:cs="Arial"/>
+          <w:lang w:val="pt-BR"/>
+        </w:rPr>
+        <w:t xml:space="preserve">.   </w:t>
+      </w:r>
+    </w:p>
+    <w:p>
+      <w:pPr>
+        <w:pStyle w:val="NormalWeb"/>
+        <w:numPr>
+          <w:ilvl w:val="0"/>
+          <w:numId w:val="7"/>
+        </w:numPr>
+        <w:spacing w:before="0" w:beforeAutospacing="0" w:line="360" w:lineRule="auto"/>
+        <w:rPr>
+          <w:rFonts w:asciiTheme="minorHAnsi" w:hAnsiTheme="minorHAnsi" w:cs="Arial"/>
+          <w:lang w:val="pt-BR"/>
+        </w:rPr>
+      </w:pPr>
+      <w:r>
+        <w:rPr>
+          <w:rFonts w:asciiTheme="minorHAnsi" w:hAnsiTheme="minorHAnsi" w:cs="Arial"/>
+          <w:b/>
+          <w:bCs/>
+          <w:lang w:val="pt-BR"/>
+        </w:rPr>
+        <w:t>E4 (Profundidade):</w:t>
+      </w:r>
+      <w:r>
+        <w:rPr>
+          <w:rFonts w:asciiTheme="minorHAnsi" w:hAnsiTheme="minorHAnsi" w:cs="Arial"/>
+          <w:lang w:val="pt-BR"/>
+        </w:rPr>
+        <w:t xml:space="preserve"> 2 camadas (32 e 16 neurônios), ativação </w:t>
+      </w:r>
+      <w:proofErr w:type="spellStart"/>
+      <w:r>
+        <w:rPr>
+          <w:rFonts w:asciiTheme="minorHAnsi" w:hAnsiTheme="minorHAnsi" w:cs="Arial"/>
+          <w:lang w:val="pt-BR"/>
+        </w:rPr>
+        <w:t>ReLU</w:t>
+      </w:r>
+      <w:proofErr w:type="spellEnd"/>
+      <w:r>
+        <w:rPr>
+          <w:rFonts w:asciiTheme="minorHAnsi" w:hAnsiTheme="minorHAnsi" w:cs="Arial"/>
+          <w:lang w:val="pt-BR"/>
+        </w:rPr>
+        <w:t xml:space="preserve">.   </w:t>
+      </w:r>
+    </w:p>
+    <w:p>
+      <w:pPr>
+        <w:pStyle w:val="NormalWeb"/>
+        <w:numPr>
+          <w:ilvl w:val="0"/>
+          <w:numId w:val="7"/>
+        </w:numPr>
+        <w:spacing w:before="0" w:beforeAutospacing="0" w:line="360" w:lineRule="auto"/>
+        <w:rPr>
+          <w:rFonts w:asciiTheme="minorHAnsi" w:hAnsiTheme="minorHAnsi" w:cs="Arial"/>
+          <w:lang w:val="pt-BR"/>
+        </w:rPr>
+      </w:pPr>
+      <w:r>
+        <w:rPr>
+          <w:rFonts w:asciiTheme="minorHAnsi" w:hAnsiTheme="minorHAnsi" w:cs="Arial"/>
+          <w:b/>
+          <w:bCs/>
+          <w:lang w:val="pt-BR"/>
+        </w:rPr>
+        <w:t>E5 (Profundidade):</w:t>
+      </w:r>
+      <w:r>
+        <w:rPr>
+          <w:rFonts w:asciiTheme="minorHAnsi" w:hAnsiTheme="minorHAnsi" w:cs="Arial"/>
+          <w:lang w:val="pt-BR"/>
+        </w:rPr>
+        <w:t xml:space="preserve"> 3 camadas (64, 32 e 16 neurônios), ativação </w:t>
+      </w:r>
+      <w:proofErr w:type="spellStart"/>
+      <w:r>
+        <w:rPr>
+          <w:rFonts w:asciiTheme="minorHAnsi" w:hAnsiTheme="minorHAnsi" w:cs="Arial"/>
+          <w:lang w:val="pt-BR"/>
+        </w:rPr>
+        <w:t>ReLU</w:t>
+      </w:r>
+      <w:proofErr w:type="spellEnd"/>
+      <w:r>
+        <w:rPr>
+          <w:rFonts w:asciiTheme="minorHAnsi" w:hAnsiTheme="minorHAnsi" w:cs="Arial"/>
+          <w:lang w:val="pt-BR"/>
+        </w:rPr>
+        <w:t xml:space="preserve">.   </w:t>
+      </w:r>
+    </w:p>
+    <w:p>
+      <w:pPr>
+        <w:pStyle w:val="NormalWeb"/>
+        <w:numPr>
+          <w:ilvl w:val="0"/>
+          <w:numId w:val="7"/>
+        </w:numPr>
+        <w:spacing w:before="0" w:beforeAutospacing="0" w:line="360" w:lineRule="auto"/>
+        <w:rPr>
+          <w:rFonts w:asciiTheme="minorHAnsi" w:hAnsiTheme="minorHAnsi" w:cs="Arial"/>
+          <w:lang w:val="pt-BR"/>
+        </w:rPr>
+      </w:pPr>
+      <w:r>
+        <w:rPr>
+          <w:rFonts w:asciiTheme="minorHAnsi" w:hAnsiTheme="minorHAnsi" w:cs="Arial"/>
+          <w:b/>
+          <w:bCs/>
+          <w:lang w:val="pt-BR"/>
+        </w:rPr>
+        <w:t>E6 (Ativação):</w:t>
+      </w:r>
+      <w:r>
+        <w:rPr>
+          <w:rFonts w:asciiTheme="minorHAnsi" w:hAnsiTheme="minorHAnsi" w:cs="Arial"/>
+          <w:lang w:val="pt-BR"/>
+        </w:rPr>
+        <w:t xml:space="preserve"> 1 camada (32 neurônios), ativação </w:t>
+      </w:r>
+      <w:proofErr w:type="spellStart"/>
+      <w:r>
+        <w:rPr>
+          <w:rFonts w:asciiTheme="minorHAnsi" w:hAnsiTheme="minorHAnsi" w:cs="Arial"/>
+          <w:lang w:val="pt-BR"/>
+        </w:rPr>
+        <w:t>Tanh</w:t>
+      </w:r>
+      <w:proofErr w:type="spellEnd"/>
+      <w:r>
+        <w:rPr>
+          <w:rFonts w:asciiTheme="minorHAnsi" w:hAnsiTheme="minorHAnsi" w:cs="Arial"/>
+          <w:lang w:val="pt-BR"/>
+        </w:rPr>
+        <w:t xml:space="preserve">.   </w:t>
+      </w:r>
+    </w:p>
+    <w:p>
+      <w:pPr>
+        <w:pStyle w:val="NormalWeb"/>
+        <w:numPr>
+          <w:ilvl w:val="0"/>
+          <w:numId w:val="7"/>
+        </w:numPr>
+        <w:spacing w:before="0" w:beforeAutospacing="0" w:line="360" w:lineRule="auto"/>
+        <w:rPr>
+          <w:rFonts w:asciiTheme="minorHAnsi" w:hAnsiTheme="minorHAnsi" w:cs="Arial"/>
+          <w:lang w:val="pt-BR"/>
+        </w:rPr>
+      </w:pPr>
+      <w:r>
+        <w:rPr>
+          <w:rFonts w:asciiTheme="minorHAnsi" w:hAnsiTheme="minorHAnsi" w:cs="Arial"/>
+          <w:b/>
+          <w:bCs/>
+          <w:lang w:val="pt-BR"/>
+        </w:rPr>
+        <w:t>E7 (Ativação):</w:t>
+      </w:r>
+      <w:r>
+        <w:rPr>
+          <w:rFonts w:asciiTheme="minorHAnsi" w:hAnsiTheme="minorHAnsi" w:cs="Arial"/>
+          <w:lang w:val="pt-BR"/>
+        </w:rPr>
+        <w:t xml:space="preserve"> 1 camada (32 neurônios), ativação </w:t>
+      </w:r>
+      <w:proofErr w:type="spellStart"/>
+      <w:r>
+        <w:rPr>
+          <w:rFonts w:asciiTheme="minorHAnsi" w:hAnsiTheme="minorHAnsi" w:cs="Arial"/>
+          <w:lang w:val="pt-BR"/>
+        </w:rPr>
+        <w:t>Logistic</w:t>
+      </w:r>
+      <w:proofErr w:type="spellEnd"/>
+      <w:r>
+        <w:rPr>
+          <w:rFonts w:asciiTheme="minorHAnsi" w:hAnsiTheme="minorHAnsi" w:cs="Arial"/>
+          <w:lang w:val="pt-BR"/>
+        </w:rPr>
+        <w:t xml:space="preserve"> (</w:t>
+      </w:r>
+      <w:proofErr w:type="spellStart"/>
+      <w:r>
+        <w:rPr>
+          <w:rFonts w:asciiTheme="minorHAnsi" w:hAnsiTheme="minorHAnsi" w:cs="Arial"/>
+          <w:lang w:val="pt-BR"/>
+        </w:rPr>
+        <w:t>Sigmoid</w:t>
+      </w:r>
+      <w:proofErr w:type="spellEnd"/>
+      <w:r>
+        <w:rPr>
+          <w:rFonts w:asciiTheme="minorHAnsi" w:hAnsiTheme="minorHAnsi" w:cs="Arial"/>
+          <w:lang w:val="pt-BR"/>
+        </w:rPr>
+        <w:t>).</w:t>
+      </w:r>
+    </w:p>
+    <w:p>
+      <w:pPr>
+        <w:tabs>
+          <w:tab w:val="left" w:pos="1656"/>
+        </w:tabs>
+        <w:ind w:left="360"/>
+        <w:jc w:val="both"/>
+        <w:rPr>
+          <w:b/>
+          <w:bCs/>
+        </w:rPr>
+      </w:pPr>
     </w:p>
     <w:p>
       <w:pPr>
@@ -759,6 +1503,3229 @@
         <w:jc w:val="both"/>
       </w:pPr>
     </w:p>
+    <w:p>
+      <w:pPr>
+        <w:pStyle w:val="ListParagraph"/>
+        <w:numPr>
+          <w:ilvl w:val="0"/>
+          <w:numId w:val="1"/>
+        </w:numPr>
+        <w:tabs>
+          <w:tab w:val="left" w:pos="1656"/>
+        </w:tabs>
+        <w:jc w:val="both"/>
+        <w:rPr>
+          <w:b/>
+          <w:bCs/>
+        </w:rPr>
+      </w:pPr>
+      <w:r>
+        <w:rPr>
+          <w:b/>
+          <w:bCs/>
+        </w:rPr>
+        <w:lastRenderedPageBreak/>
+        <w:t>Resultados</w:t>
+      </w:r>
+    </w:p>
+    <w:tbl>
+      <w:tblPr>
+        <w:tblpPr w:leftFromText="180" w:rightFromText="180" w:vertAnchor="page" w:horzAnchor="margin" w:tblpXSpec="center" w:tblpY="2551"/>
+        <w:tblW w:w="10696" w:type="dxa"/>
+        <w:tblLook w:val="04A0" w:firstRow="1" w:lastRow="0" w:firstColumn="1" w:lastColumn="0" w:noHBand="0" w:noVBand="1"/>
+      </w:tblPr>
+      <w:tblGrid>
+        <w:gridCol w:w="943"/>
+        <w:gridCol w:w="1645"/>
+        <w:gridCol w:w="1399"/>
+        <w:gridCol w:w="1316"/>
+        <w:gridCol w:w="1432"/>
+        <w:gridCol w:w="1399"/>
+        <w:gridCol w:w="1246"/>
+        <w:gridCol w:w="1316"/>
+      </w:tblGrid>
+      <w:tr>
+        <w:trPr>
+          <w:trHeight w:val="557"/>
+        </w:trPr>
+        <w:tc>
+          <w:tcPr>
+            <w:tcW w:w="943" w:type="dxa"/>
+            <w:tcBorders>
+              <w:top w:val="single" w:sz="8" w:space="0" w:color="C4C7C5"/>
+              <w:left w:val="single" w:sz="8" w:space="0" w:color="C4C7C5"/>
+              <w:bottom w:val="single" w:sz="8" w:space="0" w:color="C4C7C5"/>
+              <w:right w:val="single" w:sz="8" w:space="0" w:color="C4C7C5"/>
+            </w:tcBorders>
+            <w:shd w:val="clear" w:color="auto" w:fill="auto"/>
+            <w:vAlign w:val="center"/>
+            <w:hideMark/>
+          </w:tcPr>
+          <w:p>
+            <w:pPr>
+              <w:spacing w:after="0" w:line="240" w:lineRule="auto"/>
+              <w:ind w:firstLineChars="100" w:firstLine="220"/>
+              <w:rPr>
+                <w:rFonts w:ascii="Arial" w:eastAsia="Times New Roman" w:hAnsi="Arial" w:cs="Arial"/>
+                <w:b/>
+                <w:bCs/>
+                <w:color w:val="1F1F1F"/>
+                <w:kern w:val="0"/>
+                <w:sz w:val="22"/>
+                <w:szCs w:val="22"/>
+                <w:lang w:val="en-US"/>
+                <w14:ligatures w14:val="none"/>
+              </w:rPr>
+            </w:pPr>
+            <w:r>
+              <w:rPr>
+                <w:rFonts w:ascii="Arial" w:eastAsia="Times New Roman" w:hAnsi="Arial" w:cs="Arial"/>
+                <w:b/>
+                <w:bCs/>
+                <w:color w:val="1F1F1F"/>
+                <w:kern w:val="0"/>
+                <w:sz w:val="22"/>
+                <w:szCs w:val="22"/>
+                <w:lang w:val="en-US"/>
+                <w14:ligatures w14:val="none"/>
+              </w:rPr>
+              <w:t>ID</w:t>
+            </w:r>
+          </w:p>
+        </w:tc>
+        <w:tc>
+          <w:tcPr>
+            <w:tcW w:w="1645" w:type="dxa"/>
+            <w:tcBorders>
+              <w:top w:val="single" w:sz="8" w:space="0" w:color="C4C7C5"/>
+              <w:left w:val="single" w:sz="8" w:space="0" w:color="C4C7C5"/>
+              <w:bottom w:val="single" w:sz="8" w:space="0" w:color="C4C7C5"/>
+              <w:right w:val="single" w:sz="8" w:space="0" w:color="C4C7C5"/>
+            </w:tcBorders>
+            <w:shd w:val="clear" w:color="auto" w:fill="auto"/>
+            <w:vAlign w:val="center"/>
+            <w:hideMark/>
+          </w:tcPr>
+          <w:p>
+            <w:pPr>
+              <w:spacing w:after="0" w:line="240" w:lineRule="auto"/>
+              <w:ind w:firstLineChars="100" w:firstLine="220"/>
+              <w:rPr>
+                <w:rFonts w:ascii="Arial" w:eastAsia="Times New Roman" w:hAnsi="Arial" w:cs="Arial"/>
+                <w:b/>
+                <w:bCs/>
+                <w:color w:val="1F1F1F"/>
+                <w:kern w:val="0"/>
+                <w:sz w:val="22"/>
+                <w:szCs w:val="22"/>
+                <w:lang w:val="en-US"/>
+                <w14:ligatures w14:val="none"/>
+              </w:rPr>
+            </w:pPr>
+            <w:proofErr w:type="spellStart"/>
+            <w:r>
+              <w:rPr>
+                <w:rFonts w:ascii="Arial" w:eastAsia="Times New Roman" w:hAnsi="Arial" w:cs="Arial"/>
+                <w:b/>
+                <w:bCs/>
+                <w:color w:val="1F1F1F"/>
+                <w:kern w:val="0"/>
+                <w:sz w:val="22"/>
+                <w:szCs w:val="22"/>
+                <w:lang w:val="en-US"/>
+                <w14:ligatures w14:val="none"/>
+              </w:rPr>
+              <w:t>Camadas</w:t>
+            </w:r>
+            <w:proofErr w:type="spellEnd"/>
+          </w:p>
+        </w:tc>
+        <w:tc>
+          <w:tcPr>
+            <w:tcW w:w="1399" w:type="dxa"/>
+            <w:tcBorders>
+              <w:top w:val="single" w:sz="8" w:space="0" w:color="C4C7C5"/>
+              <w:left w:val="single" w:sz="8" w:space="0" w:color="C4C7C5"/>
+              <w:bottom w:val="single" w:sz="8" w:space="0" w:color="C4C7C5"/>
+              <w:right w:val="single" w:sz="8" w:space="0" w:color="C4C7C5"/>
+            </w:tcBorders>
+            <w:shd w:val="clear" w:color="auto" w:fill="auto"/>
+            <w:vAlign w:val="center"/>
+            <w:hideMark/>
+          </w:tcPr>
+          <w:p>
+            <w:pPr>
+              <w:spacing w:after="0" w:line="240" w:lineRule="auto"/>
+              <w:ind w:firstLineChars="100" w:firstLine="220"/>
+              <w:rPr>
+                <w:rFonts w:ascii="Arial" w:eastAsia="Times New Roman" w:hAnsi="Arial" w:cs="Arial"/>
+                <w:b/>
+                <w:bCs/>
+                <w:color w:val="1F1F1F"/>
+                <w:kern w:val="0"/>
+                <w:sz w:val="22"/>
+                <w:szCs w:val="22"/>
+                <w:lang w:val="en-US"/>
+                <w14:ligatures w14:val="none"/>
+              </w:rPr>
+            </w:pPr>
+            <w:proofErr w:type="spellStart"/>
+            <w:r>
+              <w:rPr>
+                <w:rFonts w:ascii="Arial" w:eastAsia="Times New Roman" w:hAnsi="Arial" w:cs="Arial"/>
+                <w:b/>
+                <w:bCs/>
+                <w:color w:val="1F1F1F"/>
+                <w:kern w:val="0"/>
+                <w:sz w:val="22"/>
+                <w:szCs w:val="22"/>
+                <w:lang w:val="en-US"/>
+                <w14:ligatures w14:val="none"/>
+              </w:rPr>
+              <w:t>Ativação</w:t>
+            </w:r>
+            <w:proofErr w:type="spellEnd"/>
+          </w:p>
+        </w:tc>
+        <w:tc>
+          <w:tcPr>
+            <w:tcW w:w="1316" w:type="dxa"/>
+            <w:tcBorders>
+              <w:top w:val="single" w:sz="8" w:space="0" w:color="C4C7C5"/>
+              <w:left w:val="single" w:sz="8" w:space="0" w:color="C4C7C5"/>
+              <w:bottom w:val="single" w:sz="8" w:space="0" w:color="C4C7C5"/>
+              <w:right w:val="single" w:sz="8" w:space="0" w:color="C4C7C5"/>
+            </w:tcBorders>
+            <w:shd w:val="clear" w:color="auto" w:fill="auto"/>
+            <w:vAlign w:val="center"/>
+            <w:hideMark/>
+          </w:tcPr>
+          <w:p>
+            <w:pPr>
+              <w:spacing w:after="0" w:line="240" w:lineRule="auto"/>
+              <w:ind w:firstLineChars="100" w:firstLine="220"/>
+              <w:rPr>
+                <w:rFonts w:ascii="Arial" w:eastAsia="Times New Roman" w:hAnsi="Arial" w:cs="Arial"/>
+                <w:b/>
+                <w:bCs/>
+                <w:color w:val="1F1F1F"/>
+                <w:kern w:val="0"/>
+                <w:sz w:val="22"/>
+                <w:szCs w:val="22"/>
+                <w:lang w:val="en-US"/>
+                <w14:ligatures w14:val="none"/>
+              </w:rPr>
+            </w:pPr>
+            <w:r>
+              <w:rPr>
+                <w:rFonts w:ascii="Arial" w:eastAsia="Times New Roman" w:hAnsi="Arial" w:cs="Arial"/>
+                <w:b/>
+                <w:bCs/>
+                <w:color w:val="1F1F1F"/>
+                <w:kern w:val="0"/>
+                <w:sz w:val="22"/>
+                <w:szCs w:val="22"/>
+                <w:lang w:val="en-US"/>
+                <w14:ligatures w14:val="none"/>
+              </w:rPr>
+              <w:t>Loss val.</w:t>
+            </w:r>
+          </w:p>
+        </w:tc>
+        <w:tc>
+          <w:tcPr>
+            <w:tcW w:w="1432" w:type="dxa"/>
+            <w:tcBorders>
+              <w:top w:val="single" w:sz="8" w:space="0" w:color="C4C7C5"/>
+              <w:left w:val="single" w:sz="8" w:space="0" w:color="C4C7C5"/>
+              <w:bottom w:val="single" w:sz="8" w:space="0" w:color="C4C7C5"/>
+              <w:right w:val="single" w:sz="8" w:space="0" w:color="C4C7C5"/>
+            </w:tcBorders>
+            <w:shd w:val="clear" w:color="auto" w:fill="auto"/>
+            <w:vAlign w:val="center"/>
+            <w:hideMark/>
+          </w:tcPr>
+          <w:p>
+            <w:pPr>
+              <w:spacing w:after="0" w:line="240" w:lineRule="auto"/>
+              <w:ind w:firstLineChars="100" w:firstLine="220"/>
+              <w:rPr>
+                <w:rFonts w:ascii="Arial" w:eastAsia="Times New Roman" w:hAnsi="Arial" w:cs="Arial"/>
+                <w:b/>
+                <w:bCs/>
+                <w:color w:val="1F1F1F"/>
+                <w:kern w:val="0"/>
+                <w:sz w:val="22"/>
+                <w:szCs w:val="22"/>
+                <w:lang w:val="en-US"/>
+                <w14:ligatures w14:val="none"/>
+              </w:rPr>
+            </w:pPr>
+            <w:proofErr w:type="spellStart"/>
+            <w:r>
+              <w:rPr>
+                <w:rFonts w:ascii="Arial" w:eastAsia="Times New Roman" w:hAnsi="Arial" w:cs="Arial"/>
+                <w:b/>
+                <w:bCs/>
+                <w:color w:val="1F1F1F"/>
+                <w:kern w:val="0"/>
+                <w:sz w:val="22"/>
+                <w:szCs w:val="22"/>
+                <w:lang w:val="en-US"/>
+                <w14:ligatures w14:val="none"/>
+              </w:rPr>
+              <w:t>Acurácia</w:t>
+            </w:r>
+            <w:proofErr w:type="spellEnd"/>
+          </w:p>
+        </w:tc>
+        <w:tc>
+          <w:tcPr>
+            <w:tcW w:w="1399" w:type="dxa"/>
+            <w:tcBorders>
+              <w:top w:val="single" w:sz="8" w:space="0" w:color="C4C7C5"/>
+              <w:left w:val="single" w:sz="8" w:space="0" w:color="C4C7C5"/>
+              <w:bottom w:val="single" w:sz="8" w:space="0" w:color="C4C7C5"/>
+              <w:right w:val="single" w:sz="8" w:space="0" w:color="C4C7C5"/>
+            </w:tcBorders>
+            <w:shd w:val="clear" w:color="auto" w:fill="auto"/>
+            <w:vAlign w:val="center"/>
+            <w:hideMark/>
+          </w:tcPr>
+          <w:p>
+            <w:pPr>
+              <w:spacing w:after="0" w:line="240" w:lineRule="auto"/>
+              <w:ind w:firstLineChars="100" w:firstLine="220"/>
+              <w:rPr>
+                <w:rFonts w:ascii="Arial" w:eastAsia="Times New Roman" w:hAnsi="Arial" w:cs="Arial"/>
+                <w:b/>
+                <w:bCs/>
+                <w:color w:val="1F1F1F"/>
+                <w:kern w:val="0"/>
+                <w:sz w:val="22"/>
+                <w:szCs w:val="22"/>
+                <w:lang w:val="en-US"/>
+                <w14:ligatures w14:val="none"/>
+              </w:rPr>
+            </w:pPr>
+            <w:proofErr w:type="spellStart"/>
+            <w:r>
+              <w:rPr>
+                <w:rFonts w:ascii="Arial" w:eastAsia="Times New Roman" w:hAnsi="Arial" w:cs="Arial"/>
+                <w:b/>
+                <w:bCs/>
+                <w:color w:val="1F1F1F"/>
+                <w:kern w:val="0"/>
+                <w:sz w:val="22"/>
+                <w:szCs w:val="22"/>
+                <w:lang w:val="en-US"/>
+                <w14:ligatures w14:val="none"/>
+              </w:rPr>
+              <w:t>Precisão</w:t>
+            </w:r>
+            <w:proofErr w:type="spellEnd"/>
+          </w:p>
+        </w:tc>
+        <w:tc>
+          <w:tcPr>
+            <w:tcW w:w="1246" w:type="dxa"/>
+            <w:tcBorders>
+              <w:top w:val="single" w:sz="8" w:space="0" w:color="C4C7C5"/>
+              <w:left w:val="single" w:sz="8" w:space="0" w:color="C4C7C5"/>
+              <w:bottom w:val="single" w:sz="8" w:space="0" w:color="C4C7C5"/>
+              <w:right w:val="single" w:sz="8" w:space="0" w:color="C4C7C5"/>
+            </w:tcBorders>
+            <w:shd w:val="clear" w:color="auto" w:fill="auto"/>
+            <w:vAlign w:val="center"/>
+            <w:hideMark/>
+          </w:tcPr>
+          <w:p>
+            <w:pPr>
+              <w:spacing w:after="0" w:line="240" w:lineRule="auto"/>
+              <w:ind w:firstLineChars="100" w:firstLine="220"/>
+              <w:rPr>
+                <w:rFonts w:ascii="Arial" w:eastAsia="Times New Roman" w:hAnsi="Arial" w:cs="Arial"/>
+                <w:b/>
+                <w:bCs/>
+                <w:color w:val="1F1F1F"/>
+                <w:kern w:val="0"/>
+                <w:sz w:val="22"/>
+                <w:szCs w:val="22"/>
+                <w:lang w:val="en-US"/>
+                <w14:ligatures w14:val="none"/>
+              </w:rPr>
+            </w:pPr>
+            <w:r>
+              <w:rPr>
+                <w:rFonts w:ascii="Arial" w:eastAsia="Times New Roman" w:hAnsi="Arial" w:cs="Arial"/>
+                <w:b/>
+                <w:bCs/>
+                <w:color w:val="1F1F1F"/>
+                <w:kern w:val="0"/>
+                <w:sz w:val="22"/>
+                <w:szCs w:val="22"/>
+                <w:lang w:val="en-US"/>
+                <w14:ligatures w14:val="none"/>
+              </w:rPr>
+              <w:t>Recall</w:t>
+            </w:r>
+          </w:p>
+        </w:tc>
+        <w:tc>
+          <w:tcPr>
+            <w:tcW w:w="1316" w:type="dxa"/>
+            <w:tcBorders>
+              <w:top w:val="single" w:sz="8" w:space="0" w:color="C4C7C5"/>
+              <w:left w:val="single" w:sz="8" w:space="0" w:color="C4C7C5"/>
+              <w:bottom w:val="single" w:sz="8" w:space="0" w:color="C4C7C5"/>
+              <w:right w:val="single" w:sz="8" w:space="0" w:color="C4C7C5"/>
+            </w:tcBorders>
+            <w:shd w:val="clear" w:color="auto" w:fill="auto"/>
+            <w:vAlign w:val="center"/>
+            <w:hideMark/>
+          </w:tcPr>
+          <w:p>
+            <w:pPr>
+              <w:spacing w:after="0" w:line="240" w:lineRule="auto"/>
+              <w:ind w:firstLineChars="100" w:firstLine="220"/>
+              <w:rPr>
+                <w:rFonts w:ascii="Arial" w:eastAsia="Times New Roman" w:hAnsi="Arial" w:cs="Arial"/>
+                <w:b/>
+                <w:bCs/>
+                <w:color w:val="1F1F1F"/>
+                <w:kern w:val="0"/>
+                <w:sz w:val="22"/>
+                <w:szCs w:val="22"/>
+                <w:lang w:val="en-US"/>
+                <w14:ligatures w14:val="none"/>
+              </w:rPr>
+            </w:pPr>
+            <w:r>
+              <w:rPr>
+                <w:rFonts w:ascii="Arial" w:eastAsia="Times New Roman" w:hAnsi="Arial" w:cs="Arial"/>
+                <w:b/>
+                <w:bCs/>
+                <w:color w:val="1F1F1F"/>
+                <w:kern w:val="0"/>
+                <w:sz w:val="22"/>
+                <w:szCs w:val="22"/>
+                <w:lang w:val="en-US"/>
+                <w14:ligatures w14:val="none"/>
+              </w:rPr>
+              <w:t>F1</w:t>
+            </w:r>
+          </w:p>
+        </w:tc>
+      </w:tr>
+      <w:tr>
+        <w:trPr>
+          <w:trHeight w:val="557"/>
+        </w:trPr>
+        <w:tc>
+          <w:tcPr>
+            <w:tcW w:w="943" w:type="dxa"/>
+            <w:tcBorders>
+              <w:top w:val="single" w:sz="8" w:space="0" w:color="C4C7C5"/>
+              <w:left w:val="single" w:sz="8" w:space="0" w:color="C4C7C5"/>
+              <w:bottom w:val="single" w:sz="8" w:space="0" w:color="C4C7C5"/>
+              <w:right w:val="single" w:sz="8" w:space="0" w:color="C4C7C5"/>
+            </w:tcBorders>
+            <w:shd w:val="clear" w:color="D9D9D9" w:fill="D9D9D9"/>
+            <w:vAlign w:val="center"/>
+            <w:hideMark/>
+          </w:tcPr>
+          <w:p>
+            <w:pPr>
+              <w:spacing w:after="0" w:line="240" w:lineRule="auto"/>
+              <w:ind w:firstLineChars="100" w:firstLine="220"/>
+              <w:rPr>
+                <w:rFonts w:ascii="Arial" w:eastAsia="Times New Roman" w:hAnsi="Arial" w:cs="Arial"/>
+                <w:b/>
+                <w:bCs/>
+                <w:color w:val="1F1F1F"/>
+                <w:kern w:val="0"/>
+                <w:sz w:val="22"/>
+                <w:szCs w:val="22"/>
+                <w:lang w:val="en-US"/>
+                <w14:ligatures w14:val="none"/>
+              </w:rPr>
+            </w:pPr>
+            <w:r>
+              <w:rPr>
+                <w:rFonts w:ascii="Arial" w:eastAsia="Times New Roman" w:hAnsi="Arial" w:cs="Arial"/>
+                <w:b/>
+                <w:bCs/>
+                <w:color w:val="1F1F1F"/>
+                <w:kern w:val="0"/>
+                <w:sz w:val="22"/>
+                <w:szCs w:val="22"/>
+                <w:lang w:val="en-US"/>
+                <w14:ligatures w14:val="none"/>
+              </w:rPr>
+              <w:t>E1</w:t>
+            </w:r>
+          </w:p>
+        </w:tc>
+        <w:tc>
+          <w:tcPr>
+            <w:tcW w:w="1645" w:type="dxa"/>
+            <w:tcBorders>
+              <w:top w:val="single" w:sz="8" w:space="0" w:color="C4C7C5"/>
+              <w:left w:val="single" w:sz="8" w:space="0" w:color="C4C7C5"/>
+              <w:bottom w:val="single" w:sz="8" w:space="0" w:color="C4C7C5"/>
+              <w:right w:val="single" w:sz="8" w:space="0" w:color="C4C7C5"/>
+            </w:tcBorders>
+            <w:shd w:val="clear" w:color="D9D9D9" w:fill="D9D9D9"/>
+            <w:vAlign w:val="center"/>
+            <w:hideMark/>
+          </w:tcPr>
+          <w:p>
+            <w:pPr>
+              <w:spacing w:after="0" w:line="240" w:lineRule="auto"/>
+              <w:ind w:firstLineChars="100" w:firstLine="220"/>
+              <w:rPr>
+                <w:rFonts w:ascii="Arial" w:eastAsia="Times New Roman" w:hAnsi="Arial" w:cs="Arial"/>
+                <w:color w:val="1F1F1F"/>
+                <w:kern w:val="0"/>
+                <w:sz w:val="22"/>
+                <w:szCs w:val="22"/>
+                <w:lang w:val="en-US"/>
+                <w14:ligatures w14:val="none"/>
+              </w:rPr>
+            </w:pPr>
+            <w:r>
+              <w:rPr>
+                <w:rFonts w:ascii="Arial" w:eastAsia="Times New Roman" w:hAnsi="Arial" w:cs="Arial"/>
+                <w:color w:val="1F1F1F"/>
+                <w:kern w:val="0"/>
+                <w:sz w:val="22"/>
+                <w:szCs w:val="22"/>
+                <w:lang w:val="en-US"/>
+                <w14:ligatures w14:val="none"/>
+              </w:rPr>
+              <w:t>(16,)</w:t>
+            </w:r>
+          </w:p>
+        </w:tc>
+        <w:tc>
+          <w:tcPr>
+            <w:tcW w:w="1399" w:type="dxa"/>
+            <w:tcBorders>
+              <w:top w:val="single" w:sz="8" w:space="0" w:color="C4C7C5"/>
+              <w:left w:val="single" w:sz="8" w:space="0" w:color="C4C7C5"/>
+              <w:bottom w:val="single" w:sz="8" w:space="0" w:color="C4C7C5"/>
+              <w:right w:val="single" w:sz="8" w:space="0" w:color="C4C7C5"/>
+            </w:tcBorders>
+            <w:shd w:val="clear" w:color="D9D9D9" w:fill="D9D9D9"/>
+            <w:vAlign w:val="center"/>
+            <w:hideMark/>
+          </w:tcPr>
+          <w:p>
+            <w:pPr>
+              <w:spacing w:after="0" w:line="240" w:lineRule="auto"/>
+              <w:ind w:firstLineChars="100" w:firstLine="220"/>
+              <w:rPr>
+                <w:rFonts w:ascii="Arial" w:eastAsia="Times New Roman" w:hAnsi="Arial" w:cs="Arial"/>
+                <w:color w:val="1F1F1F"/>
+                <w:kern w:val="0"/>
+                <w:sz w:val="22"/>
+                <w:szCs w:val="22"/>
+                <w:lang w:val="en-US"/>
+                <w14:ligatures w14:val="none"/>
+              </w:rPr>
+            </w:pPr>
+            <w:proofErr w:type="spellStart"/>
+            <w:r>
+              <w:rPr>
+                <w:rFonts w:ascii="Arial" w:eastAsia="Times New Roman" w:hAnsi="Arial" w:cs="Arial"/>
+                <w:color w:val="1F1F1F"/>
+                <w:kern w:val="0"/>
+                <w:sz w:val="22"/>
+                <w:szCs w:val="22"/>
+                <w:lang w:val="en-US"/>
+                <w14:ligatures w14:val="none"/>
+              </w:rPr>
+              <w:t>relu</w:t>
+            </w:r>
+            <w:proofErr w:type="spellEnd"/>
+          </w:p>
+        </w:tc>
+        <w:tc>
+          <w:tcPr>
+            <w:tcW w:w="1316" w:type="dxa"/>
+            <w:tcBorders>
+              <w:top w:val="single" w:sz="8" w:space="0" w:color="C4C7C5"/>
+              <w:left w:val="single" w:sz="8" w:space="0" w:color="C4C7C5"/>
+              <w:bottom w:val="single" w:sz="8" w:space="0" w:color="C4C7C5"/>
+              <w:right w:val="single" w:sz="8" w:space="0" w:color="C4C7C5"/>
+            </w:tcBorders>
+            <w:shd w:val="clear" w:color="D9D9D9" w:fill="D9D9D9"/>
+            <w:vAlign w:val="center"/>
+            <w:hideMark/>
+          </w:tcPr>
+          <w:p>
+            <w:pPr>
+              <w:spacing w:after="0" w:line="240" w:lineRule="auto"/>
+              <w:ind w:firstLineChars="100" w:firstLine="220"/>
+              <w:rPr>
+                <w:rFonts w:ascii="Arial" w:eastAsia="Times New Roman" w:hAnsi="Arial" w:cs="Arial"/>
+                <w:color w:val="1F1F1F"/>
+                <w:kern w:val="0"/>
+                <w:sz w:val="22"/>
+                <w:szCs w:val="22"/>
+                <w:lang w:val="en-US"/>
+                <w14:ligatures w14:val="none"/>
+              </w:rPr>
+            </w:pPr>
+            <w:r>
+              <w:rPr>
+                <w:rFonts w:ascii="Arial" w:eastAsia="Times New Roman" w:hAnsi="Arial" w:cs="Arial"/>
+                <w:color w:val="1F1F1F"/>
+                <w:kern w:val="0"/>
+                <w:sz w:val="22"/>
+                <w:szCs w:val="22"/>
+                <w:lang w:val="en-US"/>
+                <w14:ligatures w14:val="none"/>
+              </w:rPr>
+              <w:t>0.1619</w:t>
+            </w:r>
+          </w:p>
+        </w:tc>
+        <w:tc>
+          <w:tcPr>
+            <w:tcW w:w="1432" w:type="dxa"/>
+            <w:tcBorders>
+              <w:top w:val="single" w:sz="8" w:space="0" w:color="C4C7C5"/>
+              <w:left w:val="single" w:sz="8" w:space="0" w:color="C4C7C5"/>
+              <w:bottom w:val="single" w:sz="8" w:space="0" w:color="C4C7C5"/>
+              <w:right w:val="single" w:sz="8" w:space="0" w:color="C4C7C5"/>
+            </w:tcBorders>
+            <w:shd w:val="clear" w:color="D9D9D9" w:fill="D9D9D9"/>
+            <w:vAlign w:val="center"/>
+            <w:hideMark/>
+          </w:tcPr>
+          <w:p>
+            <w:pPr>
+              <w:spacing w:after="0" w:line="240" w:lineRule="auto"/>
+              <w:ind w:firstLineChars="100" w:firstLine="220"/>
+              <w:rPr>
+                <w:rFonts w:ascii="Arial" w:eastAsia="Times New Roman" w:hAnsi="Arial" w:cs="Arial"/>
+                <w:color w:val="1F1F1F"/>
+                <w:kern w:val="0"/>
+                <w:sz w:val="22"/>
+                <w:szCs w:val="22"/>
+                <w:lang w:val="en-US"/>
+                <w14:ligatures w14:val="none"/>
+              </w:rPr>
+            </w:pPr>
+            <w:r>
+              <w:rPr>
+                <w:rFonts w:ascii="Arial" w:eastAsia="Times New Roman" w:hAnsi="Arial" w:cs="Arial"/>
+                <w:color w:val="1F1F1F"/>
+                <w:kern w:val="0"/>
+                <w:sz w:val="22"/>
+                <w:szCs w:val="22"/>
+                <w:lang w:val="en-US"/>
+                <w14:ligatures w14:val="none"/>
+              </w:rPr>
+              <w:t>0.96</w:t>
+            </w:r>
+          </w:p>
+        </w:tc>
+        <w:tc>
+          <w:tcPr>
+            <w:tcW w:w="1399" w:type="dxa"/>
+            <w:tcBorders>
+              <w:top w:val="single" w:sz="8" w:space="0" w:color="C4C7C5"/>
+              <w:left w:val="single" w:sz="8" w:space="0" w:color="C4C7C5"/>
+              <w:bottom w:val="single" w:sz="8" w:space="0" w:color="C4C7C5"/>
+              <w:right w:val="single" w:sz="8" w:space="0" w:color="C4C7C5"/>
+            </w:tcBorders>
+            <w:shd w:val="clear" w:color="D9D9D9" w:fill="D9D9D9"/>
+            <w:vAlign w:val="center"/>
+            <w:hideMark/>
+          </w:tcPr>
+          <w:p>
+            <w:pPr>
+              <w:spacing w:after="0" w:line="240" w:lineRule="auto"/>
+              <w:ind w:firstLineChars="100" w:firstLine="220"/>
+              <w:rPr>
+                <w:rFonts w:ascii="Arial" w:eastAsia="Times New Roman" w:hAnsi="Arial" w:cs="Arial"/>
+                <w:color w:val="1F1F1F"/>
+                <w:kern w:val="0"/>
+                <w:sz w:val="22"/>
+                <w:szCs w:val="22"/>
+                <w:lang w:val="en-US"/>
+                <w14:ligatures w14:val="none"/>
+              </w:rPr>
+            </w:pPr>
+            <w:r>
+              <w:rPr>
+                <w:rFonts w:ascii="Arial" w:eastAsia="Times New Roman" w:hAnsi="Arial" w:cs="Arial"/>
+                <w:color w:val="1F1F1F"/>
+                <w:kern w:val="0"/>
+                <w:sz w:val="22"/>
+                <w:szCs w:val="22"/>
+                <w:lang w:val="en-US"/>
+                <w14:ligatures w14:val="none"/>
+              </w:rPr>
+              <w:t>0</w:t>
+            </w:r>
+          </w:p>
+        </w:tc>
+        <w:tc>
+          <w:tcPr>
+            <w:tcW w:w="1246" w:type="dxa"/>
+            <w:tcBorders>
+              <w:top w:val="single" w:sz="8" w:space="0" w:color="C4C7C5"/>
+              <w:left w:val="single" w:sz="8" w:space="0" w:color="C4C7C5"/>
+              <w:bottom w:val="single" w:sz="8" w:space="0" w:color="C4C7C5"/>
+              <w:right w:val="single" w:sz="8" w:space="0" w:color="C4C7C5"/>
+            </w:tcBorders>
+            <w:shd w:val="clear" w:color="D9D9D9" w:fill="D9D9D9"/>
+            <w:vAlign w:val="center"/>
+            <w:hideMark/>
+          </w:tcPr>
+          <w:p>
+            <w:pPr>
+              <w:spacing w:after="0" w:line="240" w:lineRule="auto"/>
+              <w:ind w:firstLineChars="100" w:firstLine="220"/>
+              <w:rPr>
+                <w:rFonts w:ascii="Arial" w:eastAsia="Times New Roman" w:hAnsi="Arial" w:cs="Arial"/>
+                <w:color w:val="1F1F1F"/>
+                <w:kern w:val="0"/>
+                <w:sz w:val="22"/>
+                <w:szCs w:val="22"/>
+                <w:lang w:val="en-US"/>
+                <w14:ligatures w14:val="none"/>
+              </w:rPr>
+            </w:pPr>
+            <w:r>
+              <w:rPr>
+                <w:rFonts w:ascii="Arial" w:eastAsia="Times New Roman" w:hAnsi="Arial" w:cs="Arial"/>
+                <w:color w:val="1F1F1F"/>
+                <w:kern w:val="0"/>
+                <w:sz w:val="22"/>
+                <w:szCs w:val="22"/>
+                <w:lang w:val="en-US"/>
+                <w14:ligatures w14:val="none"/>
+              </w:rPr>
+              <w:t>0</w:t>
+            </w:r>
+          </w:p>
+        </w:tc>
+        <w:tc>
+          <w:tcPr>
+            <w:tcW w:w="1316" w:type="dxa"/>
+            <w:tcBorders>
+              <w:top w:val="single" w:sz="8" w:space="0" w:color="C4C7C5"/>
+              <w:left w:val="single" w:sz="8" w:space="0" w:color="C4C7C5"/>
+              <w:bottom w:val="single" w:sz="8" w:space="0" w:color="C4C7C5"/>
+              <w:right w:val="single" w:sz="8" w:space="0" w:color="C4C7C5"/>
+            </w:tcBorders>
+            <w:shd w:val="clear" w:color="D9D9D9" w:fill="D9D9D9"/>
+            <w:vAlign w:val="center"/>
+            <w:hideMark/>
+          </w:tcPr>
+          <w:p>
+            <w:pPr>
+              <w:spacing w:after="0" w:line="240" w:lineRule="auto"/>
+              <w:ind w:firstLineChars="100" w:firstLine="220"/>
+              <w:rPr>
+                <w:rFonts w:ascii="Arial" w:eastAsia="Times New Roman" w:hAnsi="Arial" w:cs="Arial"/>
+                <w:color w:val="1F1F1F"/>
+                <w:kern w:val="0"/>
+                <w:sz w:val="22"/>
+                <w:szCs w:val="22"/>
+                <w:lang w:val="en-US"/>
+                <w14:ligatures w14:val="none"/>
+              </w:rPr>
+            </w:pPr>
+            <w:r>
+              <w:rPr>
+                <w:rFonts w:ascii="Arial" w:eastAsia="Times New Roman" w:hAnsi="Arial" w:cs="Arial"/>
+                <w:color w:val="1F1F1F"/>
+                <w:kern w:val="0"/>
+                <w:sz w:val="22"/>
+                <w:szCs w:val="22"/>
+                <w:lang w:val="en-US"/>
+                <w14:ligatures w14:val="none"/>
+              </w:rPr>
+              <w:t>0</w:t>
+            </w:r>
+          </w:p>
+        </w:tc>
+      </w:tr>
+      <w:tr>
+        <w:trPr>
+          <w:trHeight w:val="557"/>
+        </w:trPr>
+        <w:tc>
+          <w:tcPr>
+            <w:tcW w:w="943" w:type="dxa"/>
+            <w:tcBorders>
+              <w:top w:val="single" w:sz="8" w:space="0" w:color="C4C7C5"/>
+              <w:left w:val="single" w:sz="8" w:space="0" w:color="C4C7C5"/>
+              <w:bottom w:val="single" w:sz="8" w:space="0" w:color="C4C7C5"/>
+              <w:right w:val="single" w:sz="8" w:space="0" w:color="C4C7C5"/>
+            </w:tcBorders>
+            <w:shd w:val="clear" w:color="auto" w:fill="auto"/>
+            <w:vAlign w:val="center"/>
+            <w:hideMark/>
+          </w:tcPr>
+          <w:p>
+            <w:pPr>
+              <w:spacing w:after="0" w:line="240" w:lineRule="auto"/>
+              <w:ind w:firstLineChars="100" w:firstLine="220"/>
+              <w:rPr>
+                <w:rFonts w:ascii="Arial" w:eastAsia="Times New Roman" w:hAnsi="Arial" w:cs="Arial"/>
+                <w:b/>
+                <w:bCs/>
+                <w:color w:val="1F1F1F"/>
+                <w:kern w:val="0"/>
+                <w:sz w:val="22"/>
+                <w:szCs w:val="22"/>
+                <w:lang w:val="en-US"/>
+                <w14:ligatures w14:val="none"/>
+              </w:rPr>
+            </w:pPr>
+            <w:r>
+              <w:rPr>
+                <w:rFonts w:ascii="Arial" w:eastAsia="Times New Roman" w:hAnsi="Arial" w:cs="Arial"/>
+                <w:b/>
+                <w:bCs/>
+                <w:color w:val="1F1F1F"/>
+                <w:kern w:val="0"/>
+                <w:sz w:val="22"/>
+                <w:szCs w:val="22"/>
+                <w:lang w:val="en-US"/>
+                <w14:ligatures w14:val="none"/>
+              </w:rPr>
+              <w:t>E2</w:t>
+            </w:r>
+          </w:p>
+        </w:tc>
+        <w:tc>
+          <w:tcPr>
+            <w:tcW w:w="1645" w:type="dxa"/>
+            <w:tcBorders>
+              <w:top w:val="single" w:sz="8" w:space="0" w:color="C4C7C5"/>
+              <w:left w:val="single" w:sz="8" w:space="0" w:color="C4C7C5"/>
+              <w:bottom w:val="single" w:sz="8" w:space="0" w:color="C4C7C5"/>
+              <w:right w:val="single" w:sz="8" w:space="0" w:color="C4C7C5"/>
+            </w:tcBorders>
+            <w:shd w:val="clear" w:color="auto" w:fill="auto"/>
+            <w:vAlign w:val="center"/>
+            <w:hideMark/>
+          </w:tcPr>
+          <w:p>
+            <w:pPr>
+              <w:spacing w:after="0" w:line="240" w:lineRule="auto"/>
+              <w:ind w:firstLineChars="100" w:firstLine="220"/>
+              <w:rPr>
+                <w:rFonts w:ascii="Arial" w:eastAsia="Times New Roman" w:hAnsi="Arial" w:cs="Arial"/>
+                <w:color w:val="1F1F1F"/>
+                <w:kern w:val="0"/>
+                <w:sz w:val="22"/>
+                <w:szCs w:val="22"/>
+                <w:lang w:val="en-US"/>
+                <w14:ligatures w14:val="none"/>
+              </w:rPr>
+            </w:pPr>
+            <w:r>
+              <w:rPr>
+                <w:rFonts w:ascii="Arial" w:eastAsia="Times New Roman" w:hAnsi="Arial" w:cs="Arial"/>
+                <w:color w:val="1F1F1F"/>
+                <w:kern w:val="0"/>
+                <w:sz w:val="22"/>
+                <w:szCs w:val="22"/>
+                <w:lang w:val="en-US"/>
+                <w14:ligatures w14:val="none"/>
+              </w:rPr>
+              <w:t>(32,)</w:t>
+            </w:r>
+          </w:p>
+        </w:tc>
+        <w:tc>
+          <w:tcPr>
+            <w:tcW w:w="1399" w:type="dxa"/>
+            <w:tcBorders>
+              <w:top w:val="single" w:sz="8" w:space="0" w:color="C4C7C5"/>
+              <w:left w:val="single" w:sz="8" w:space="0" w:color="C4C7C5"/>
+              <w:bottom w:val="single" w:sz="8" w:space="0" w:color="C4C7C5"/>
+              <w:right w:val="single" w:sz="8" w:space="0" w:color="C4C7C5"/>
+            </w:tcBorders>
+            <w:shd w:val="clear" w:color="auto" w:fill="auto"/>
+            <w:vAlign w:val="center"/>
+            <w:hideMark/>
+          </w:tcPr>
+          <w:p>
+            <w:pPr>
+              <w:spacing w:after="0" w:line="240" w:lineRule="auto"/>
+              <w:ind w:firstLineChars="100" w:firstLine="220"/>
+              <w:rPr>
+                <w:rFonts w:ascii="Arial" w:eastAsia="Times New Roman" w:hAnsi="Arial" w:cs="Arial"/>
+                <w:color w:val="1F1F1F"/>
+                <w:kern w:val="0"/>
+                <w:sz w:val="22"/>
+                <w:szCs w:val="22"/>
+                <w:lang w:val="en-US"/>
+                <w14:ligatures w14:val="none"/>
+              </w:rPr>
+            </w:pPr>
+            <w:proofErr w:type="spellStart"/>
+            <w:r>
+              <w:rPr>
+                <w:rFonts w:ascii="Arial" w:eastAsia="Times New Roman" w:hAnsi="Arial" w:cs="Arial"/>
+                <w:color w:val="1F1F1F"/>
+                <w:kern w:val="0"/>
+                <w:sz w:val="22"/>
+                <w:szCs w:val="22"/>
+                <w:lang w:val="en-US"/>
+                <w14:ligatures w14:val="none"/>
+              </w:rPr>
+              <w:t>relu</w:t>
+            </w:r>
+            <w:proofErr w:type="spellEnd"/>
+          </w:p>
+        </w:tc>
+        <w:tc>
+          <w:tcPr>
+            <w:tcW w:w="1316" w:type="dxa"/>
+            <w:tcBorders>
+              <w:top w:val="single" w:sz="8" w:space="0" w:color="C4C7C5"/>
+              <w:left w:val="single" w:sz="8" w:space="0" w:color="C4C7C5"/>
+              <w:bottom w:val="single" w:sz="8" w:space="0" w:color="C4C7C5"/>
+              <w:right w:val="single" w:sz="8" w:space="0" w:color="C4C7C5"/>
+            </w:tcBorders>
+            <w:shd w:val="clear" w:color="auto" w:fill="auto"/>
+            <w:vAlign w:val="center"/>
+            <w:hideMark/>
+          </w:tcPr>
+          <w:p>
+            <w:pPr>
+              <w:spacing w:after="0" w:line="240" w:lineRule="auto"/>
+              <w:ind w:firstLineChars="100" w:firstLine="220"/>
+              <w:rPr>
+                <w:rFonts w:ascii="Arial" w:eastAsia="Times New Roman" w:hAnsi="Arial" w:cs="Arial"/>
+                <w:color w:val="1F1F1F"/>
+                <w:kern w:val="0"/>
+                <w:sz w:val="22"/>
+                <w:szCs w:val="22"/>
+                <w:lang w:val="en-US"/>
+                <w14:ligatures w14:val="none"/>
+              </w:rPr>
+            </w:pPr>
+            <w:r>
+              <w:rPr>
+                <w:rFonts w:ascii="Arial" w:eastAsia="Times New Roman" w:hAnsi="Arial" w:cs="Arial"/>
+                <w:color w:val="1F1F1F"/>
+                <w:kern w:val="0"/>
+                <w:sz w:val="22"/>
+                <w:szCs w:val="22"/>
+                <w:lang w:val="en-US"/>
+                <w14:ligatures w14:val="none"/>
+              </w:rPr>
+              <w:t>0.1617</w:t>
+            </w:r>
+          </w:p>
+        </w:tc>
+        <w:tc>
+          <w:tcPr>
+            <w:tcW w:w="1432" w:type="dxa"/>
+            <w:tcBorders>
+              <w:top w:val="single" w:sz="8" w:space="0" w:color="C4C7C5"/>
+              <w:left w:val="single" w:sz="8" w:space="0" w:color="C4C7C5"/>
+              <w:bottom w:val="single" w:sz="8" w:space="0" w:color="C4C7C5"/>
+              <w:right w:val="single" w:sz="8" w:space="0" w:color="C4C7C5"/>
+            </w:tcBorders>
+            <w:shd w:val="clear" w:color="auto" w:fill="auto"/>
+            <w:vAlign w:val="center"/>
+            <w:hideMark/>
+          </w:tcPr>
+          <w:p>
+            <w:pPr>
+              <w:spacing w:after="0" w:line="240" w:lineRule="auto"/>
+              <w:ind w:firstLineChars="100" w:firstLine="220"/>
+              <w:rPr>
+                <w:rFonts w:ascii="Arial" w:eastAsia="Times New Roman" w:hAnsi="Arial" w:cs="Arial"/>
+                <w:color w:val="1F1F1F"/>
+                <w:kern w:val="0"/>
+                <w:sz w:val="22"/>
+                <w:szCs w:val="22"/>
+                <w:lang w:val="en-US"/>
+                <w14:ligatures w14:val="none"/>
+              </w:rPr>
+            </w:pPr>
+            <w:r>
+              <w:rPr>
+                <w:rFonts w:ascii="Arial" w:eastAsia="Times New Roman" w:hAnsi="Arial" w:cs="Arial"/>
+                <w:color w:val="1F1F1F"/>
+                <w:kern w:val="0"/>
+                <w:sz w:val="22"/>
+                <w:szCs w:val="22"/>
+                <w:lang w:val="en-US"/>
+                <w14:ligatures w14:val="none"/>
+              </w:rPr>
+              <w:t>0.96</w:t>
+            </w:r>
+          </w:p>
+        </w:tc>
+        <w:tc>
+          <w:tcPr>
+            <w:tcW w:w="1399" w:type="dxa"/>
+            <w:tcBorders>
+              <w:top w:val="single" w:sz="8" w:space="0" w:color="C4C7C5"/>
+              <w:left w:val="single" w:sz="8" w:space="0" w:color="C4C7C5"/>
+              <w:bottom w:val="single" w:sz="8" w:space="0" w:color="C4C7C5"/>
+              <w:right w:val="single" w:sz="8" w:space="0" w:color="C4C7C5"/>
+            </w:tcBorders>
+            <w:shd w:val="clear" w:color="auto" w:fill="auto"/>
+            <w:vAlign w:val="center"/>
+            <w:hideMark/>
+          </w:tcPr>
+          <w:p>
+            <w:pPr>
+              <w:spacing w:after="0" w:line="240" w:lineRule="auto"/>
+              <w:ind w:firstLineChars="100" w:firstLine="220"/>
+              <w:rPr>
+                <w:rFonts w:ascii="Arial" w:eastAsia="Times New Roman" w:hAnsi="Arial" w:cs="Arial"/>
+                <w:color w:val="1F1F1F"/>
+                <w:kern w:val="0"/>
+                <w:sz w:val="22"/>
+                <w:szCs w:val="22"/>
+                <w:lang w:val="en-US"/>
+                <w14:ligatures w14:val="none"/>
+              </w:rPr>
+            </w:pPr>
+            <w:r>
+              <w:rPr>
+                <w:rFonts w:ascii="Arial" w:eastAsia="Times New Roman" w:hAnsi="Arial" w:cs="Arial"/>
+                <w:color w:val="1F1F1F"/>
+                <w:kern w:val="0"/>
+                <w:sz w:val="22"/>
+                <w:szCs w:val="22"/>
+                <w:lang w:val="en-US"/>
+                <w14:ligatures w14:val="none"/>
+              </w:rPr>
+              <w:t>0.5</w:t>
+            </w:r>
+          </w:p>
+        </w:tc>
+        <w:tc>
+          <w:tcPr>
+            <w:tcW w:w="1246" w:type="dxa"/>
+            <w:tcBorders>
+              <w:top w:val="single" w:sz="8" w:space="0" w:color="C4C7C5"/>
+              <w:left w:val="single" w:sz="8" w:space="0" w:color="C4C7C5"/>
+              <w:bottom w:val="single" w:sz="8" w:space="0" w:color="C4C7C5"/>
+              <w:right w:val="single" w:sz="8" w:space="0" w:color="C4C7C5"/>
+            </w:tcBorders>
+            <w:shd w:val="clear" w:color="auto" w:fill="auto"/>
+            <w:vAlign w:val="center"/>
+            <w:hideMark/>
+          </w:tcPr>
+          <w:p>
+            <w:pPr>
+              <w:spacing w:after="0" w:line="240" w:lineRule="auto"/>
+              <w:ind w:firstLineChars="100" w:firstLine="220"/>
+              <w:rPr>
+                <w:rFonts w:ascii="Arial" w:eastAsia="Times New Roman" w:hAnsi="Arial" w:cs="Arial"/>
+                <w:color w:val="1F1F1F"/>
+                <w:kern w:val="0"/>
+                <w:sz w:val="22"/>
+                <w:szCs w:val="22"/>
+                <w:lang w:val="en-US"/>
+                <w14:ligatures w14:val="none"/>
+              </w:rPr>
+            </w:pPr>
+            <w:r>
+              <w:rPr>
+                <w:rFonts w:ascii="Arial" w:eastAsia="Times New Roman" w:hAnsi="Arial" w:cs="Arial"/>
+                <w:color w:val="1F1F1F"/>
+                <w:kern w:val="0"/>
+                <w:sz w:val="22"/>
+                <w:szCs w:val="22"/>
+                <w:lang w:val="en-US"/>
+                <w14:ligatures w14:val="none"/>
+              </w:rPr>
+              <w:t>0.0167</w:t>
+            </w:r>
+          </w:p>
+        </w:tc>
+        <w:tc>
+          <w:tcPr>
+            <w:tcW w:w="1316" w:type="dxa"/>
+            <w:tcBorders>
+              <w:top w:val="single" w:sz="8" w:space="0" w:color="C4C7C5"/>
+              <w:left w:val="single" w:sz="8" w:space="0" w:color="C4C7C5"/>
+              <w:bottom w:val="single" w:sz="8" w:space="0" w:color="C4C7C5"/>
+              <w:right w:val="single" w:sz="8" w:space="0" w:color="C4C7C5"/>
+            </w:tcBorders>
+            <w:shd w:val="clear" w:color="auto" w:fill="auto"/>
+            <w:vAlign w:val="center"/>
+            <w:hideMark/>
+          </w:tcPr>
+          <w:p>
+            <w:pPr>
+              <w:spacing w:after="0" w:line="240" w:lineRule="auto"/>
+              <w:ind w:firstLineChars="100" w:firstLine="220"/>
+              <w:rPr>
+                <w:rFonts w:ascii="Arial" w:eastAsia="Times New Roman" w:hAnsi="Arial" w:cs="Arial"/>
+                <w:color w:val="1F1F1F"/>
+                <w:kern w:val="0"/>
+                <w:sz w:val="22"/>
+                <w:szCs w:val="22"/>
+                <w:lang w:val="en-US"/>
+                <w14:ligatures w14:val="none"/>
+              </w:rPr>
+            </w:pPr>
+            <w:r>
+              <w:rPr>
+                <w:rFonts w:ascii="Arial" w:eastAsia="Times New Roman" w:hAnsi="Arial" w:cs="Arial"/>
+                <w:color w:val="1F1F1F"/>
+                <w:kern w:val="0"/>
+                <w:sz w:val="22"/>
+                <w:szCs w:val="22"/>
+                <w:lang w:val="en-US"/>
+                <w14:ligatures w14:val="none"/>
+              </w:rPr>
+              <w:t>0.0323</w:t>
+            </w:r>
+          </w:p>
+        </w:tc>
+      </w:tr>
+      <w:tr>
+        <w:trPr>
+          <w:trHeight w:val="557"/>
+        </w:trPr>
+        <w:tc>
+          <w:tcPr>
+            <w:tcW w:w="943" w:type="dxa"/>
+            <w:tcBorders>
+              <w:top w:val="single" w:sz="8" w:space="0" w:color="C4C7C5"/>
+              <w:left w:val="single" w:sz="8" w:space="0" w:color="C4C7C5"/>
+              <w:bottom w:val="single" w:sz="8" w:space="0" w:color="C4C7C5"/>
+              <w:right w:val="single" w:sz="8" w:space="0" w:color="C4C7C5"/>
+            </w:tcBorders>
+            <w:shd w:val="clear" w:color="D9D9D9" w:fill="D9D9D9"/>
+            <w:vAlign w:val="center"/>
+            <w:hideMark/>
+          </w:tcPr>
+          <w:p>
+            <w:pPr>
+              <w:spacing w:after="0" w:line="240" w:lineRule="auto"/>
+              <w:ind w:firstLineChars="100" w:firstLine="220"/>
+              <w:rPr>
+                <w:rFonts w:ascii="Arial" w:eastAsia="Times New Roman" w:hAnsi="Arial" w:cs="Arial"/>
+                <w:b/>
+                <w:bCs/>
+                <w:color w:val="1F1F1F"/>
+                <w:kern w:val="0"/>
+                <w:sz w:val="22"/>
+                <w:szCs w:val="22"/>
+                <w:lang w:val="en-US"/>
+                <w14:ligatures w14:val="none"/>
+              </w:rPr>
+            </w:pPr>
+            <w:r>
+              <w:rPr>
+                <w:rFonts w:ascii="Arial" w:eastAsia="Times New Roman" w:hAnsi="Arial" w:cs="Arial"/>
+                <w:b/>
+                <w:bCs/>
+                <w:color w:val="1F1F1F"/>
+                <w:kern w:val="0"/>
+                <w:sz w:val="22"/>
+                <w:szCs w:val="22"/>
+                <w:lang w:val="en-US"/>
+                <w14:ligatures w14:val="none"/>
+              </w:rPr>
+              <w:t>E3</w:t>
+            </w:r>
+          </w:p>
+        </w:tc>
+        <w:tc>
+          <w:tcPr>
+            <w:tcW w:w="1645" w:type="dxa"/>
+            <w:tcBorders>
+              <w:top w:val="single" w:sz="8" w:space="0" w:color="C4C7C5"/>
+              <w:left w:val="single" w:sz="8" w:space="0" w:color="C4C7C5"/>
+              <w:bottom w:val="single" w:sz="8" w:space="0" w:color="C4C7C5"/>
+              <w:right w:val="single" w:sz="8" w:space="0" w:color="C4C7C5"/>
+            </w:tcBorders>
+            <w:shd w:val="clear" w:color="D9D9D9" w:fill="D9D9D9"/>
+            <w:vAlign w:val="center"/>
+            <w:hideMark/>
+          </w:tcPr>
+          <w:p>
+            <w:pPr>
+              <w:spacing w:after="0" w:line="240" w:lineRule="auto"/>
+              <w:ind w:firstLineChars="100" w:firstLine="220"/>
+              <w:rPr>
+                <w:rFonts w:ascii="Arial" w:eastAsia="Times New Roman" w:hAnsi="Arial" w:cs="Arial"/>
+                <w:color w:val="1F1F1F"/>
+                <w:kern w:val="0"/>
+                <w:sz w:val="22"/>
+                <w:szCs w:val="22"/>
+                <w:lang w:val="en-US"/>
+                <w14:ligatures w14:val="none"/>
+              </w:rPr>
+            </w:pPr>
+            <w:r>
+              <w:rPr>
+                <w:rFonts w:ascii="Arial" w:eastAsia="Times New Roman" w:hAnsi="Arial" w:cs="Arial"/>
+                <w:color w:val="1F1F1F"/>
+                <w:kern w:val="0"/>
+                <w:sz w:val="22"/>
+                <w:szCs w:val="22"/>
+                <w:lang w:val="en-US"/>
+                <w14:ligatures w14:val="none"/>
+              </w:rPr>
+              <w:t>(64,)</w:t>
+            </w:r>
+          </w:p>
+        </w:tc>
+        <w:tc>
+          <w:tcPr>
+            <w:tcW w:w="1399" w:type="dxa"/>
+            <w:tcBorders>
+              <w:top w:val="single" w:sz="8" w:space="0" w:color="C4C7C5"/>
+              <w:left w:val="single" w:sz="8" w:space="0" w:color="C4C7C5"/>
+              <w:bottom w:val="single" w:sz="8" w:space="0" w:color="C4C7C5"/>
+              <w:right w:val="single" w:sz="8" w:space="0" w:color="C4C7C5"/>
+            </w:tcBorders>
+            <w:shd w:val="clear" w:color="D9D9D9" w:fill="D9D9D9"/>
+            <w:vAlign w:val="center"/>
+            <w:hideMark/>
+          </w:tcPr>
+          <w:p>
+            <w:pPr>
+              <w:spacing w:after="0" w:line="240" w:lineRule="auto"/>
+              <w:ind w:firstLineChars="100" w:firstLine="220"/>
+              <w:rPr>
+                <w:rFonts w:ascii="Arial" w:eastAsia="Times New Roman" w:hAnsi="Arial" w:cs="Arial"/>
+                <w:color w:val="1F1F1F"/>
+                <w:kern w:val="0"/>
+                <w:sz w:val="22"/>
+                <w:szCs w:val="22"/>
+                <w:lang w:val="en-US"/>
+                <w14:ligatures w14:val="none"/>
+              </w:rPr>
+            </w:pPr>
+            <w:proofErr w:type="spellStart"/>
+            <w:r>
+              <w:rPr>
+                <w:rFonts w:ascii="Arial" w:eastAsia="Times New Roman" w:hAnsi="Arial" w:cs="Arial"/>
+                <w:color w:val="1F1F1F"/>
+                <w:kern w:val="0"/>
+                <w:sz w:val="22"/>
+                <w:szCs w:val="22"/>
+                <w:lang w:val="en-US"/>
+                <w14:ligatures w14:val="none"/>
+              </w:rPr>
+              <w:t>relu</w:t>
+            </w:r>
+            <w:proofErr w:type="spellEnd"/>
+          </w:p>
+        </w:tc>
+        <w:tc>
+          <w:tcPr>
+            <w:tcW w:w="1316" w:type="dxa"/>
+            <w:tcBorders>
+              <w:top w:val="single" w:sz="8" w:space="0" w:color="C4C7C5"/>
+              <w:left w:val="single" w:sz="8" w:space="0" w:color="C4C7C5"/>
+              <w:bottom w:val="single" w:sz="8" w:space="0" w:color="C4C7C5"/>
+              <w:right w:val="single" w:sz="8" w:space="0" w:color="C4C7C5"/>
+            </w:tcBorders>
+            <w:shd w:val="clear" w:color="D9D9D9" w:fill="D9D9D9"/>
+            <w:vAlign w:val="center"/>
+            <w:hideMark/>
+          </w:tcPr>
+          <w:p>
+            <w:pPr>
+              <w:spacing w:after="0" w:line="240" w:lineRule="auto"/>
+              <w:ind w:firstLineChars="100" w:firstLine="220"/>
+              <w:rPr>
+                <w:rFonts w:ascii="Arial" w:eastAsia="Times New Roman" w:hAnsi="Arial" w:cs="Arial"/>
+                <w:color w:val="1F1F1F"/>
+                <w:kern w:val="0"/>
+                <w:sz w:val="22"/>
+                <w:szCs w:val="22"/>
+                <w:lang w:val="en-US"/>
+                <w14:ligatures w14:val="none"/>
+              </w:rPr>
+            </w:pPr>
+            <w:r>
+              <w:rPr>
+                <w:rFonts w:ascii="Arial" w:eastAsia="Times New Roman" w:hAnsi="Arial" w:cs="Arial"/>
+                <w:color w:val="1F1F1F"/>
+                <w:kern w:val="0"/>
+                <w:sz w:val="22"/>
+                <w:szCs w:val="22"/>
+                <w:lang w:val="en-US"/>
+                <w14:ligatures w14:val="none"/>
+              </w:rPr>
+              <w:t>0.1614</w:t>
+            </w:r>
+          </w:p>
+        </w:tc>
+        <w:tc>
+          <w:tcPr>
+            <w:tcW w:w="1432" w:type="dxa"/>
+            <w:tcBorders>
+              <w:top w:val="single" w:sz="8" w:space="0" w:color="C4C7C5"/>
+              <w:left w:val="single" w:sz="8" w:space="0" w:color="C4C7C5"/>
+              <w:bottom w:val="single" w:sz="8" w:space="0" w:color="C4C7C5"/>
+              <w:right w:val="single" w:sz="8" w:space="0" w:color="C4C7C5"/>
+            </w:tcBorders>
+            <w:shd w:val="clear" w:color="D9D9D9" w:fill="D9D9D9"/>
+            <w:vAlign w:val="center"/>
+            <w:hideMark/>
+          </w:tcPr>
+          <w:p>
+            <w:pPr>
+              <w:spacing w:after="0" w:line="240" w:lineRule="auto"/>
+              <w:ind w:firstLineChars="100" w:firstLine="220"/>
+              <w:rPr>
+                <w:rFonts w:ascii="Arial" w:eastAsia="Times New Roman" w:hAnsi="Arial" w:cs="Arial"/>
+                <w:color w:val="1F1F1F"/>
+                <w:kern w:val="0"/>
+                <w:sz w:val="22"/>
+                <w:szCs w:val="22"/>
+                <w:lang w:val="en-US"/>
+                <w14:ligatures w14:val="none"/>
+              </w:rPr>
+            </w:pPr>
+            <w:r>
+              <w:rPr>
+                <w:rFonts w:ascii="Arial" w:eastAsia="Times New Roman" w:hAnsi="Arial" w:cs="Arial"/>
+                <w:color w:val="1F1F1F"/>
+                <w:kern w:val="0"/>
+                <w:sz w:val="22"/>
+                <w:szCs w:val="22"/>
+                <w:lang w:val="en-US"/>
+                <w14:ligatures w14:val="none"/>
+              </w:rPr>
+              <w:t>0.9587</w:t>
+            </w:r>
+          </w:p>
+        </w:tc>
+        <w:tc>
+          <w:tcPr>
+            <w:tcW w:w="1399" w:type="dxa"/>
+            <w:tcBorders>
+              <w:top w:val="single" w:sz="8" w:space="0" w:color="C4C7C5"/>
+              <w:left w:val="single" w:sz="8" w:space="0" w:color="C4C7C5"/>
+              <w:bottom w:val="single" w:sz="8" w:space="0" w:color="C4C7C5"/>
+              <w:right w:val="single" w:sz="8" w:space="0" w:color="C4C7C5"/>
+            </w:tcBorders>
+            <w:shd w:val="clear" w:color="D9D9D9" w:fill="D9D9D9"/>
+            <w:vAlign w:val="center"/>
+            <w:hideMark/>
+          </w:tcPr>
+          <w:p>
+            <w:pPr>
+              <w:spacing w:after="0" w:line="240" w:lineRule="auto"/>
+              <w:ind w:firstLineChars="100" w:firstLine="220"/>
+              <w:rPr>
+                <w:rFonts w:ascii="Arial" w:eastAsia="Times New Roman" w:hAnsi="Arial" w:cs="Arial"/>
+                <w:color w:val="1F1F1F"/>
+                <w:kern w:val="0"/>
+                <w:sz w:val="22"/>
+                <w:szCs w:val="22"/>
+                <w:lang w:val="en-US"/>
+                <w14:ligatures w14:val="none"/>
+              </w:rPr>
+            </w:pPr>
+            <w:r>
+              <w:rPr>
+                <w:rFonts w:ascii="Arial" w:eastAsia="Times New Roman" w:hAnsi="Arial" w:cs="Arial"/>
+                <w:color w:val="1F1F1F"/>
+                <w:kern w:val="0"/>
+                <w:sz w:val="22"/>
+                <w:szCs w:val="22"/>
+                <w:lang w:val="en-US"/>
+                <w14:ligatures w14:val="none"/>
+              </w:rPr>
+              <w:t>0.25</w:t>
+            </w:r>
+          </w:p>
+        </w:tc>
+        <w:tc>
+          <w:tcPr>
+            <w:tcW w:w="1246" w:type="dxa"/>
+            <w:tcBorders>
+              <w:top w:val="single" w:sz="8" w:space="0" w:color="C4C7C5"/>
+              <w:left w:val="single" w:sz="8" w:space="0" w:color="C4C7C5"/>
+              <w:bottom w:val="single" w:sz="8" w:space="0" w:color="C4C7C5"/>
+              <w:right w:val="single" w:sz="8" w:space="0" w:color="C4C7C5"/>
+            </w:tcBorders>
+            <w:shd w:val="clear" w:color="D9D9D9" w:fill="D9D9D9"/>
+            <w:vAlign w:val="center"/>
+            <w:hideMark/>
+          </w:tcPr>
+          <w:p>
+            <w:pPr>
+              <w:spacing w:after="0" w:line="240" w:lineRule="auto"/>
+              <w:ind w:firstLineChars="100" w:firstLine="220"/>
+              <w:rPr>
+                <w:rFonts w:ascii="Arial" w:eastAsia="Times New Roman" w:hAnsi="Arial" w:cs="Arial"/>
+                <w:color w:val="1F1F1F"/>
+                <w:kern w:val="0"/>
+                <w:sz w:val="22"/>
+                <w:szCs w:val="22"/>
+                <w:lang w:val="en-US"/>
+                <w14:ligatures w14:val="none"/>
+              </w:rPr>
+            </w:pPr>
+            <w:r>
+              <w:rPr>
+                <w:rFonts w:ascii="Arial" w:eastAsia="Times New Roman" w:hAnsi="Arial" w:cs="Arial"/>
+                <w:color w:val="1F1F1F"/>
+                <w:kern w:val="0"/>
+                <w:sz w:val="22"/>
+                <w:szCs w:val="22"/>
+                <w:lang w:val="en-US"/>
+                <w14:ligatures w14:val="none"/>
+              </w:rPr>
+              <w:t>0.0167</w:t>
+            </w:r>
+          </w:p>
+        </w:tc>
+        <w:tc>
+          <w:tcPr>
+            <w:tcW w:w="1316" w:type="dxa"/>
+            <w:tcBorders>
+              <w:top w:val="single" w:sz="8" w:space="0" w:color="C4C7C5"/>
+              <w:left w:val="single" w:sz="8" w:space="0" w:color="C4C7C5"/>
+              <w:bottom w:val="single" w:sz="8" w:space="0" w:color="C4C7C5"/>
+              <w:right w:val="single" w:sz="8" w:space="0" w:color="C4C7C5"/>
+            </w:tcBorders>
+            <w:shd w:val="clear" w:color="D9D9D9" w:fill="D9D9D9"/>
+            <w:vAlign w:val="center"/>
+            <w:hideMark/>
+          </w:tcPr>
+          <w:p>
+            <w:pPr>
+              <w:spacing w:after="0" w:line="240" w:lineRule="auto"/>
+              <w:ind w:firstLineChars="100" w:firstLine="220"/>
+              <w:rPr>
+                <w:rFonts w:ascii="Arial" w:eastAsia="Times New Roman" w:hAnsi="Arial" w:cs="Arial"/>
+                <w:color w:val="1F1F1F"/>
+                <w:kern w:val="0"/>
+                <w:sz w:val="22"/>
+                <w:szCs w:val="22"/>
+                <w:lang w:val="en-US"/>
+                <w14:ligatures w14:val="none"/>
+              </w:rPr>
+            </w:pPr>
+            <w:r>
+              <w:rPr>
+                <w:rFonts w:ascii="Arial" w:eastAsia="Times New Roman" w:hAnsi="Arial" w:cs="Arial"/>
+                <w:color w:val="1F1F1F"/>
+                <w:kern w:val="0"/>
+                <w:sz w:val="22"/>
+                <w:szCs w:val="22"/>
+                <w:lang w:val="en-US"/>
+                <w14:ligatures w14:val="none"/>
+              </w:rPr>
+              <w:t>0.0312</w:t>
+            </w:r>
+          </w:p>
+        </w:tc>
+      </w:tr>
+      <w:tr>
+        <w:trPr>
+          <w:trHeight w:val="557"/>
+        </w:trPr>
+        <w:tc>
+          <w:tcPr>
+            <w:tcW w:w="943" w:type="dxa"/>
+            <w:tcBorders>
+              <w:top w:val="single" w:sz="8" w:space="0" w:color="C4C7C5"/>
+              <w:left w:val="single" w:sz="8" w:space="0" w:color="C4C7C5"/>
+              <w:bottom w:val="single" w:sz="8" w:space="0" w:color="C4C7C5"/>
+              <w:right w:val="single" w:sz="8" w:space="0" w:color="C4C7C5"/>
+            </w:tcBorders>
+            <w:shd w:val="clear" w:color="auto" w:fill="auto"/>
+            <w:vAlign w:val="center"/>
+            <w:hideMark/>
+          </w:tcPr>
+          <w:p>
+            <w:pPr>
+              <w:spacing w:after="0" w:line="240" w:lineRule="auto"/>
+              <w:ind w:firstLineChars="100" w:firstLine="220"/>
+              <w:rPr>
+                <w:rFonts w:ascii="Arial" w:eastAsia="Times New Roman" w:hAnsi="Arial" w:cs="Arial"/>
+                <w:b/>
+                <w:bCs/>
+                <w:color w:val="1F1F1F"/>
+                <w:kern w:val="0"/>
+                <w:sz w:val="22"/>
+                <w:szCs w:val="22"/>
+                <w:lang w:val="en-US"/>
+                <w14:ligatures w14:val="none"/>
+              </w:rPr>
+            </w:pPr>
+            <w:r>
+              <w:rPr>
+                <w:rFonts w:ascii="Arial" w:eastAsia="Times New Roman" w:hAnsi="Arial" w:cs="Arial"/>
+                <w:b/>
+                <w:bCs/>
+                <w:color w:val="1F1F1F"/>
+                <w:kern w:val="0"/>
+                <w:sz w:val="22"/>
+                <w:szCs w:val="22"/>
+                <w:lang w:val="en-US"/>
+                <w14:ligatures w14:val="none"/>
+              </w:rPr>
+              <w:t>E4</w:t>
+            </w:r>
+          </w:p>
+        </w:tc>
+        <w:tc>
+          <w:tcPr>
+            <w:tcW w:w="1645" w:type="dxa"/>
+            <w:tcBorders>
+              <w:top w:val="single" w:sz="8" w:space="0" w:color="C4C7C5"/>
+              <w:left w:val="single" w:sz="8" w:space="0" w:color="C4C7C5"/>
+              <w:bottom w:val="single" w:sz="8" w:space="0" w:color="C4C7C5"/>
+              <w:right w:val="single" w:sz="8" w:space="0" w:color="C4C7C5"/>
+            </w:tcBorders>
+            <w:shd w:val="clear" w:color="auto" w:fill="auto"/>
+            <w:vAlign w:val="center"/>
+            <w:hideMark/>
+          </w:tcPr>
+          <w:p>
+            <w:pPr>
+              <w:spacing w:after="0" w:line="240" w:lineRule="auto"/>
+              <w:ind w:firstLineChars="100" w:firstLine="220"/>
+              <w:rPr>
+                <w:rFonts w:ascii="Arial" w:eastAsia="Times New Roman" w:hAnsi="Arial" w:cs="Arial"/>
+                <w:color w:val="1F1F1F"/>
+                <w:kern w:val="0"/>
+                <w:sz w:val="22"/>
+                <w:szCs w:val="22"/>
+                <w:lang w:val="en-US"/>
+                <w14:ligatures w14:val="none"/>
+              </w:rPr>
+            </w:pPr>
+            <w:r>
+              <w:rPr>
+                <w:rFonts w:ascii="Arial" w:eastAsia="Times New Roman" w:hAnsi="Arial" w:cs="Arial"/>
+                <w:color w:val="1F1F1F"/>
+                <w:kern w:val="0"/>
+                <w:sz w:val="22"/>
+                <w:szCs w:val="22"/>
+                <w:lang w:val="en-US"/>
+                <w14:ligatures w14:val="none"/>
+              </w:rPr>
+              <w:t>(32, 16)</w:t>
+            </w:r>
+          </w:p>
+        </w:tc>
+        <w:tc>
+          <w:tcPr>
+            <w:tcW w:w="1399" w:type="dxa"/>
+            <w:tcBorders>
+              <w:top w:val="single" w:sz="8" w:space="0" w:color="C4C7C5"/>
+              <w:left w:val="single" w:sz="8" w:space="0" w:color="C4C7C5"/>
+              <w:bottom w:val="single" w:sz="8" w:space="0" w:color="C4C7C5"/>
+              <w:right w:val="single" w:sz="8" w:space="0" w:color="C4C7C5"/>
+            </w:tcBorders>
+            <w:shd w:val="clear" w:color="auto" w:fill="auto"/>
+            <w:vAlign w:val="center"/>
+            <w:hideMark/>
+          </w:tcPr>
+          <w:p>
+            <w:pPr>
+              <w:spacing w:after="0" w:line="240" w:lineRule="auto"/>
+              <w:ind w:firstLineChars="100" w:firstLine="220"/>
+              <w:rPr>
+                <w:rFonts w:ascii="Arial" w:eastAsia="Times New Roman" w:hAnsi="Arial" w:cs="Arial"/>
+                <w:color w:val="1F1F1F"/>
+                <w:kern w:val="0"/>
+                <w:sz w:val="22"/>
+                <w:szCs w:val="22"/>
+                <w:lang w:val="en-US"/>
+                <w14:ligatures w14:val="none"/>
+              </w:rPr>
+            </w:pPr>
+            <w:proofErr w:type="spellStart"/>
+            <w:r>
+              <w:rPr>
+                <w:rFonts w:ascii="Arial" w:eastAsia="Times New Roman" w:hAnsi="Arial" w:cs="Arial"/>
+                <w:color w:val="1F1F1F"/>
+                <w:kern w:val="0"/>
+                <w:sz w:val="22"/>
+                <w:szCs w:val="22"/>
+                <w:lang w:val="en-US"/>
+                <w14:ligatures w14:val="none"/>
+              </w:rPr>
+              <w:t>relu</w:t>
+            </w:r>
+            <w:proofErr w:type="spellEnd"/>
+          </w:p>
+        </w:tc>
+        <w:tc>
+          <w:tcPr>
+            <w:tcW w:w="1316" w:type="dxa"/>
+            <w:tcBorders>
+              <w:top w:val="single" w:sz="8" w:space="0" w:color="C4C7C5"/>
+              <w:left w:val="single" w:sz="8" w:space="0" w:color="C4C7C5"/>
+              <w:bottom w:val="single" w:sz="8" w:space="0" w:color="C4C7C5"/>
+              <w:right w:val="single" w:sz="8" w:space="0" w:color="C4C7C5"/>
+            </w:tcBorders>
+            <w:shd w:val="clear" w:color="auto" w:fill="auto"/>
+            <w:vAlign w:val="center"/>
+            <w:hideMark/>
+          </w:tcPr>
+          <w:p>
+            <w:pPr>
+              <w:spacing w:after="0" w:line="240" w:lineRule="auto"/>
+              <w:ind w:firstLineChars="100" w:firstLine="220"/>
+              <w:rPr>
+                <w:rFonts w:ascii="Arial" w:eastAsia="Times New Roman" w:hAnsi="Arial" w:cs="Arial"/>
+                <w:color w:val="1F1F1F"/>
+                <w:kern w:val="0"/>
+                <w:sz w:val="22"/>
+                <w:szCs w:val="22"/>
+                <w:lang w:val="en-US"/>
+                <w14:ligatures w14:val="none"/>
+              </w:rPr>
+            </w:pPr>
+            <w:r>
+              <w:rPr>
+                <w:rFonts w:ascii="Arial" w:eastAsia="Times New Roman" w:hAnsi="Arial" w:cs="Arial"/>
+                <w:color w:val="1F1F1F"/>
+                <w:kern w:val="0"/>
+                <w:sz w:val="22"/>
+                <w:szCs w:val="22"/>
+                <w:lang w:val="en-US"/>
+                <w14:ligatures w14:val="none"/>
+              </w:rPr>
+              <w:t>0.1611</w:t>
+            </w:r>
+          </w:p>
+        </w:tc>
+        <w:tc>
+          <w:tcPr>
+            <w:tcW w:w="1432" w:type="dxa"/>
+            <w:tcBorders>
+              <w:top w:val="single" w:sz="8" w:space="0" w:color="C4C7C5"/>
+              <w:left w:val="single" w:sz="8" w:space="0" w:color="C4C7C5"/>
+              <w:bottom w:val="single" w:sz="8" w:space="0" w:color="C4C7C5"/>
+              <w:right w:val="single" w:sz="8" w:space="0" w:color="C4C7C5"/>
+            </w:tcBorders>
+            <w:shd w:val="clear" w:color="auto" w:fill="auto"/>
+            <w:vAlign w:val="center"/>
+            <w:hideMark/>
+          </w:tcPr>
+          <w:p>
+            <w:pPr>
+              <w:spacing w:after="0" w:line="240" w:lineRule="auto"/>
+              <w:ind w:firstLineChars="100" w:firstLine="220"/>
+              <w:rPr>
+                <w:rFonts w:ascii="Arial" w:eastAsia="Times New Roman" w:hAnsi="Arial" w:cs="Arial"/>
+                <w:color w:val="1F1F1F"/>
+                <w:kern w:val="0"/>
+                <w:sz w:val="22"/>
+                <w:szCs w:val="22"/>
+                <w:lang w:val="en-US"/>
+                <w14:ligatures w14:val="none"/>
+              </w:rPr>
+            </w:pPr>
+            <w:r>
+              <w:rPr>
+                <w:rFonts w:ascii="Arial" w:eastAsia="Times New Roman" w:hAnsi="Arial" w:cs="Arial"/>
+                <w:color w:val="1F1F1F"/>
+                <w:kern w:val="0"/>
+                <w:sz w:val="22"/>
+                <w:szCs w:val="22"/>
+                <w:lang w:val="en-US"/>
+                <w14:ligatures w14:val="none"/>
+              </w:rPr>
+              <w:t>0.9593</w:t>
+            </w:r>
+          </w:p>
+        </w:tc>
+        <w:tc>
+          <w:tcPr>
+            <w:tcW w:w="1399" w:type="dxa"/>
+            <w:tcBorders>
+              <w:top w:val="single" w:sz="8" w:space="0" w:color="C4C7C5"/>
+              <w:left w:val="single" w:sz="8" w:space="0" w:color="C4C7C5"/>
+              <w:bottom w:val="single" w:sz="8" w:space="0" w:color="C4C7C5"/>
+              <w:right w:val="single" w:sz="8" w:space="0" w:color="C4C7C5"/>
+            </w:tcBorders>
+            <w:shd w:val="clear" w:color="auto" w:fill="auto"/>
+            <w:vAlign w:val="center"/>
+            <w:hideMark/>
+          </w:tcPr>
+          <w:p>
+            <w:pPr>
+              <w:spacing w:after="0" w:line="240" w:lineRule="auto"/>
+              <w:ind w:firstLineChars="100" w:firstLine="220"/>
+              <w:rPr>
+                <w:rFonts w:ascii="Arial" w:eastAsia="Times New Roman" w:hAnsi="Arial" w:cs="Arial"/>
+                <w:color w:val="1F1F1F"/>
+                <w:kern w:val="0"/>
+                <w:sz w:val="22"/>
+                <w:szCs w:val="22"/>
+                <w:lang w:val="en-US"/>
+                <w14:ligatures w14:val="none"/>
+              </w:rPr>
+            </w:pPr>
+            <w:r>
+              <w:rPr>
+                <w:rFonts w:ascii="Arial" w:eastAsia="Times New Roman" w:hAnsi="Arial" w:cs="Arial"/>
+                <w:color w:val="1F1F1F"/>
+                <w:kern w:val="0"/>
+                <w:sz w:val="22"/>
+                <w:szCs w:val="22"/>
+                <w:lang w:val="en-US"/>
+                <w14:ligatures w14:val="none"/>
+              </w:rPr>
+              <w:t>0.3333</w:t>
+            </w:r>
+          </w:p>
+        </w:tc>
+        <w:tc>
+          <w:tcPr>
+            <w:tcW w:w="1246" w:type="dxa"/>
+            <w:tcBorders>
+              <w:top w:val="single" w:sz="8" w:space="0" w:color="C4C7C5"/>
+              <w:left w:val="single" w:sz="8" w:space="0" w:color="C4C7C5"/>
+              <w:bottom w:val="single" w:sz="8" w:space="0" w:color="C4C7C5"/>
+              <w:right w:val="single" w:sz="8" w:space="0" w:color="C4C7C5"/>
+            </w:tcBorders>
+            <w:shd w:val="clear" w:color="auto" w:fill="auto"/>
+            <w:vAlign w:val="center"/>
+            <w:hideMark/>
+          </w:tcPr>
+          <w:p>
+            <w:pPr>
+              <w:spacing w:after="0" w:line="240" w:lineRule="auto"/>
+              <w:ind w:firstLineChars="100" w:firstLine="220"/>
+              <w:rPr>
+                <w:rFonts w:ascii="Arial" w:eastAsia="Times New Roman" w:hAnsi="Arial" w:cs="Arial"/>
+                <w:color w:val="1F1F1F"/>
+                <w:kern w:val="0"/>
+                <w:sz w:val="22"/>
+                <w:szCs w:val="22"/>
+                <w:lang w:val="en-US"/>
+                <w14:ligatures w14:val="none"/>
+              </w:rPr>
+            </w:pPr>
+            <w:r>
+              <w:rPr>
+                <w:rFonts w:ascii="Arial" w:eastAsia="Times New Roman" w:hAnsi="Arial" w:cs="Arial"/>
+                <w:color w:val="1F1F1F"/>
+                <w:kern w:val="0"/>
+                <w:sz w:val="22"/>
+                <w:szCs w:val="22"/>
+                <w:lang w:val="en-US"/>
+                <w14:ligatures w14:val="none"/>
+              </w:rPr>
+              <w:t>0.0167</w:t>
+            </w:r>
+          </w:p>
+        </w:tc>
+        <w:tc>
+          <w:tcPr>
+            <w:tcW w:w="1316" w:type="dxa"/>
+            <w:tcBorders>
+              <w:top w:val="single" w:sz="8" w:space="0" w:color="C4C7C5"/>
+              <w:left w:val="single" w:sz="8" w:space="0" w:color="C4C7C5"/>
+              <w:bottom w:val="single" w:sz="8" w:space="0" w:color="C4C7C5"/>
+              <w:right w:val="single" w:sz="8" w:space="0" w:color="C4C7C5"/>
+            </w:tcBorders>
+            <w:shd w:val="clear" w:color="auto" w:fill="auto"/>
+            <w:vAlign w:val="center"/>
+            <w:hideMark/>
+          </w:tcPr>
+          <w:p>
+            <w:pPr>
+              <w:spacing w:after="0" w:line="240" w:lineRule="auto"/>
+              <w:ind w:firstLineChars="100" w:firstLine="220"/>
+              <w:rPr>
+                <w:rFonts w:ascii="Arial" w:eastAsia="Times New Roman" w:hAnsi="Arial" w:cs="Arial"/>
+                <w:color w:val="1F1F1F"/>
+                <w:kern w:val="0"/>
+                <w:sz w:val="22"/>
+                <w:szCs w:val="22"/>
+                <w:lang w:val="en-US"/>
+                <w14:ligatures w14:val="none"/>
+              </w:rPr>
+            </w:pPr>
+            <w:r>
+              <w:rPr>
+                <w:rFonts w:ascii="Arial" w:eastAsia="Times New Roman" w:hAnsi="Arial" w:cs="Arial"/>
+                <w:color w:val="1F1F1F"/>
+                <w:kern w:val="0"/>
+                <w:sz w:val="22"/>
+                <w:szCs w:val="22"/>
+                <w:lang w:val="en-US"/>
+                <w14:ligatures w14:val="none"/>
+              </w:rPr>
+              <w:t>0.0317</w:t>
+            </w:r>
+          </w:p>
+        </w:tc>
+      </w:tr>
+      <w:tr>
+        <w:trPr>
+          <w:trHeight w:val="557"/>
+        </w:trPr>
+        <w:tc>
+          <w:tcPr>
+            <w:tcW w:w="943" w:type="dxa"/>
+            <w:tcBorders>
+              <w:top w:val="single" w:sz="8" w:space="0" w:color="C4C7C5"/>
+              <w:left w:val="single" w:sz="8" w:space="0" w:color="C4C7C5"/>
+              <w:bottom w:val="single" w:sz="8" w:space="0" w:color="C4C7C5"/>
+              <w:right w:val="single" w:sz="8" w:space="0" w:color="C4C7C5"/>
+            </w:tcBorders>
+            <w:shd w:val="clear" w:color="D9D9D9" w:fill="D9D9D9"/>
+            <w:vAlign w:val="center"/>
+            <w:hideMark/>
+          </w:tcPr>
+          <w:p>
+            <w:pPr>
+              <w:spacing w:after="0" w:line="240" w:lineRule="auto"/>
+              <w:ind w:firstLineChars="100" w:firstLine="220"/>
+              <w:rPr>
+                <w:rFonts w:ascii="Arial" w:eastAsia="Times New Roman" w:hAnsi="Arial" w:cs="Arial"/>
+                <w:b/>
+                <w:bCs/>
+                <w:color w:val="1F1F1F"/>
+                <w:kern w:val="0"/>
+                <w:sz w:val="22"/>
+                <w:szCs w:val="22"/>
+                <w:lang w:val="en-US"/>
+                <w14:ligatures w14:val="none"/>
+              </w:rPr>
+            </w:pPr>
+            <w:r>
+              <w:rPr>
+                <w:rFonts w:ascii="Arial" w:eastAsia="Times New Roman" w:hAnsi="Arial" w:cs="Arial"/>
+                <w:b/>
+                <w:bCs/>
+                <w:color w:val="1F1F1F"/>
+                <w:kern w:val="0"/>
+                <w:sz w:val="22"/>
+                <w:szCs w:val="22"/>
+                <w:lang w:val="en-US"/>
+                <w14:ligatures w14:val="none"/>
+              </w:rPr>
+              <w:t>E5</w:t>
+            </w:r>
+          </w:p>
+        </w:tc>
+        <w:tc>
+          <w:tcPr>
+            <w:tcW w:w="1645" w:type="dxa"/>
+            <w:tcBorders>
+              <w:top w:val="single" w:sz="8" w:space="0" w:color="C4C7C5"/>
+              <w:left w:val="single" w:sz="8" w:space="0" w:color="C4C7C5"/>
+              <w:bottom w:val="single" w:sz="8" w:space="0" w:color="C4C7C5"/>
+              <w:right w:val="single" w:sz="8" w:space="0" w:color="C4C7C5"/>
+            </w:tcBorders>
+            <w:shd w:val="clear" w:color="D9D9D9" w:fill="D9D9D9"/>
+            <w:vAlign w:val="center"/>
+            <w:hideMark/>
+          </w:tcPr>
+          <w:p>
+            <w:pPr>
+              <w:spacing w:after="0" w:line="240" w:lineRule="auto"/>
+              <w:ind w:firstLineChars="100" w:firstLine="220"/>
+              <w:rPr>
+                <w:rFonts w:ascii="Arial" w:eastAsia="Times New Roman" w:hAnsi="Arial" w:cs="Arial"/>
+                <w:color w:val="1F1F1F"/>
+                <w:kern w:val="0"/>
+                <w:sz w:val="22"/>
+                <w:szCs w:val="22"/>
+                <w:lang w:val="en-US"/>
+                <w14:ligatures w14:val="none"/>
+              </w:rPr>
+            </w:pPr>
+            <w:r>
+              <w:rPr>
+                <w:rFonts w:ascii="Arial" w:eastAsia="Times New Roman" w:hAnsi="Arial" w:cs="Arial"/>
+                <w:color w:val="1F1F1F"/>
+                <w:kern w:val="0"/>
+                <w:sz w:val="22"/>
+                <w:szCs w:val="22"/>
+                <w:lang w:val="en-US"/>
+                <w14:ligatures w14:val="none"/>
+              </w:rPr>
+              <w:t>(64, 32, 16)</w:t>
+            </w:r>
+          </w:p>
+        </w:tc>
+        <w:tc>
+          <w:tcPr>
+            <w:tcW w:w="1399" w:type="dxa"/>
+            <w:tcBorders>
+              <w:top w:val="single" w:sz="8" w:space="0" w:color="C4C7C5"/>
+              <w:left w:val="single" w:sz="8" w:space="0" w:color="C4C7C5"/>
+              <w:bottom w:val="single" w:sz="8" w:space="0" w:color="C4C7C5"/>
+              <w:right w:val="single" w:sz="8" w:space="0" w:color="C4C7C5"/>
+            </w:tcBorders>
+            <w:shd w:val="clear" w:color="D9D9D9" w:fill="D9D9D9"/>
+            <w:vAlign w:val="center"/>
+            <w:hideMark/>
+          </w:tcPr>
+          <w:p>
+            <w:pPr>
+              <w:spacing w:after="0" w:line="240" w:lineRule="auto"/>
+              <w:ind w:firstLineChars="100" w:firstLine="220"/>
+              <w:rPr>
+                <w:rFonts w:ascii="Arial" w:eastAsia="Times New Roman" w:hAnsi="Arial" w:cs="Arial"/>
+                <w:color w:val="1F1F1F"/>
+                <w:kern w:val="0"/>
+                <w:sz w:val="22"/>
+                <w:szCs w:val="22"/>
+                <w:lang w:val="en-US"/>
+                <w14:ligatures w14:val="none"/>
+              </w:rPr>
+            </w:pPr>
+            <w:proofErr w:type="spellStart"/>
+            <w:r>
+              <w:rPr>
+                <w:rFonts w:ascii="Arial" w:eastAsia="Times New Roman" w:hAnsi="Arial" w:cs="Arial"/>
+                <w:color w:val="1F1F1F"/>
+                <w:kern w:val="0"/>
+                <w:sz w:val="22"/>
+                <w:szCs w:val="22"/>
+                <w:lang w:val="en-US"/>
+                <w14:ligatures w14:val="none"/>
+              </w:rPr>
+              <w:t>relu</w:t>
+            </w:r>
+            <w:proofErr w:type="spellEnd"/>
+          </w:p>
+        </w:tc>
+        <w:tc>
+          <w:tcPr>
+            <w:tcW w:w="1316" w:type="dxa"/>
+            <w:tcBorders>
+              <w:top w:val="single" w:sz="8" w:space="0" w:color="C4C7C5"/>
+              <w:left w:val="single" w:sz="8" w:space="0" w:color="C4C7C5"/>
+              <w:bottom w:val="single" w:sz="8" w:space="0" w:color="C4C7C5"/>
+              <w:right w:val="single" w:sz="8" w:space="0" w:color="C4C7C5"/>
+            </w:tcBorders>
+            <w:shd w:val="clear" w:color="D9D9D9" w:fill="D9D9D9"/>
+            <w:vAlign w:val="center"/>
+            <w:hideMark/>
+          </w:tcPr>
+          <w:p>
+            <w:pPr>
+              <w:spacing w:after="0" w:line="240" w:lineRule="auto"/>
+              <w:ind w:firstLineChars="100" w:firstLine="220"/>
+              <w:rPr>
+                <w:rFonts w:ascii="Arial" w:eastAsia="Times New Roman" w:hAnsi="Arial" w:cs="Arial"/>
+                <w:color w:val="1F1F1F"/>
+                <w:kern w:val="0"/>
+                <w:sz w:val="22"/>
+                <w:szCs w:val="22"/>
+                <w:lang w:val="en-US"/>
+                <w14:ligatures w14:val="none"/>
+              </w:rPr>
+            </w:pPr>
+            <w:r>
+              <w:rPr>
+                <w:rFonts w:ascii="Arial" w:eastAsia="Times New Roman" w:hAnsi="Arial" w:cs="Arial"/>
+                <w:color w:val="1F1F1F"/>
+                <w:kern w:val="0"/>
+                <w:sz w:val="22"/>
+                <w:szCs w:val="22"/>
+                <w:lang w:val="en-US"/>
+                <w14:ligatures w14:val="none"/>
+              </w:rPr>
+              <w:t>0.1644</w:t>
+            </w:r>
+          </w:p>
+        </w:tc>
+        <w:tc>
+          <w:tcPr>
+            <w:tcW w:w="1432" w:type="dxa"/>
+            <w:tcBorders>
+              <w:top w:val="single" w:sz="8" w:space="0" w:color="C4C7C5"/>
+              <w:left w:val="single" w:sz="8" w:space="0" w:color="C4C7C5"/>
+              <w:bottom w:val="single" w:sz="8" w:space="0" w:color="C4C7C5"/>
+              <w:right w:val="single" w:sz="8" w:space="0" w:color="C4C7C5"/>
+            </w:tcBorders>
+            <w:shd w:val="clear" w:color="D9D9D9" w:fill="D9D9D9"/>
+            <w:vAlign w:val="center"/>
+            <w:hideMark/>
+          </w:tcPr>
+          <w:p>
+            <w:pPr>
+              <w:spacing w:after="0" w:line="240" w:lineRule="auto"/>
+              <w:ind w:firstLineChars="100" w:firstLine="220"/>
+              <w:rPr>
+                <w:rFonts w:ascii="Arial" w:eastAsia="Times New Roman" w:hAnsi="Arial" w:cs="Arial"/>
+                <w:color w:val="1F1F1F"/>
+                <w:kern w:val="0"/>
+                <w:sz w:val="22"/>
+                <w:szCs w:val="22"/>
+                <w:lang w:val="en-US"/>
+                <w14:ligatures w14:val="none"/>
+              </w:rPr>
+            </w:pPr>
+            <w:r>
+              <w:rPr>
+                <w:rFonts w:ascii="Arial" w:eastAsia="Times New Roman" w:hAnsi="Arial" w:cs="Arial"/>
+                <w:color w:val="1F1F1F"/>
+                <w:kern w:val="0"/>
+                <w:sz w:val="22"/>
+                <w:szCs w:val="22"/>
+                <w:lang w:val="en-US"/>
+                <w14:ligatures w14:val="none"/>
+              </w:rPr>
+              <w:t>0.958</w:t>
+            </w:r>
+          </w:p>
+        </w:tc>
+        <w:tc>
+          <w:tcPr>
+            <w:tcW w:w="1399" w:type="dxa"/>
+            <w:tcBorders>
+              <w:top w:val="single" w:sz="8" w:space="0" w:color="C4C7C5"/>
+              <w:left w:val="single" w:sz="8" w:space="0" w:color="C4C7C5"/>
+              <w:bottom w:val="single" w:sz="8" w:space="0" w:color="C4C7C5"/>
+              <w:right w:val="single" w:sz="8" w:space="0" w:color="C4C7C5"/>
+            </w:tcBorders>
+            <w:shd w:val="clear" w:color="D9D9D9" w:fill="D9D9D9"/>
+            <w:vAlign w:val="center"/>
+            <w:hideMark/>
+          </w:tcPr>
+          <w:p>
+            <w:pPr>
+              <w:spacing w:after="0" w:line="240" w:lineRule="auto"/>
+              <w:ind w:firstLineChars="100" w:firstLine="220"/>
+              <w:rPr>
+                <w:rFonts w:ascii="Arial" w:eastAsia="Times New Roman" w:hAnsi="Arial" w:cs="Arial"/>
+                <w:color w:val="1F1F1F"/>
+                <w:kern w:val="0"/>
+                <w:sz w:val="22"/>
+                <w:szCs w:val="22"/>
+                <w:lang w:val="en-US"/>
+                <w14:ligatures w14:val="none"/>
+              </w:rPr>
+            </w:pPr>
+            <w:r>
+              <w:rPr>
+                <w:rFonts w:ascii="Arial" w:eastAsia="Times New Roman" w:hAnsi="Arial" w:cs="Arial"/>
+                <w:color w:val="1F1F1F"/>
+                <w:kern w:val="0"/>
+                <w:sz w:val="22"/>
+                <w:szCs w:val="22"/>
+                <w:lang w:val="en-US"/>
+                <w14:ligatures w14:val="none"/>
+              </w:rPr>
+              <w:t>0.2</w:t>
+            </w:r>
+          </w:p>
+        </w:tc>
+        <w:tc>
+          <w:tcPr>
+            <w:tcW w:w="1246" w:type="dxa"/>
+            <w:tcBorders>
+              <w:top w:val="single" w:sz="8" w:space="0" w:color="C4C7C5"/>
+              <w:left w:val="single" w:sz="8" w:space="0" w:color="C4C7C5"/>
+              <w:bottom w:val="single" w:sz="8" w:space="0" w:color="C4C7C5"/>
+              <w:right w:val="single" w:sz="8" w:space="0" w:color="C4C7C5"/>
+            </w:tcBorders>
+            <w:shd w:val="clear" w:color="D9D9D9" w:fill="D9D9D9"/>
+            <w:vAlign w:val="center"/>
+            <w:hideMark/>
+          </w:tcPr>
+          <w:p>
+            <w:pPr>
+              <w:spacing w:after="0" w:line="240" w:lineRule="auto"/>
+              <w:ind w:firstLineChars="100" w:firstLine="220"/>
+              <w:rPr>
+                <w:rFonts w:ascii="Arial" w:eastAsia="Times New Roman" w:hAnsi="Arial" w:cs="Arial"/>
+                <w:color w:val="1F1F1F"/>
+                <w:kern w:val="0"/>
+                <w:sz w:val="22"/>
+                <w:szCs w:val="22"/>
+                <w:lang w:val="en-US"/>
+                <w14:ligatures w14:val="none"/>
+              </w:rPr>
+            </w:pPr>
+            <w:r>
+              <w:rPr>
+                <w:rFonts w:ascii="Arial" w:eastAsia="Times New Roman" w:hAnsi="Arial" w:cs="Arial"/>
+                <w:color w:val="1F1F1F"/>
+                <w:kern w:val="0"/>
+                <w:sz w:val="22"/>
+                <w:szCs w:val="22"/>
+                <w:lang w:val="en-US"/>
+                <w14:ligatures w14:val="none"/>
+              </w:rPr>
+              <w:t>0.0167</w:t>
+            </w:r>
+          </w:p>
+        </w:tc>
+        <w:tc>
+          <w:tcPr>
+            <w:tcW w:w="1316" w:type="dxa"/>
+            <w:tcBorders>
+              <w:top w:val="single" w:sz="8" w:space="0" w:color="C4C7C5"/>
+              <w:left w:val="single" w:sz="8" w:space="0" w:color="C4C7C5"/>
+              <w:bottom w:val="single" w:sz="8" w:space="0" w:color="C4C7C5"/>
+              <w:right w:val="single" w:sz="8" w:space="0" w:color="C4C7C5"/>
+            </w:tcBorders>
+            <w:shd w:val="clear" w:color="D9D9D9" w:fill="D9D9D9"/>
+            <w:vAlign w:val="center"/>
+            <w:hideMark/>
+          </w:tcPr>
+          <w:p>
+            <w:pPr>
+              <w:spacing w:after="0" w:line="240" w:lineRule="auto"/>
+              <w:ind w:firstLineChars="100" w:firstLine="220"/>
+              <w:rPr>
+                <w:rFonts w:ascii="Arial" w:eastAsia="Times New Roman" w:hAnsi="Arial" w:cs="Arial"/>
+                <w:color w:val="1F1F1F"/>
+                <w:kern w:val="0"/>
+                <w:sz w:val="22"/>
+                <w:szCs w:val="22"/>
+                <w:lang w:val="en-US"/>
+                <w14:ligatures w14:val="none"/>
+              </w:rPr>
+            </w:pPr>
+            <w:r>
+              <w:rPr>
+                <w:rFonts w:ascii="Arial" w:eastAsia="Times New Roman" w:hAnsi="Arial" w:cs="Arial"/>
+                <w:color w:val="1F1F1F"/>
+                <w:kern w:val="0"/>
+                <w:sz w:val="22"/>
+                <w:szCs w:val="22"/>
+                <w:lang w:val="en-US"/>
+                <w14:ligatures w14:val="none"/>
+              </w:rPr>
+              <w:t>0.0308</w:t>
+            </w:r>
+          </w:p>
+        </w:tc>
+      </w:tr>
+      <w:tr>
+        <w:trPr>
+          <w:trHeight w:val="557"/>
+        </w:trPr>
+        <w:tc>
+          <w:tcPr>
+            <w:tcW w:w="943" w:type="dxa"/>
+            <w:tcBorders>
+              <w:top w:val="single" w:sz="8" w:space="0" w:color="C4C7C5"/>
+              <w:left w:val="single" w:sz="8" w:space="0" w:color="C4C7C5"/>
+              <w:bottom w:val="single" w:sz="8" w:space="0" w:color="C4C7C5"/>
+              <w:right w:val="single" w:sz="8" w:space="0" w:color="C4C7C5"/>
+            </w:tcBorders>
+            <w:shd w:val="clear" w:color="auto" w:fill="auto"/>
+            <w:vAlign w:val="center"/>
+            <w:hideMark/>
+          </w:tcPr>
+          <w:p>
+            <w:pPr>
+              <w:spacing w:after="0" w:line="240" w:lineRule="auto"/>
+              <w:ind w:firstLineChars="100" w:firstLine="220"/>
+              <w:rPr>
+                <w:rFonts w:ascii="Arial" w:eastAsia="Times New Roman" w:hAnsi="Arial" w:cs="Arial"/>
+                <w:b/>
+                <w:bCs/>
+                <w:color w:val="1F1F1F"/>
+                <w:kern w:val="0"/>
+                <w:sz w:val="22"/>
+                <w:szCs w:val="22"/>
+                <w:lang w:val="en-US"/>
+                <w14:ligatures w14:val="none"/>
+              </w:rPr>
+            </w:pPr>
+            <w:r>
+              <w:rPr>
+                <w:rFonts w:ascii="Arial" w:eastAsia="Times New Roman" w:hAnsi="Arial" w:cs="Arial"/>
+                <w:b/>
+                <w:bCs/>
+                <w:color w:val="1F1F1F"/>
+                <w:kern w:val="0"/>
+                <w:sz w:val="22"/>
+                <w:szCs w:val="22"/>
+                <w:lang w:val="en-US"/>
+                <w14:ligatures w14:val="none"/>
+              </w:rPr>
+              <w:t>E6</w:t>
+            </w:r>
+          </w:p>
+        </w:tc>
+        <w:tc>
+          <w:tcPr>
+            <w:tcW w:w="1645" w:type="dxa"/>
+            <w:tcBorders>
+              <w:top w:val="single" w:sz="8" w:space="0" w:color="C4C7C5"/>
+              <w:left w:val="single" w:sz="8" w:space="0" w:color="C4C7C5"/>
+              <w:bottom w:val="single" w:sz="8" w:space="0" w:color="C4C7C5"/>
+              <w:right w:val="single" w:sz="8" w:space="0" w:color="C4C7C5"/>
+            </w:tcBorders>
+            <w:shd w:val="clear" w:color="auto" w:fill="auto"/>
+            <w:vAlign w:val="center"/>
+            <w:hideMark/>
+          </w:tcPr>
+          <w:p>
+            <w:pPr>
+              <w:spacing w:after="0" w:line="240" w:lineRule="auto"/>
+              <w:ind w:firstLineChars="100" w:firstLine="220"/>
+              <w:rPr>
+                <w:rFonts w:ascii="Arial" w:eastAsia="Times New Roman" w:hAnsi="Arial" w:cs="Arial"/>
+                <w:color w:val="1F1F1F"/>
+                <w:kern w:val="0"/>
+                <w:sz w:val="22"/>
+                <w:szCs w:val="22"/>
+                <w:lang w:val="en-US"/>
+                <w14:ligatures w14:val="none"/>
+              </w:rPr>
+            </w:pPr>
+            <w:r>
+              <w:rPr>
+                <w:rFonts w:ascii="Arial" w:eastAsia="Times New Roman" w:hAnsi="Arial" w:cs="Arial"/>
+                <w:color w:val="1F1F1F"/>
+                <w:kern w:val="0"/>
+                <w:sz w:val="22"/>
+                <w:szCs w:val="22"/>
+                <w:lang w:val="en-US"/>
+                <w14:ligatures w14:val="none"/>
+              </w:rPr>
+              <w:t>(32,)</w:t>
+            </w:r>
+          </w:p>
+        </w:tc>
+        <w:tc>
+          <w:tcPr>
+            <w:tcW w:w="1399" w:type="dxa"/>
+            <w:tcBorders>
+              <w:top w:val="single" w:sz="8" w:space="0" w:color="C4C7C5"/>
+              <w:left w:val="single" w:sz="8" w:space="0" w:color="C4C7C5"/>
+              <w:bottom w:val="single" w:sz="8" w:space="0" w:color="C4C7C5"/>
+              <w:right w:val="single" w:sz="8" w:space="0" w:color="C4C7C5"/>
+            </w:tcBorders>
+            <w:shd w:val="clear" w:color="auto" w:fill="auto"/>
+            <w:vAlign w:val="center"/>
+            <w:hideMark/>
+          </w:tcPr>
+          <w:p>
+            <w:pPr>
+              <w:spacing w:after="0" w:line="240" w:lineRule="auto"/>
+              <w:ind w:firstLineChars="100" w:firstLine="220"/>
+              <w:rPr>
+                <w:rFonts w:ascii="Arial" w:eastAsia="Times New Roman" w:hAnsi="Arial" w:cs="Arial"/>
+                <w:color w:val="1F1F1F"/>
+                <w:kern w:val="0"/>
+                <w:sz w:val="22"/>
+                <w:szCs w:val="22"/>
+                <w:lang w:val="en-US"/>
+                <w14:ligatures w14:val="none"/>
+              </w:rPr>
+            </w:pPr>
+            <w:r>
+              <w:rPr>
+                <w:rFonts w:ascii="Arial" w:eastAsia="Times New Roman" w:hAnsi="Arial" w:cs="Arial"/>
+                <w:color w:val="1F1F1F"/>
+                <w:kern w:val="0"/>
+                <w:sz w:val="22"/>
+                <w:szCs w:val="22"/>
+                <w:lang w:val="en-US"/>
+                <w14:ligatures w14:val="none"/>
+              </w:rPr>
+              <w:t>tanh</w:t>
+            </w:r>
+          </w:p>
+        </w:tc>
+        <w:tc>
+          <w:tcPr>
+            <w:tcW w:w="1316" w:type="dxa"/>
+            <w:tcBorders>
+              <w:top w:val="single" w:sz="8" w:space="0" w:color="C4C7C5"/>
+              <w:left w:val="single" w:sz="8" w:space="0" w:color="C4C7C5"/>
+              <w:bottom w:val="single" w:sz="8" w:space="0" w:color="C4C7C5"/>
+              <w:right w:val="single" w:sz="8" w:space="0" w:color="C4C7C5"/>
+            </w:tcBorders>
+            <w:shd w:val="clear" w:color="auto" w:fill="auto"/>
+            <w:vAlign w:val="center"/>
+            <w:hideMark/>
+          </w:tcPr>
+          <w:p>
+            <w:pPr>
+              <w:spacing w:after="0" w:line="240" w:lineRule="auto"/>
+              <w:ind w:firstLineChars="100" w:firstLine="220"/>
+              <w:rPr>
+                <w:rFonts w:ascii="Arial" w:eastAsia="Times New Roman" w:hAnsi="Arial" w:cs="Arial"/>
+                <w:color w:val="1F1F1F"/>
+                <w:kern w:val="0"/>
+                <w:sz w:val="22"/>
+                <w:szCs w:val="22"/>
+                <w:lang w:val="en-US"/>
+                <w14:ligatures w14:val="none"/>
+              </w:rPr>
+            </w:pPr>
+            <w:r>
+              <w:rPr>
+                <w:rFonts w:ascii="Arial" w:eastAsia="Times New Roman" w:hAnsi="Arial" w:cs="Arial"/>
+                <w:color w:val="1F1F1F"/>
+                <w:kern w:val="0"/>
+                <w:sz w:val="22"/>
+                <w:szCs w:val="22"/>
+                <w:lang w:val="en-US"/>
+                <w14:ligatures w14:val="none"/>
+              </w:rPr>
+              <w:t>0.1634</w:t>
+            </w:r>
+          </w:p>
+        </w:tc>
+        <w:tc>
+          <w:tcPr>
+            <w:tcW w:w="1432" w:type="dxa"/>
+            <w:tcBorders>
+              <w:top w:val="single" w:sz="8" w:space="0" w:color="C4C7C5"/>
+              <w:left w:val="single" w:sz="8" w:space="0" w:color="C4C7C5"/>
+              <w:bottom w:val="single" w:sz="8" w:space="0" w:color="C4C7C5"/>
+              <w:right w:val="single" w:sz="8" w:space="0" w:color="C4C7C5"/>
+            </w:tcBorders>
+            <w:shd w:val="clear" w:color="auto" w:fill="auto"/>
+            <w:vAlign w:val="center"/>
+            <w:hideMark/>
+          </w:tcPr>
+          <w:p>
+            <w:pPr>
+              <w:spacing w:after="0" w:line="240" w:lineRule="auto"/>
+              <w:ind w:firstLineChars="100" w:firstLine="220"/>
+              <w:rPr>
+                <w:rFonts w:ascii="Arial" w:eastAsia="Times New Roman" w:hAnsi="Arial" w:cs="Arial"/>
+                <w:color w:val="1F1F1F"/>
+                <w:kern w:val="0"/>
+                <w:sz w:val="22"/>
+                <w:szCs w:val="22"/>
+                <w:lang w:val="en-US"/>
+                <w14:ligatures w14:val="none"/>
+              </w:rPr>
+            </w:pPr>
+            <w:r>
+              <w:rPr>
+                <w:rFonts w:ascii="Arial" w:eastAsia="Times New Roman" w:hAnsi="Arial" w:cs="Arial"/>
+                <w:color w:val="1F1F1F"/>
+                <w:kern w:val="0"/>
+                <w:sz w:val="22"/>
+                <w:szCs w:val="22"/>
+                <w:lang w:val="en-US"/>
+                <w14:ligatures w14:val="none"/>
+              </w:rPr>
+              <w:t>0.96</w:t>
+            </w:r>
+          </w:p>
+        </w:tc>
+        <w:tc>
+          <w:tcPr>
+            <w:tcW w:w="1399" w:type="dxa"/>
+            <w:tcBorders>
+              <w:top w:val="single" w:sz="8" w:space="0" w:color="C4C7C5"/>
+              <w:left w:val="single" w:sz="8" w:space="0" w:color="C4C7C5"/>
+              <w:bottom w:val="single" w:sz="8" w:space="0" w:color="C4C7C5"/>
+              <w:right w:val="single" w:sz="8" w:space="0" w:color="C4C7C5"/>
+            </w:tcBorders>
+            <w:shd w:val="clear" w:color="auto" w:fill="auto"/>
+            <w:vAlign w:val="center"/>
+            <w:hideMark/>
+          </w:tcPr>
+          <w:p>
+            <w:pPr>
+              <w:spacing w:after="0" w:line="240" w:lineRule="auto"/>
+              <w:ind w:firstLineChars="100" w:firstLine="220"/>
+              <w:rPr>
+                <w:rFonts w:ascii="Arial" w:eastAsia="Times New Roman" w:hAnsi="Arial" w:cs="Arial"/>
+                <w:color w:val="1F1F1F"/>
+                <w:kern w:val="0"/>
+                <w:sz w:val="22"/>
+                <w:szCs w:val="22"/>
+                <w:lang w:val="en-US"/>
+                <w14:ligatures w14:val="none"/>
+              </w:rPr>
+            </w:pPr>
+            <w:r>
+              <w:rPr>
+                <w:rFonts w:ascii="Arial" w:eastAsia="Times New Roman" w:hAnsi="Arial" w:cs="Arial"/>
+                <w:color w:val="1F1F1F"/>
+                <w:kern w:val="0"/>
+                <w:sz w:val="22"/>
+                <w:szCs w:val="22"/>
+                <w:lang w:val="en-US"/>
+                <w14:ligatures w14:val="none"/>
+              </w:rPr>
+              <w:t>0</w:t>
+            </w:r>
+          </w:p>
+        </w:tc>
+        <w:tc>
+          <w:tcPr>
+            <w:tcW w:w="1246" w:type="dxa"/>
+            <w:tcBorders>
+              <w:top w:val="single" w:sz="8" w:space="0" w:color="C4C7C5"/>
+              <w:left w:val="single" w:sz="8" w:space="0" w:color="C4C7C5"/>
+              <w:bottom w:val="single" w:sz="8" w:space="0" w:color="C4C7C5"/>
+              <w:right w:val="single" w:sz="8" w:space="0" w:color="C4C7C5"/>
+            </w:tcBorders>
+            <w:shd w:val="clear" w:color="auto" w:fill="auto"/>
+            <w:vAlign w:val="center"/>
+            <w:hideMark/>
+          </w:tcPr>
+          <w:p>
+            <w:pPr>
+              <w:spacing w:after="0" w:line="240" w:lineRule="auto"/>
+              <w:ind w:firstLineChars="100" w:firstLine="220"/>
+              <w:rPr>
+                <w:rFonts w:ascii="Arial" w:eastAsia="Times New Roman" w:hAnsi="Arial" w:cs="Arial"/>
+                <w:color w:val="1F1F1F"/>
+                <w:kern w:val="0"/>
+                <w:sz w:val="22"/>
+                <w:szCs w:val="22"/>
+                <w:lang w:val="en-US"/>
+                <w14:ligatures w14:val="none"/>
+              </w:rPr>
+            </w:pPr>
+            <w:r>
+              <w:rPr>
+                <w:rFonts w:ascii="Arial" w:eastAsia="Times New Roman" w:hAnsi="Arial" w:cs="Arial"/>
+                <w:color w:val="1F1F1F"/>
+                <w:kern w:val="0"/>
+                <w:sz w:val="22"/>
+                <w:szCs w:val="22"/>
+                <w:lang w:val="en-US"/>
+                <w14:ligatures w14:val="none"/>
+              </w:rPr>
+              <w:t>0</w:t>
+            </w:r>
+          </w:p>
+        </w:tc>
+        <w:tc>
+          <w:tcPr>
+            <w:tcW w:w="1316" w:type="dxa"/>
+            <w:tcBorders>
+              <w:top w:val="single" w:sz="8" w:space="0" w:color="C4C7C5"/>
+              <w:left w:val="single" w:sz="8" w:space="0" w:color="C4C7C5"/>
+              <w:bottom w:val="single" w:sz="8" w:space="0" w:color="C4C7C5"/>
+              <w:right w:val="single" w:sz="8" w:space="0" w:color="C4C7C5"/>
+            </w:tcBorders>
+            <w:shd w:val="clear" w:color="auto" w:fill="auto"/>
+            <w:vAlign w:val="center"/>
+            <w:hideMark/>
+          </w:tcPr>
+          <w:p>
+            <w:pPr>
+              <w:spacing w:after="0" w:line="240" w:lineRule="auto"/>
+              <w:ind w:firstLineChars="100" w:firstLine="220"/>
+              <w:rPr>
+                <w:rFonts w:ascii="Arial" w:eastAsia="Times New Roman" w:hAnsi="Arial" w:cs="Arial"/>
+                <w:color w:val="1F1F1F"/>
+                <w:kern w:val="0"/>
+                <w:sz w:val="22"/>
+                <w:szCs w:val="22"/>
+                <w:lang w:val="en-US"/>
+                <w14:ligatures w14:val="none"/>
+              </w:rPr>
+            </w:pPr>
+            <w:r>
+              <w:rPr>
+                <w:rFonts w:ascii="Arial" w:eastAsia="Times New Roman" w:hAnsi="Arial" w:cs="Arial"/>
+                <w:color w:val="1F1F1F"/>
+                <w:kern w:val="0"/>
+                <w:sz w:val="22"/>
+                <w:szCs w:val="22"/>
+                <w:lang w:val="en-US"/>
+                <w14:ligatures w14:val="none"/>
+              </w:rPr>
+              <w:t>0</w:t>
+            </w:r>
+          </w:p>
+        </w:tc>
+      </w:tr>
+      <w:tr>
+        <w:trPr>
+          <w:trHeight w:val="557"/>
+        </w:trPr>
+        <w:tc>
+          <w:tcPr>
+            <w:tcW w:w="943" w:type="dxa"/>
+            <w:tcBorders>
+              <w:top w:val="single" w:sz="8" w:space="0" w:color="C4C7C5"/>
+              <w:left w:val="single" w:sz="8" w:space="0" w:color="C4C7C5"/>
+              <w:bottom w:val="single" w:sz="8" w:space="0" w:color="C4C7C5"/>
+              <w:right w:val="single" w:sz="8" w:space="0" w:color="C4C7C5"/>
+            </w:tcBorders>
+            <w:shd w:val="clear" w:color="D9D9D9" w:fill="D9D9D9"/>
+            <w:vAlign w:val="center"/>
+            <w:hideMark/>
+          </w:tcPr>
+          <w:p>
+            <w:pPr>
+              <w:spacing w:after="0" w:line="240" w:lineRule="auto"/>
+              <w:ind w:firstLineChars="100" w:firstLine="220"/>
+              <w:rPr>
+                <w:rFonts w:ascii="Arial" w:eastAsia="Times New Roman" w:hAnsi="Arial" w:cs="Arial"/>
+                <w:b/>
+                <w:bCs/>
+                <w:color w:val="1F1F1F"/>
+                <w:kern w:val="0"/>
+                <w:sz w:val="22"/>
+                <w:szCs w:val="22"/>
+                <w:lang w:val="en-US"/>
+                <w14:ligatures w14:val="none"/>
+              </w:rPr>
+            </w:pPr>
+            <w:r>
+              <w:rPr>
+                <w:rFonts w:ascii="Arial" w:eastAsia="Times New Roman" w:hAnsi="Arial" w:cs="Arial"/>
+                <w:b/>
+                <w:bCs/>
+                <w:color w:val="1F1F1F"/>
+                <w:kern w:val="0"/>
+                <w:sz w:val="22"/>
+                <w:szCs w:val="22"/>
+                <w:lang w:val="en-US"/>
+                <w14:ligatures w14:val="none"/>
+              </w:rPr>
+              <w:t>E7</w:t>
+            </w:r>
+          </w:p>
+        </w:tc>
+        <w:tc>
+          <w:tcPr>
+            <w:tcW w:w="1645" w:type="dxa"/>
+            <w:tcBorders>
+              <w:top w:val="single" w:sz="8" w:space="0" w:color="C4C7C5"/>
+              <w:left w:val="single" w:sz="8" w:space="0" w:color="C4C7C5"/>
+              <w:bottom w:val="single" w:sz="8" w:space="0" w:color="C4C7C5"/>
+              <w:right w:val="single" w:sz="8" w:space="0" w:color="C4C7C5"/>
+            </w:tcBorders>
+            <w:shd w:val="clear" w:color="D9D9D9" w:fill="D9D9D9"/>
+            <w:vAlign w:val="center"/>
+            <w:hideMark/>
+          </w:tcPr>
+          <w:p>
+            <w:pPr>
+              <w:spacing w:after="0" w:line="240" w:lineRule="auto"/>
+              <w:ind w:firstLineChars="100" w:firstLine="220"/>
+              <w:rPr>
+                <w:rFonts w:ascii="Arial" w:eastAsia="Times New Roman" w:hAnsi="Arial" w:cs="Arial"/>
+                <w:color w:val="1F1F1F"/>
+                <w:kern w:val="0"/>
+                <w:sz w:val="22"/>
+                <w:szCs w:val="22"/>
+                <w:lang w:val="en-US"/>
+                <w14:ligatures w14:val="none"/>
+              </w:rPr>
+            </w:pPr>
+            <w:r>
+              <w:rPr>
+                <w:rFonts w:ascii="Arial" w:eastAsia="Times New Roman" w:hAnsi="Arial" w:cs="Arial"/>
+                <w:color w:val="1F1F1F"/>
+                <w:kern w:val="0"/>
+                <w:sz w:val="22"/>
+                <w:szCs w:val="22"/>
+                <w:lang w:val="en-US"/>
+                <w14:ligatures w14:val="none"/>
+              </w:rPr>
+              <w:t>(32,)</w:t>
+            </w:r>
+          </w:p>
+        </w:tc>
+        <w:tc>
+          <w:tcPr>
+            <w:tcW w:w="1399" w:type="dxa"/>
+            <w:tcBorders>
+              <w:top w:val="single" w:sz="8" w:space="0" w:color="C4C7C5"/>
+              <w:left w:val="single" w:sz="8" w:space="0" w:color="C4C7C5"/>
+              <w:bottom w:val="single" w:sz="8" w:space="0" w:color="C4C7C5"/>
+              <w:right w:val="single" w:sz="8" w:space="0" w:color="C4C7C5"/>
+            </w:tcBorders>
+            <w:shd w:val="clear" w:color="D9D9D9" w:fill="D9D9D9"/>
+            <w:vAlign w:val="center"/>
+            <w:hideMark/>
+          </w:tcPr>
+          <w:p>
+            <w:pPr>
+              <w:spacing w:after="0" w:line="240" w:lineRule="auto"/>
+              <w:ind w:firstLineChars="100" w:firstLine="220"/>
+              <w:rPr>
+                <w:rFonts w:ascii="Arial" w:eastAsia="Times New Roman" w:hAnsi="Arial" w:cs="Arial"/>
+                <w:color w:val="1F1F1F"/>
+                <w:kern w:val="0"/>
+                <w:sz w:val="22"/>
+                <w:szCs w:val="22"/>
+                <w:lang w:val="en-US"/>
+                <w14:ligatures w14:val="none"/>
+              </w:rPr>
+            </w:pPr>
+            <w:r>
+              <w:rPr>
+                <w:rFonts w:ascii="Arial" w:eastAsia="Times New Roman" w:hAnsi="Arial" w:cs="Arial"/>
+                <w:color w:val="1F1F1F"/>
+                <w:kern w:val="0"/>
+                <w:sz w:val="22"/>
+                <w:szCs w:val="22"/>
+                <w:lang w:val="en-US"/>
+                <w14:ligatures w14:val="none"/>
+              </w:rPr>
+              <w:t>logistic</w:t>
+            </w:r>
+          </w:p>
+        </w:tc>
+        <w:tc>
+          <w:tcPr>
+            <w:tcW w:w="1316" w:type="dxa"/>
+            <w:tcBorders>
+              <w:top w:val="single" w:sz="8" w:space="0" w:color="C4C7C5"/>
+              <w:left w:val="single" w:sz="8" w:space="0" w:color="C4C7C5"/>
+              <w:bottom w:val="single" w:sz="8" w:space="0" w:color="C4C7C5"/>
+              <w:right w:val="single" w:sz="8" w:space="0" w:color="C4C7C5"/>
+            </w:tcBorders>
+            <w:shd w:val="clear" w:color="D9D9D9" w:fill="D9D9D9"/>
+            <w:vAlign w:val="center"/>
+            <w:hideMark/>
+          </w:tcPr>
+          <w:p>
+            <w:pPr>
+              <w:spacing w:after="0" w:line="240" w:lineRule="auto"/>
+              <w:ind w:firstLineChars="100" w:firstLine="220"/>
+              <w:rPr>
+                <w:rFonts w:ascii="Arial" w:eastAsia="Times New Roman" w:hAnsi="Arial" w:cs="Arial"/>
+                <w:color w:val="1F1F1F"/>
+                <w:kern w:val="0"/>
+                <w:sz w:val="22"/>
+                <w:szCs w:val="22"/>
+                <w:lang w:val="en-US"/>
+                <w14:ligatures w14:val="none"/>
+              </w:rPr>
+            </w:pPr>
+            <w:r>
+              <w:rPr>
+                <w:rFonts w:ascii="Arial" w:eastAsia="Times New Roman" w:hAnsi="Arial" w:cs="Arial"/>
+                <w:color w:val="1F1F1F"/>
+                <w:kern w:val="0"/>
+                <w:sz w:val="22"/>
+                <w:szCs w:val="22"/>
+                <w:lang w:val="en-US"/>
+                <w14:ligatures w14:val="none"/>
+              </w:rPr>
+              <w:t>0.1638</w:t>
+            </w:r>
+          </w:p>
+        </w:tc>
+        <w:tc>
+          <w:tcPr>
+            <w:tcW w:w="1432" w:type="dxa"/>
+            <w:tcBorders>
+              <w:top w:val="single" w:sz="8" w:space="0" w:color="C4C7C5"/>
+              <w:left w:val="single" w:sz="8" w:space="0" w:color="C4C7C5"/>
+              <w:bottom w:val="single" w:sz="8" w:space="0" w:color="C4C7C5"/>
+              <w:right w:val="single" w:sz="8" w:space="0" w:color="C4C7C5"/>
+            </w:tcBorders>
+            <w:shd w:val="clear" w:color="D9D9D9" w:fill="D9D9D9"/>
+            <w:vAlign w:val="center"/>
+            <w:hideMark/>
+          </w:tcPr>
+          <w:p>
+            <w:pPr>
+              <w:spacing w:after="0" w:line="240" w:lineRule="auto"/>
+              <w:ind w:firstLineChars="100" w:firstLine="220"/>
+              <w:rPr>
+                <w:rFonts w:ascii="Arial" w:eastAsia="Times New Roman" w:hAnsi="Arial" w:cs="Arial"/>
+                <w:color w:val="1F1F1F"/>
+                <w:kern w:val="0"/>
+                <w:sz w:val="22"/>
+                <w:szCs w:val="22"/>
+                <w:lang w:val="en-US"/>
+                <w14:ligatures w14:val="none"/>
+              </w:rPr>
+            </w:pPr>
+            <w:r>
+              <w:rPr>
+                <w:rFonts w:ascii="Arial" w:eastAsia="Times New Roman" w:hAnsi="Arial" w:cs="Arial"/>
+                <w:color w:val="1F1F1F"/>
+                <w:kern w:val="0"/>
+                <w:sz w:val="22"/>
+                <w:szCs w:val="22"/>
+                <w:lang w:val="en-US"/>
+                <w14:ligatures w14:val="none"/>
+              </w:rPr>
+              <w:t>0.96</w:t>
+            </w:r>
+          </w:p>
+        </w:tc>
+        <w:tc>
+          <w:tcPr>
+            <w:tcW w:w="1399" w:type="dxa"/>
+            <w:tcBorders>
+              <w:top w:val="single" w:sz="8" w:space="0" w:color="C4C7C5"/>
+              <w:left w:val="single" w:sz="8" w:space="0" w:color="C4C7C5"/>
+              <w:bottom w:val="single" w:sz="8" w:space="0" w:color="C4C7C5"/>
+              <w:right w:val="single" w:sz="8" w:space="0" w:color="C4C7C5"/>
+            </w:tcBorders>
+            <w:shd w:val="clear" w:color="D9D9D9" w:fill="D9D9D9"/>
+            <w:vAlign w:val="center"/>
+            <w:hideMark/>
+          </w:tcPr>
+          <w:p>
+            <w:pPr>
+              <w:spacing w:after="0" w:line="240" w:lineRule="auto"/>
+              <w:ind w:firstLineChars="100" w:firstLine="220"/>
+              <w:rPr>
+                <w:rFonts w:ascii="Arial" w:eastAsia="Times New Roman" w:hAnsi="Arial" w:cs="Arial"/>
+                <w:color w:val="1F1F1F"/>
+                <w:kern w:val="0"/>
+                <w:sz w:val="22"/>
+                <w:szCs w:val="22"/>
+                <w:lang w:val="en-US"/>
+                <w14:ligatures w14:val="none"/>
+              </w:rPr>
+            </w:pPr>
+            <w:r>
+              <w:rPr>
+                <w:rFonts w:ascii="Arial" w:eastAsia="Times New Roman" w:hAnsi="Arial" w:cs="Arial"/>
+                <w:color w:val="1F1F1F"/>
+                <w:kern w:val="0"/>
+                <w:sz w:val="22"/>
+                <w:szCs w:val="22"/>
+                <w:lang w:val="en-US"/>
+                <w14:ligatures w14:val="none"/>
+              </w:rPr>
+              <w:t>0</w:t>
+            </w:r>
+          </w:p>
+        </w:tc>
+        <w:tc>
+          <w:tcPr>
+            <w:tcW w:w="1246" w:type="dxa"/>
+            <w:tcBorders>
+              <w:top w:val="single" w:sz="8" w:space="0" w:color="C4C7C5"/>
+              <w:left w:val="single" w:sz="8" w:space="0" w:color="C4C7C5"/>
+              <w:bottom w:val="single" w:sz="8" w:space="0" w:color="C4C7C5"/>
+              <w:right w:val="single" w:sz="8" w:space="0" w:color="C4C7C5"/>
+            </w:tcBorders>
+            <w:shd w:val="clear" w:color="D9D9D9" w:fill="D9D9D9"/>
+            <w:vAlign w:val="center"/>
+            <w:hideMark/>
+          </w:tcPr>
+          <w:p>
+            <w:pPr>
+              <w:spacing w:after="0" w:line="240" w:lineRule="auto"/>
+              <w:ind w:firstLineChars="100" w:firstLine="220"/>
+              <w:rPr>
+                <w:rFonts w:ascii="Arial" w:eastAsia="Times New Roman" w:hAnsi="Arial" w:cs="Arial"/>
+                <w:color w:val="1F1F1F"/>
+                <w:kern w:val="0"/>
+                <w:sz w:val="22"/>
+                <w:szCs w:val="22"/>
+                <w:lang w:val="en-US"/>
+                <w14:ligatures w14:val="none"/>
+              </w:rPr>
+            </w:pPr>
+            <w:r>
+              <w:rPr>
+                <w:rFonts w:ascii="Arial" w:eastAsia="Times New Roman" w:hAnsi="Arial" w:cs="Arial"/>
+                <w:color w:val="1F1F1F"/>
+                <w:kern w:val="0"/>
+                <w:sz w:val="22"/>
+                <w:szCs w:val="22"/>
+                <w:lang w:val="en-US"/>
+                <w14:ligatures w14:val="none"/>
+              </w:rPr>
+              <w:t>0</w:t>
+            </w:r>
+          </w:p>
+        </w:tc>
+        <w:tc>
+          <w:tcPr>
+            <w:tcW w:w="1316" w:type="dxa"/>
+            <w:tcBorders>
+              <w:top w:val="single" w:sz="8" w:space="0" w:color="C4C7C5"/>
+              <w:left w:val="single" w:sz="8" w:space="0" w:color="C4C7C5"/>
+              <w:bottom w:val="single" w:sz="8" w:space="0" w:color="C4C7C5"/>
+              <w:right w:val="single" w:sz="8" w:space="0" w:color="C4C7C5"/>
+            </w:tcBorders>
+            <w:shd w:val="clear" w:color="D9D9D9" w:fill="D9D9D9"/>
+            <w:vAlign w:val="center"/>
+            <w:hideMark/>
+          </w:tcPr>
+          <w:p>
+            <w:pPr>
+              <w:spacing w:after="0" w:line="240" w:lineRule="auto"/>
+              <w:ind w:firstLineChars="100" w:firstLine="220"/>
+              <w:rPr>
+                <w:rFonts w:ascii="Arial" w:eastAsia="Times New Roman" w:hAnsi="Arial" w:cs="Arial"/>
+                <w:color w:val="1F1F1F"/>
+                <w:kern w:val="0"/>
+                <w:sz w:val="22"/>
+                <w:szCs w:val="22"/>
+                <w:lang w:val="en-US"/>
+                <w14:ligatures w14:val="none"/>
+              </w:rPr>
+            </w:pPr>
+            <w:r>
+              <w:rPr>
+                <w:rFonts w:ascii="Arial" w:eastAsia="Times New Roman" w:hAnsi="Arial" w:cs="Arial"/>
+                <w:color w:val="1F1F1F"/>
+                <w:kern w:val="0"/>
+                <w:sz w:val="22"/>
+                <w:szCs w:val="22"/>
+                <w:lang w:val="en-US"/>
+                <w14:ligatures w14:val="none"/>
+              </w:rPr>
+              <w:t>0</w:t>
+            </w:r>
+          </w:p>
+        </w:tc>
+      </w:tr>
+    </w:tbl>
+    <w:p>
+      <w:pPr>
+        <w:tabs>
+          <w:tab w:val="left" w:pos="1656"/>
+        </w:tabs>
+        <w:jc w:val="both"/>
+      </w:pPr>
+      <w:r>
+        <w:t xml:space="preserve">       </w:t>
+      </w:r>
+      <w:r>
+        <w:t>Métricas obtidas no conjunto de validação:</w:t>
+      </w:r>
+    </w:p>
+    <w:p>
+      <w:pPr>
+        <w:tabs>
+          <w:tab w:val="left" w:pos="1656"/>
+        </w:tabs>
+        <w:jc w:val="both"/>
+      </w:pPr>
+    </w:p>
+    <w:p>
+      <w:pPr>
+        <w:tabs>
+          <w:tab w:val="left" w:pos="1065"/>
+        </w:tabs>
+      </w:pPr>
+    </w:p>
+    <w:p>
+      <w:pPr>
+        <w:pStyle w:val="ListParagraph"/>
+        <w:numPr>
+          <w:ilvl w:val="0"/>
+          <w:numId w:val="1"/>
+        </w:numPr>
+        <w:tabs>
+          <w:tab w:val="left" w:pos="1065"/>
+        </w:tabs>
+        <w:rPr>
+          <w:b/>
+          <w:bCs/>
+        </w:rPr>
+      </w:pPr>
+      <w:r>
+        <w:rPr>
+          <w:b/>
+          <w:bCs/>
+        </w:rPr>
+        <w:t>Análise comparativa e seleção da arquitetura</w:t>
+      </w:r>
+    </w:p>
+    <w:p>
+      <w:pPr>
+        <w:tabs>
+          <w:tab w:val="left" w:pos="1065"/>
+        </w:tabs>
+        <w:ind w:left="360"/>
+      </w:pPr>
+      <w:r>
+        <w:t>O desbalanceamento fez com que a acurácia de ~96% refletisse apenas a predição da classe majoritária em todos os testes.</w:t>
+      </w:r>
+    </w:p>
+    <w:p>
+      <w:pPr>
+        <w:pStyle w:val="ListParagraph"/>
+        <w:numPr>
+          <w:ilvl w:val="0"/>
+          <w:numId w:val="8"/>
+        </w:numPr>
+        <w:tabs>
+          <w:tab w:val="left" w:pos="1065"/>
+        </w:tabs>
+        <w:spacing w:line="360" w:lineRule="auto"/>
+      </w:pPr>
+      <w:r>
+        <w:rPr>
+          <w:b/>
+          <w:bCs/>
+        </w:rPr>
+        <w:t>Efeito da topologia:</w:t>
+      </w:r>
+      <w:r>
+        <w:t xml:space="preserve"> Aumentar a largura excessivamente (E3) ou a profundidade (E4, E5) degradou a precisão e não incrementou o Recall. O modelo mais complexo (E5) tendeu ao erro (Falsos Positivos).</w:t>
+      </w:r>
+    </w:p>
+    <w:p>
+      <w:pPr>
+        <w:pStyle w:val="ListParagraph"/>
+        <w:numPr>
+          <w:ilvl w:val="0"/>
+          <w:numId w:val="8"/>
+        </w:numPr>
+        <w:tabs>
+          <w:tab w:val="left" w:pos="1065"/>
+        </w:tabs>
+        <w:spacing w:line="360" w:lineRule="auto"/>
+      </w:pPr>
+      <w:r>
+        <w:rPr>
+          <w:b/>
+          <w:bCs/>
+        </w:rPr>
+        <w:t>Efeito da ativação:</w:t>
+      </w:r>
+      <w:r>
+        <w:t xml:space="preserve"> As ativações </w:t>
+      </w:r>
+      <w:proofErr w:type="spellStart"/>
+      <w:r>
+        <w:t>Tanh</w:t>
+      </w:r>
+      <w:proofErr w:type="spellEnd"/>
+      <w:r>
+        <w:t xml:space="preserve"> (E6) e </w:t>
+      </w:r>
+      <w:proofErr w:type="spellStart"/>
+      <w:r>
+        <w:t>Logistic</w:t>
+      </w:r>
+      <w:proofErr w:type="spellEnd"/>
+      <w:r>
+        <w:t xml:space="preserve"> (E7) zeraram por completo a detecção da classe positiva, demonstrando incompatibilidade com a distribuição das </w:t>
+      </w:r>
+      <w:r>
+        <w:rPr>
+          <w:i/>
+          <w:iCs/>
+        </w:rPr>
+        <w:t>features</w:t>
+      </w:r>
+      <w:r>
+        <w:t xml:space="preserve"> nesta configuração.</w:t>
+      </w:r>
+    </w:p>
+    <w:p>
+      <w:pPr>
+        <w:tabs>
+          <w:tab w:val="left" w:pos="1065"/>
+        </w:tabs>
+        <w:ind w:left="360"/>
+      </w:pPr>
+      <w:r>
+        <w:t xml:space="preserve">A arquitetura E2 (1x32, </w:t>
+      </w:r>
+      <w:proofErr w:type="spellStart"/>
+      <w:r>
+        <w:t>ReLU</w:t>
+      </w:r>
+      <w:proofErr w:type="spellEnd"/>
+      <w:r>
+        <w:t>) foi selecionada por apresentar o melhor F1-Score (0.0323) e Precisão (0.5000), demonstrando a melhor taxa de ganho em relação à complexidade estrutural.</w:t>
+      </w:r>
+    </w:p>
+    <w:p>
+      <w:pPr>
+        <w:tabs>
+          <w:tab w:val="left" w:pos="1065"/>
+        </w:tabs>
+        <w:ind w:left="360"/>
+      </w:pPr>
+    </w:p>
+    <w:p>
+      <w:pPr>
+        <w:pStyle w:val="ListParagraph"/>
+        <w:numPr>
+          <w:ilvl w:val="0"/>
+          <w:numId w:val="1"/>
+        </w:numPr>
+        <w:tabs>
+          <w:tab w:val="left" w:pos="1065"/>
+        </w:tabs>
+        <w:rPr>
+          <w:b/>
+          <w:bCs/>
+        </w:rPr>
+      </w:pPr>
+      <w:r>
+        <w:rPr>
+          <w:b/>
+          <w:bCs/>
+        </w:rPr>
+        <w:t>Avaliação final no conjunto de teste</w:t>
+      </w:r>
+    </w:p>
+    <w:p>
+      <w:pPr>
+        <w:tabs>
+          <w:tab w:val="left" w:pos="1065"/>
+        </w:tabs>
+        <w:ind w:left="360"/>
+        <w:rPr>
+          <w:b/>
+          <w:bCs/>
+        </w:rPr>
+      </w:pPr>
+      <w:r>
+        <w:t>A avaliação de teste do modelo E2 validou o comportamento conservador visto na validação. A acurácia foi mantida em 96%. O modelo evitou Falsos Positivos (Precisão de 1.00), porém o Recall manteve-se severamente comprometido (0.03), gerando um F1-Score de 0.06</w:t>
+      </w:r>
+      <w:r>
+        <w:rPr>
+          <w:b/>
+          <w:bCs/>
+        </w:rPr>
+        <w:t>.</w:t>
+      </w:r>
+    </w:p>
+    <w:p>
+      <w:pPr>
+        <w:tabs>
+          <w:tab w:val="left" w:pos="1065"/>
+        </w:tabs>
+        <w:ind w:left="360"/>
+        <w:rPr>
+          <w:b/>
+          <w:bCs/>
+        </w:rPr>
+      </w:pPr>
+    </w:p>
+    <w:p>
+      <w:pPr>
+        <w:tabs>
+          <w:tab w:val="left" w:pos="1065"/>
+        </w:tabs>
+        <w:ind w:left="360"/>
+        <w:rPr>
+          <w:b/>
+          <w:bCs/>
+        </w:rPr>
+      </w:pPr>
+    </w:p>
+    <w:p>
+      <w:pPr>
+        <w:pStyle w:val="ListParagraph"/>
+        <w:numPr>
+          <w:ilvl w:val="0"/>
+          <w:numId w:val="1"/>
+        </w:numPr>
+        <w:tabs>
+          <w:tab w:val="left" w:pos="1065"/>
+        </w:tabs>
+        <w:rPr>
+          <w:b/>
+          <w:bCs/>
+        </w:rPr>
+      </w:pPr>
+      <w:r>
+        <w:rPr>
+          <w:b/>
+          <w:bCs/>
+        </w:rPr>
+        <w:t>Conclusão</w:t>
+      </w:r>
+    </w:p>
+    <w:p>
+      <w:pPr>
+        <w:tabs>
+          <w:tab w:val="left" w:pos="1065"/>
+        </w:tabs>
+        <w:ind w:left="360"/>
+      </w:pPr>
+      <w:r>
+        <w:lastRenderedPageBreak/>
+        <w:t xml:space="preserve">O experimento concluiu todas as etapas da construção de uma MLP sem vazamento de dados, evidenciando as particularidades de bases desbalanceadas. Constata-se que ajustes isolados de </w:t>
+      </w:r>
+      <w:proofErr w:type="spellStart"/>
+      <w:r>
+        <w:t>hiperparâmetros</w:t>
+      </w:r>
+      <w:proofErr w:type="spellEnd"/>
+      <w:r>
+        <w:t xml:space="preserve"> ou de topologia profunda não superam o desbalanceamento de 96:4. Desenvolvimentos futuros neste </w:t>
+      </w:r>
+      <w:proofErr w:type="spellStart"/>
+      <w:r>
+        <w:t>dataset</w:t>
+      </w:r>
+      <w:proofErr w:type="spellEnd"/>
+      <w:r>
+        <w:t xml:space="preserve"> exigem a aplicação de balanceamento sintético (SMOTE) ou parametrização de pesos de classe (</w:t>
+      </w:r>
+      <w:proofErr w:type="spellStart"/>
+      <w:r>
+        <w:rPr>
+          <w:i/>
+          <w:iCs/>
+        </w:rPr>
+        <w:t>class</w:t>
+      </w:r>
+      <w:proofErr w:type="spellEnd"/>
+      <w:r>
+        <w:rPr>
+          <w:i/>
+          <w:iCs/>
+        </w:rPr>
+        <w:t xml:space="preserve"> </w:t>
+      </w:r>
+      <w:proofErr w:type="spellStart"/>
+      <w:r>
+        <w:rPr>
+          <w:i/>
+          <w:iCs/>
+        </w:rPr>
+        <w:t>weights</w:t>
+      </w:r>
+      <w:proofErr w:type="spellEnd"/>
+      <w:r>
+        <w:t>) para viabilizar um Recall aplicável a ambientes de cibersegurança reais.</w:t>
+      </w:r>
+    </w:p>
+    <w:p>
+      <w:pPr>
+        <w:tabs>
+          <w:tab w:val="left" w:pos="1065"/>
+        </w:tabs>
+        <w:ind w:left="360"/>
+        <w:rPr>
+          <w:b/>
+          <w:bCs/>
+        </w:rPr>
+      </w:pPr>
+    </w:p>
+    <w:p>
+      <w:pPr>
+        <w:pStyle w:val="ListParagraph"/>
+        <w:numPr>
+          <w:ilvl w:val="0"/>
+          <w:numId w:val="1"/>
+        </w:numPr>
+        <w:tabs>
+          <w:tab w:val="left" w:pos="1065"/>
+        </w:tabs>
+        <w:rPr>
+          <w:b/>
+          <w:bCs/>
+        </w:rPr>
+      </w:pPr>
+      <w:r>
+        <w:rPr>
+          <w:b/>
+          <w:bCs/>
+        </w:rPr>
+        <w:t>Referências</w:t>
+      </w:r>
+    </w:p>
+    <w:p>
+      <w:pPr>
+        <w:tabs>
+          <w:tab w:val="left" w:pos="1065"/>
+        </w:tabs>
+        <w:ind w:left="360"/>
+        <w:rPr>
+          <w:rFonts w:cs="Arial"/>
+        </w:rPr>
+      </w:pPr>
+      <w:r>
+        <w:rPr>
+          <w:rFonts w:cs="Arial"/>
+        </w:rPr>
+        <w:t xml:space="preserve">Base de Dados </w:t>
+      </w:r>
+      <w:r>
+        <w:rPr>
+          <w:rFonts w:cs="Arial"/>
+          <w:i/>
+          <w:iCs/>
+        </w:rPr>
+        <w:t>Cybersecurity Threat Detection Dataset</w:t>
+      </w:r>
+      <w:r>
+        <w:rPr>
+          <w:rFonts w:cs="Arial"/>
+        </w:rPr>
+        <w:t xml:space="preserve">, </w:t>
+      </w:r>
+      <w:proofErr w:type="spellStart"/>
+      <w:r>
+        <w:rPr>
+          <w:rFonts w:cs="Arial"/>
+        </w:rPr>
+        <w:t>plataforma</w:t>
+      </w:r>
+      <w:proofErr w:type="spellEnd"/>
+      <w:r>
+        <w:rPr>
+          <w:rFonts w:cs="Arial"/>
+        </w:rPr>
+        <w:t xml:space="preserve"> Kaggle. </w:t>
+      </w:r>
+    </w:p>
+    <w:p>
+      <w:pPr>
+        <w:tabs>
+          <w:tab w:val="left" w:pos="1065"/>
+        </w:tabs>
+        <w:ind w:left="360"/>
+        <w:rPr>
+          <w:b/>
+          <w:bCs/>
+        </w:rPr>
+      </w:pPr>
+      <w:r>
+        <w:rPr>
+          <w:rFonts w:cs="Arial"/>
+        </w:rPr>
+        <w:t xml:space="preserve">Diretrizes e Regras do </w:t>
+      </w:r>
+      <w:proofErr w:type="spellStart"/>
+      <w:r>
+        <w:rPr>
+          <w:rFonts w:cs="Arial"/>
+        </w:rPr>
+        <w:t>CheckPoint</w:t>
+      </w:r>
+      <w:proofErr w:type="spellEnd"/>
+      <w:r>
+        <w:rPr>
+          <w:rFonts w:cs="Arial"/>
+        </w:rPr>
+        <w:t xml:space="preserve"> 2 – Aprendizado Profundo.</w:t>
+      </w:r>
+    </w:p>
+    <w:p>
+      <w:pPr>
+        <w:tabs>
+          <w:tab w:val="left" w:pos="1065"/>
+        </w:tabs>
+        <w:ind w:left="360"/>
+        <w:rPr>
+          <w:b/>
+          <w:bCs/>
+        </w:rPr>
+      </w:pPr>
+    </w:p>
+    <w:p/>
+    <w:p/>
+    <w:p/>
+    <w:p/>
+    <w:p/>
     <w:sectPr>
       <w:pgSz w:w="11906" w:h="16838"/>
       <w:pgMar w:top="720" w:right="720" w:bottom="720" w:left="720" w:header="708" w:footer="708" w:gutter="0"/>
@@ -770,7 +4737,7 @@
 </file>
 
 <file path=word/numbering.xml><?xml version="1.0" encoding="utf-8"?>
-<w:numbering xmlns:wpc="http://schemas.microsoft.com/office/word/2010/wordprocessingCanvas" xmlns:cx="http://schemas.microsoft.com/office/drawing/2014/chartex" xmlns:cx1="http://schemas.microsoft.com/office/drawing/2015/9/8/chartex" xmlns:cx2="http://schemas.microsoft.com/office/drawing/2015/10/21/chartex" xmlns:cx3="http://schemas.microsoft.com/office/drawing/2016/5/9/chartex" xmlns:cx4="http://schemas.microsoft.com/office/drawing/2016/5/10/chartex" xmlns:cx5="http://schemas.microsoft.com/office/drawing/2016/5/11/chartex" xmlns:cx6="http://schemas.microsoft.com/office/drawing/2016/5/12/chartex" xmlns:cx7="http://schemas.microsoft.com/office/drawing/2016/5/13/chartex" xmlns:cx8="http://schemas.microsoft.com/office/drawing/2016/5/14/chartex" xmlns:mc="http://schemas.openxmlformats.org/markup-compatibility/2006" xmlns:aink="http://schemas.microsoft.com/office/drawing/2016/ink" xmlns:am3d="http://schemas.microsoft.com/office/drawing/2017/model3d" xmlns:o="urn:schemas-microsoft-com:office:office" xmlns:oel="http://schemas.microsoft.com/office/2019/extlst" xmlns:r="http://schemas.openxmlformats.org/officeDocument/2006/relationships" xmlns:m="http://schemas.openxmlformats.org/officeDocument/2006/math" xmlns:v="urn:schemas-microsoft-com:vml" xmlns:wp14="http://schemas.microsoft.com/office/word/2010/wordprocessingDrawing" xmlns:wp="http://schemas.openxmlformats.org/drawingml/2006/wordprocessingDrawing" xmlns:w10="urn:schemas-microsoft-com:office:word" xmlns:w="http://schemas.openxmlformats.org/wordprocessingml/2006/main" xmlns:w14="http://schemas.microsoft.com/office/word/2010/wordml" xmlns:w15="http://schemas.microsoft.com/office/word/2012/wordml" xmlns:w16cex="http://schemas.microsoft.com/office/word/2018/wordml/cex" xmlns:w16cid="http://schemas.microsoft.com/office/word/2016/wordml/cid" xmlns:w16="http://schemas.microsoft.com/office/word/2018/wordml" xmlns:w16du="http://schemas.microsoft.com/office/word/2023/wordml/word16du" xmlns:w16sdtdh="http://schemas.microsoft.com/office/word/2020/wordml/sdtdatahash" xmlns:w16sdtfl="http://schemas.microsoft.com/office/word/2024/wordml/sdtformatlock" xmlns:w16se="http://schemas.microsoft.com/office/word/2015/wordml/symex" xmlns:wpg="http://schemas.microsoft.com/office/word/2010/wordprocessingGroup" xmlns:wpi="http://schemas.microsoft.com/office/word/2010/wordprocessingInk" xmlns:wne="http://schemas.microsoft.com/office/word/2006/wordml" xmlns:wps="http://schemas.microsoft.com/office/word/2010/wordprocessingShape" mc:Ignorable="w14 w15 w16se w16cid w16 w16cex w16sdtdh w16sdtfl w16du wp14">
+<w:numbering xmlns:wpc="http://schemas.microsoft.com/office/word/2010/wordprocessingCanvas" xmlns:cx="http://schemas.microsoft.com/office/drawing/2014/chartex" xmlns:cx1="http://schemas.microsoft.com/office/drawing/2015/9/8/chartex" xmlns:cx2="http://schemas.microsoft.com/office/drawing/2015/10/21/chartex" xmlns:cx3="http://schemas.microsoft.com/office/drawing/2016/5/9/chartex" xmlns:cx4="http://schemas.microsoft.com/office/drawing/2016/5/10/chartex" xmlns:cx5="http://schemas.microsoft.com/office/drawing/2016/5/11/chartex" xmlns:cx6="http://schemas.microsoft.com/office/drawing/2016/5/12/chartex" xmlns:cx7="http://schemas.microsoft.com/office/drawing/2016/5/13/chartex" xmlns:cx8="http://schemas.microsoft.com/office/drawing/2016/5/14/chartex" xmlns:mc="http://schemas.openxmlformats.org/markup-compatibility/2006" xmlns:aink="http://schemas.microsoft.com/office/drawing/2016/ink" xmlns:am3d="http://schemas.microsoft.com/office/drawing/2017/model3d" xmlns:o="urn:schemas-microsoft-com:office:office" xmlns:oel="http://schemas.microsoft.com/office/2019/extlst" xmlns:r="http://schemas.openxmlformats.org/officeDocument/2006/relationships" xmlns:m="http://schemas.openxmlformats.org/officeDocument/2006/math" xmlns:v="urn:schemas-microsoft-com:vml" xmlns:wp14="http://schemas.microsoft.com/office/word/2010/wordprocessingDrawing" xmlns:wp="http://schemas.openxmlformats.org/drawingml/2006/wordprocessingDrawing" xmlns:w10="urn:schemas-microsoft-com:office:word" xmlns:w="http://schemas.openxmlformats.org/wordprocessingml/2006/main" xmlns:w14="http://schemas.microsoft.com/office/word/2010/wordml" xmlns:w15="http://schemas.microsoft.com/office/word/2012/wordml" xmlns:w16cex="http://schemas.microsoft.com/office/word/2018/wordml/cex" xmlns:w16cid="http://schemas.microsoft.com/office/word/2016/wordml/cid" xmlns:w16="http://schemas.microsoft.com/office/word/2018/wordml" xmlns:w16sdtdh="http://schemas.microsoft.com/office/word/2020/wordml/sdtdatahash" xmlns:w16se="http://schemas.microsoft.com/office/word/2015/wordml/symex" xmlns:wpg="http://schemas.microsoft.com/office/word/2010/wordprocessingGroup" xmlns:wpi="http://schemas.microsoft.com/office/word/2010/wordprocessingInk" xmlns:wne="http://schemas.microsoft.com/office/word/2006/wordml" xmlns:wps="http://schemas.microsoft.com/office/word/2010/wordprocessingShape" mc:Ignorable="w14 w15 w16se w16cid w16 w16cex w16sdtdh wp14">
   <w:abstractNum w:abstractNumId="0" w15:restartNumberingAfterBreak="0">
     <w:nsid w:val="02150358"/>
     <w:multiLevelType w:val="multilevel"/>
@@ -1010,6 +4977,345 @@
     </w:lvl>
   </w:abstractNum>
   <w:abstractNum w:abstractNumId="2" w15:restartNumberingAfterBreak="0">
+    <w:nsid w:val="20B1624C"/>
+    <w:multiLevelType w:val="hybridMultilevel"/>
+    <w:tmpl w:val="A27ACD3C"/>
+    <w:lvl w:ilvl="0" w:tplc="04090001">
+      <w:start w:val="1"/>
+      <w:numFmt w:val="bullet"/>
+      <w:lvlText w:val=""/>
+      <w:lvlJc w:val="left"/>
+      <w:pPr>
+        <w:ind w:left="1080" w:hanging="360"/>
+      </w:pPr>
+      <w:rPr>
+        <w:rFonts w:ascii="Symbol" w:hAnsi="Symbol" w:hint="default"/>
+      </w:rPr>
+    </w:lvl>
+    <w:lvl w:ilvl="1" w:tplc="04090003" w:tentative="1">
+      <w:start w:val="1"/>
+      <w:numFmt w:val="bullet"/>
+      <w:lvlText w:val="o"/>
+      <w:lvlJc w:val="left"/>
+      <w:pPr>
+        <w:ind w:left="1800" w:hanging="360"/>
+      </w:pPr>
+      <w:rPr>
+        <w:rFonts w:ascii="Courier New" w:hAnsi="Courier New" w:cs="Courier New" w:hint="default"/>
+      </w:rPr>
+    </w:lvl>
+    <w:lvl w:ilvl="2" w:tplc="04090005" w:tentative="1">
+      <w:start w:val="1"/>
+      <w:numFmt w:val="bullet"/>
+      <w:lvlText w:val=""/>
+      <w:lvlJc w:val="left"/>
+      <w:pPr>
+        <w:ind w:left="2520" w:hanging="360"/>
+      </w:pPr>
+      <w:rPr>
+        <w:rFonts w:ascii="Wingdings" w:hAnsi="Wingdings" w:hint="default"/>
+      </w:rPr>
+    </w:lvl>
+    <w:lvl w:ilvl="3" w:tplc="04090001" w:tentative="1">
+      <w:start w:val="1"/>
+      <w:numFmt w:val="bullet"/>
+      <w:lvlText w:val=""/>
+      <w:lvlJc w:val="left"/>
+      <w:pPr>
+        <w:ind w:left="3240" w:hanging="360"/>
+      </w:pPr>
+      <w:rPr>
+        <w:rFonts w:ascii="Symbol" w:hAnsi="Symbol" w:hint="default"/>
+      </w:rPr>
+    </w:lvl>
+    <w:lvl w:ilvl="4" w:tplc="04090003" w:tentative="1">
+      <w:start w:val="1"/>
+      <w:numFmt w:val="bullet"/>
+      <w:lvlText w:val="o"/>
+      <w:lvlJc w:val="left"/>
+      <w:pPr>
+        <w:ind w:left="3960" w:hanging="360"/>
+      </w:pPr>
+      <w:rPr>
+        <w:rFonts w:ascii="Courier New" w:hAnsi="Courier New" w:cs="Courier New" w:hint="default"/>
+      </w:rPr>
+    </w:lvl>
+    <w:lvl w:ilvl="5" w:tplc="04090005" w:tentative="1">
+      <w:start w:val="1"/>
+      <w:numFmt w:val="bullet"/>
+      <w:lvlText w:val=""/>
+      <w:lvlJc w:val="left"/>
+      <w:pPr>
+        <w:ind w:left="4680" w:hanging="360"/>
+      </w:pPr>
+      <w:rPr>
+        <w:rFonts w:ascii="Wingdings" w:hAnsi="Wingdings" w:hint="default"/>
+      </w:rPr>
+    </w:lvl>
+    <w:lvl w:ilvl="6" w:tplc="04090001" w:tentative="1">
+      <w:start w:val="1"/>
+      <w:numFmt w:val="bullet"/>
+      <w:lvlText w:val=""/>
+      <w:lvlJc w:val="left"/>
+      <w:pPr>
+        <w:ind w:left="5400" w:hanging="360"/>
+      </w:pPr>
+      <w:rPr>
+        <w:rFonts w:ascii="Symbol" w:hAnsi="Symbol" w:hint="default"/>
+      </w:rPr>
+    </w:lvl>
+    <w:lvl w:ilvl="7" w:tplc="04090003" w:tentative="1">
+      <w:start w:val="1"/>
+      <w:numFmt w:val="bullet"/>
+      <w:lvlText w:val="o"/>
+      <w:lvlJc w:val="left"/>
+      <w:pPr>
+        <w:ind w:left="6120" w:hanging="360"/>
+      </w:pPr>
+      <w:rPr>
+        <w:rFonts w:ascii="Courier New" w:hAnsi="Courier New" w:cs="Courier New" w:hint="default"/>
+      </w:rPr>
+    </w:lvl>
+    <w:lvl w:ilvl="8" w:tplc="04090005" w:tentative="1">
+      <w:start w:val="1"/>
+      <w:numFmt w:val="bullet"/>
+      <w:lvlText w:val=""/>
+      <w:lvlJc w:val="left"/>
+      <w:pPr>
+        <w:ind w:left="6840" w:hanging="360"/>
+      </w:pPr>
+      <w:rPr>
+        <w:rFonts w:ascii="Wingdings" w:hAnsi="Wingdings" w:hint="default"/>
+      </w:rPr>
+    </w:lvl>
+  </w:abstractNum>
+  <w:abstractNum w:abstractNumId="3" w15:restartNumberingAfterBreak="0">
+    <w:nsid w:val="22525805"/>
+    <w:multiLevelType w:val="hybridMultilevel"/>
+    <w:tmpl w:val="E5DCADFE"/>
+    <w:lvl w:ilvl="0" w:tplc="04090001">
+      <w:start w:val="1"/>
+      <w:numFmt w:val="bullet"/>
+      <w:lvlText w:val=""/>
+      <w:lvlJc w:val="left"/>
+      <w:pPr>
+        <w:ind w:left="1080" w:hanging="360"/>
+      </w:pPr>
+      <w:rPr>
+        <w:rFonts w:ascii="Symbol" w:hAnsi="Symbol" w:hint="default"/>
+      </w:rPr>
+    </w:lvl>
+    <w:lvl w:ilvl="1" w:tplc="04090003" w:tentative="1">
+      <w:start w:val="1"/>
+      <w:numFmt w:val="bullet"/>
+      <w:lvlText w:val="o"/>
+      <w:lvlJc w:val="left"/>
+      <w:pPr>
+        <w:ind w:left="1800" w:hanging="360"/>
+      </w:pPr>
+      <w:rPr>
+        <w:rFonts w:ascii="Courier New" w:hAnsi="Courier New" w:cs="Courier New" w:hint="default"/>
+      </w:rPr>
+    </w:lvl>
+    <w:lvl w:ilvl="2" w:tplc="04090005" w:tentative="1">
+      <w:start w:val="1"/>
+      <w:numFmt w:val="bullet"/>
+      <w:lvlText w:val=""/>
+      <w:lvlJc w:val="left"/>
+      <w:pPr>
+        <w:ind w:left="2520" w:hanging="360"/>
+      </w:pPr>
+      <w:rPr>
+        <w:rFonts w:ascii="Wingdings" w:hAnsi="Wingdings" w:hint="default"/>
+      </w:rPr>
+    </w:lvl>
+    <w:lvl w:ilvl="3" w:tplc="04090001" w:tentative="1">
+      <w:start w:val="1"/>
+      <w:numFmt w:val="bullet"/>
+      <w:lvlText w:val=""/>
+      <w:lvlJc w:val="left"/>
+      <w:pPr>
+        <w:ind w:left="3240" w:hanging="360"/>
+      </w:pPr>
+      <w:rPr>
+        <w:rFonts w:ascii="Symbol" w:hAnsi="Symbol" w:hint="default"/>
+      </w:rPr>
+    </w:lvl>
+    <w:lvl w:ilvl="4" w:tplc="04090003" w:tentative="1">
+      <w:start w:val="1"/>
+      <w:numFmt w:val="bullet"/>
+      <w:lvlText w:val="o"/>
+      <w:lvlJc w:val="left"/>
+      <w:pPr>
+        <w:ind w:left="3960" w:hanging="360"/>
+      </w:pPr>
+      <w:rPr>
+        <w:rFonts w:ascii="Courier New" w:hAnsi="Courier New" w:cs="Courier New" w:hint="default"/>
+      </w:rPr>
+    </w:lvl>
+    <w:lvl w:ilvl="5" w:tplc="04090005" w:tentative="1">
+      <w:start w:val="1"/>
+      <w:numFmt w:val="bullet"/>
+      <w:lvlText w:val=""/>
+      <w:lvlJc w:val="left"/>
+      <w:pPr>
+        <w:ind w:left="4680" w:hanging="360"/>
+      </w:pPr>
+      <w:rPr>
+        <w:rFonts w:ascii="Wingdings" w:hAnsi="Wingdings" w:hint="default"/>
+      </w:rPr>
+    </w:lvl>
+    <w:lvl w:ilvl="6" w:tplc="04090001" w:tentative="1">
+      <w:start w:val="1"/>
+      <w:numFmt w:val="bullet"/>
+      <w:lvlText w:val=""/>
+      <w:lvlJc w:val="left"/>
+      <w:pPr>
+        <w:ind w:left="5400" w:hanging="360"/>
+      </w:pPr>
+      <w:rPr>
+        <w:rFonts w:ascii="Symbol" w:hAnsi="Symbol" w:hint="default"/>
+      </w:rPr>
+    </w:lvl>
+    <w:lvl w:ilvl="7" w:tplc="04090003" w:tentative="1">
+      <w:start w:val="1"/>
+      <w:numFmt w:val="bullet"/>
+      <w:lvlText w:val="o"/>
+      <w:lvlJc w:val="left"/>
+      <w:pPr>
+        <w:ind w:left="6120" w:hanging="360"/>
+      </w:pPr>
+      <w:rPr>
+        <w:rFonts w:ascii="Courier New" w:hAnsi="Courier New" w:cs="Courier New" w:hint="default"/>
+      </w:rPr>
+    </w:lvl>
+    <w:lvl w:ilvl="8" w:tplc="04090005" w:tentative="1">
+      <w:start w:val="1"/>
+      <w:numFmt w:val="bullet"/>
+      <w:lvlText w:val=""/>
+      <w:lvlJc w:val="left"/>
+      <w:pPr>
+        <w:ind w:left="6840" w:hanging="360"/>
+      </w:pPr>
+      <w:rPr>
+        <w:rFonts w:ascii="Wingdings" w:hAnsi="Wingdings" w:hint="default"/>
+      </w:rPr>
+    </w:lvl>
+  </w:abstractNum>
+  <w:abstractNum w:abstractNumId="4" w15:restartNumberingAfterBreak="0">
+    <w:nsid w:val="41B87089"/>
+    <w:multiLevelType w:val="hybridMultilevel"/>
+    <w:tmpl w:val="01A8017E"/>
+    <w:lvl w:ilvl="0" w:tplc="04090001">
+      <w:start w:val="1"/>
+      <w:numFmt w:val="bullet"/>
+      <w:lvlText w:val=""/>
+      <w:lvlJc w:val="left"/>
+      <w:pPr>
+        <w:ind w:left="1080" w:hanging="360"/>
+      </w:pPr>
+      <w:rPr>
+        <w:rFonts w:ascii="Symbol" w:hAnsi="Symbol" w:hint="default"/>
+      </w:rPr>
+    </w:lvl>
+    <w:lvl w:ilvl="1" w:tplc="04090003" w:tentative="1">
+      <w:start w:val="1"/>
+      <w:numFmt w:val="bullet"/>
+      <w:lvlText w:val="o"/>
+      <w:lvlJc w:val="left"/>
+      <w:pPr>
+        <w:ind w:left="1800" w:hanging="360"/>
+      </w:pPr>
+      <w:rPr>
+        <w:rFonts w:ascii="Courier New" w:hAnsi="Courier New" w:cs="Courier New" w:hint="default"/>
+      </w:rPr>
+    </w:lvl>
+    <w:lvl w:ilvl="2" w:tplc="04090005" w:tentative="1">
+      <w:start w:val="1"/>
+      <w:numFmt w:val="bullet"/>
+      <w:lvlText w:val=""/>
+      <w:lvlJc w:val="left"/>
+      <w:pPr>
+        <w:ind w:left="2520" w:hanging="360"/>
+      </w:pPr>
+      <w:rPr>
+        <w:rFonts w:ascii="Wingdings" w:hAnsi="Wingdings" w:hint="default"/>
+      </w:rPr>
+    </w:lvl>
+    <w:lvl w:ilvl="3" w:tplc="04090001" w:tentative="1">
+      <w:start w:val="1"/>
+      <w:numFmt w:val="bullet"/>
+      <w:lvlText w:val=""/>
+      <w:lvlJc w:val="left"/>
+      <w:pPr>
+        <w:ind w:left="3240" w:hanging="360"/>
+      </w:pPr>
+      <w:rPr>
+        <w:rFonts w:ascii="Symbol" w:hAnsi="Symbol" w:hint="default"/>
+      </w:rPr>
+    </w:lvl>
+    <w:lvl w:ilvl="4" w:tplc="04090003" w:tentative="1">
+      <w:start w:val="1"/>
+      <w:numFmt w:val="bullet"/>
+      <w:lvlText w:val="o"/>
+      <w:lvlJc w:val="left"/>
+      <w:pPr>
+        <w:ind w:left="3960" w:hanging="360"/>
+      </w:pPr>
+      <w:rPr>
+        <w:rFonts w:ascii="Courier New" w:hAnsi="Courier New" w:cs="Courier New" w:hint="default"/>
+      </w:rPr>
+    </w:lvl>
+    <w:lvl w:ilvl="5" w:tplc="04090005" w:tentative="1">
+      <w:start w:val="1"/>
+      <w:numFmt w:val="bullet"/>
+      <w:lvlText w:val=""/>
+      <w:lvlJc w:val="left"/>
+      <w:pPr>
+        <w:ind w:left="4680" w:hanging="360"/>
+      </w:pPr>
+      <w:rPr>
+        <w:rFonts w:ascii="Wingdings" w:hAnsi="Wingdings" w:hint="default"/>
+      </w:rPr>
+    </w:lvl>
+    <w:lvl w:ilvl="6" w:tplc="04090001" w:tentative="1">
+      <w:start w:val="1"/>
+      <w:numFmt w:val="bullet"/>
+      <w:lvlText w:val=""/>
+      <w:lvlJc w:val="left"/>
+      <w:pPr>
+        <w:ind w:left="5400" w:hanging="360"/>
+      </w:pPr>
+      <w:rPr>
+        <w:rFonts w:ascii="Symbol" w:hAnsi="Symbol" w:hint="default"/>
+      </w:rPr>
+    </w:lvl>
+    <w:lvl w:ilvl="7" w:tplc="04090003" w:tentative="1">
+      <w:start w:val="1"/>
+      <w:numFmt w:val="bullet"/>
+      <w:lvlText w:val="o"/>
+      <w:lvlJc w:val="left"/>
+      <w:pPr>
+        <w:ind w:left="6120" w:hanging="360"/>
+      </w:pPr>
+      <w:rPr>
+        <w:rFonts w:ascii="Courier New" w:hAnsi="Courier New" w:cs="Courier New" w:hint="default"/>
+      </w:rPr>
+    </w:lvl>
+    <w:lvl w:ilvl="8" w:tplc="04090005" w:tentative="1">
+      <w:start w:val="1"/>
+      <w:numFmt w:val="bullet"/>
+      <w:lvlText w:val=""/>
+      <w:lvlJc w:val="left"/>
+      <w:pPr>
+        <w:ind w:left="6840" w:hanging="360"/>
+      </w:pPr>
+      <w:rPr>
+        <w:rFonts w:ascii="Wingdings" w:hAnsi="Wingdings" w:hint="default"/>
+      </w:rPr>
+    </w:lvl>
+  </w:abstractNum>
+  <w:abstractNum w:abstractNumId="5" w15:restartNumberingAfterBreak="0">
     <w:nsid w:val="42CD0231"/>
     <w:multiLevelType w:val="hybridMultilevel"/>
     <w:tmpl w:val="F0709664"/>
@@ -1110,6 +5416,345 @@
       </w:rPr>
     </w:lvl>
     <w:lvl w:ilvl="8" w:tplc="04160005" w:tentative="1">
+      <w:start w:val="1"/>
+      <w:numFmt w:val="bullet"/>
+      <w:lvlText w:val=""/>
+      <w:lvlJc w:val="left"/>
+      <w:pPr>
+        <w:ind w:left="6480" w:hanging="360"/>
+      </w:pPr>
+      <w:rPr>
+        <w:rFonts w:ascii="Wingdings" w:hAnsi="Wingdings" w:hint="default"/>
+      </w:rPr>
+    </w:lvl>
+  </w:abstractNum>
+  <w:abstractNum w:abstractNumId="6" w15:restartNumberingAfterBreak="0">
+    <w:nsid w:val="4F7D3C5D"/>
+    <w:multiLevelType w:val="hybridMultilevel"/>
+    <w:tmpl w:val="FE1869E0"/>
+    <w:lvl w:ilvl="0" w:tplc="04090001">
+      <w:start w:val="1"/>
+      <w:numFmt w:val="bullet"/>
+      <w:lvlText w:val=""/>
+      <w:lvlJc w:val="left"/>
+      <w:pPr>
+        <w:ind w:left="1080" w:hanging="360"/>
+      </w:pPr>
+      <w:rPr>
+        <w:rFonts w:ascii="Symbol" w:hAnsi="Symbol" w:hint="default"/>
+      </w:rPr>
+    </w:lvl>
+    <w:lvl w:ilvl="1" w:tplc="04090003" w:tentative="1">
+      <w:start w:val="1"/>
+      <w:numFmt w:val="bullet"/>
+      <w:lvlText w:val="o"/>
+      <w:lvlJc w:val="left"/>
+      <w:pPr>
+        <w:ind w:left="1800" w:hanging="360"/>
+      </w:pPr>
+      <w:rPr>
+        <w:rFonts w:ascii="Courier New" w:hAnsi="Courier New" w:cs="Courier New" w:hint="default"/>
+      </w:rPr>
+    </w:lvl>
+    <w:lvl w:ilvl="2" w:tplc="04090005" w:tentative="1">
+      <w:start w:val="1"/>
+      <w:numFmt w:val="bullet"/>
+      <w:lvlText w:val=""/>
+      <w:lvlJc w:val="left"/>
+      <w:pPr>
+        <w:ind w:left="2520" w:hanging="360"/>
+      </w:pPr>
+      <w:rPr>
+        <w:rFonts w:ascii="Wingdings" w:hAnsi="Wingdings" w:hint="default"/>
+      </w:rPr>
+    </w:lvl>
+    <w:lvl w:ilvl="3" w:tplc="04090001" w:tentative="1">
+      <w:start w:val="1"/>
+      <w:numFmt w:val="bullet"/>
+      <w:lvlText w:val=""/>
+      <w:lvlJc w:val="left"/>
+      <w:pPr>
+        <w:ind w:left="3240" w:hanging="360"/>
+      </w:pPr>
+      <w:rPr>
+        <w:rFonts w:ascii="Symbol" w:hAnsi="Symbol" w:hint="default"/>
+      </w:rPr>
+    </w:lvl>
+    <w:lvl w:ilvl="4" w:tplc="04090003" w:tentative="1">
+      <w:start w:val="1"/>
+      <w:numFmt w:val="bullet"/>
+      <w:lvlText w:val="o"/>
+      <w:lvlJc w:val="left"/>
+      <w:pPr>
+        <w:ind w:left="3960" w:hanging="360"/>
+      </w:pPr>
+      <w:rPr>
+        <w:rFonts w:ascii="Courier New" w:hAnsi="Courier New" w:cs="Courier New" w:hint="default"/>
+      </w:rPr>
+    </w:lvl>
+    <w:lvl w:ilvl="5" w:tplc="04090005" w:tentative="1">
+      <w:start w:val="1"/>
+      <w:numFmt w:val="bullet"/>
+      <w:lvlText w:val=""/>
+      <w:lvlJc w:val="left"/>
+      <w:pPr>
+        <w:ind w:left="4680" w:hanging="360"/>
+      </w:pPr>
+      <w:rPr>
+        <w:rFonts w:ascii="Wingdings" w:hAnsi="Wingdings" w:hint="default"/>
+      </w:rPr>
+    </w:lvl>
+    <w:lvl w:ilvl="6" w:tplc="04090001" w:tentative="1">
+      <w:start w:val="1"/>
+      <w:numFmt w:val="bullet"/>
+      <w:lvlText w:val=""/>
+      <w:lvlJc w:val="left"/>
+      <w:pPr>
+        <w:ind w:left="5400" w:hanging="360"/>
+      </w:pPr>
+      <w:rPr>
+        <w:rFonts w:ascii="Symbol" w:hAnsi="Symbol" w:hint="default"/>
+      </w:rPr>
+    </w:lvl>
+    <w:lvl w:ilvl="7" w:tplc="04090003" w:tentative="1">
+      <w:start w:val="1"/>
+      <w:numFmt w:val="bullet"/>
+      <w:lvlText w:val="o"/>
+      <w:lvlJc w:val="left"/>
+      <w:pPr>
+        <w:ind w:left="6120" w:hanging="360"/>
+      </w:pPr>
+      <w:rPr>
+        <w:rFonts w:ascii="Courier New" w:hAnsi="Courier New" w:cs="Courier New" w:hint="default"/>
+      </w:rPr>
+    </w:lvl>
+    <w:lvl w:ilvl="8" w:tplc="04090005" w:tentative="1">
+      <w:start w:val="1"/>
+      <w:numFmt w:val="bullet"/>
+      <w:lvlText w:val=""/>
+      <w:lvlJc w:val="left"/>
+      <w:pPr>
+        <w:ind w:left="6840" w:hanging="360"/>
+      </w:pPr>
+      <w:rPr>
+        <w:rFonts w:ascii="Wingdings" w:hAnsi="Wingdings" w:hint="default"/>
+      </w:rPr>
+    </w:lvl>
+  </w:abstractNum>
+  <w:abstractNum w:abstractNumId="7" w15:restartNumberingAfterBreak="0">
+    <w:nsid w:val="6B7B229C"/>
+    <w:multiLevelType w:val="hybridMultilevel"/>
+    <w:tmpl w:val="44748726"/>
+    <w:lvl w:ilvl="0" w:tplc="04090001">
+      <w:start w:val="1"/>
+      <w:numFmt w:val="bullet"/>
+      <w:lvlText w:val=""/>
+      <w:lvlJc w:val="left"/>
+      <w:pPr>
+        <w:ind w:left="1080" w:hanging="360"/>
+      </w:pPr>
+      <w:rPr>
+        <w:rFonts w:ascii="Symbol" w:hAnsi="Symbol" w:hint="default"/>
+      </w:rPr>
+    </w:lvl>
+    <w:lvl w:ilvl="1" w:tplc="04090003" w:tentative="1">
+      <w:start w:val="1"/>
+      <w:numFmt w:val="bullet"/>
+      <w:lvlText w:val="o"/>
+      <w:lvlJc w:val="left"/>
+      <w:pPr>
+        <w:ind w:left="1800" w:hanging="360"/>
+      </w:pPr>
+      <w:rPr>
+        <w:rFonts w:ascii="Courier New" w:hAnsi="Courier New" w:cs="Courier New" w:hint="default"/>
+      </w:rPr>
+    </w:lvl>
+    <w:lvl w:ilvl="2" w:tplc="04090005" w:tentative="1">
+      <w:start w:val="1"/>
+      <w:numFmt w:val="bullet"/>
+      <w:lvlText w:val=""/>
+      <w:lvlJc w:val="left"/>
+      <w:pPr>
+        <w:ind w:left="2520" w:hanging="360"/>
+      </w:pPr>
+      <w:rPr>
+        <w:rFonts w:ascii="Wingdings" w:hAnsi="Wingdings" w:hint="default"/>
+      </w:rPr>
+    </w:lvl>
+    <w:lvl w:ilvl="3" w:tplc="04090001" w:tentative="1">
+      <w:start w:val="1"/>
+      <w:numFmt w:val="bullet"/>
+      <w:lvlText w:val=""/>
+      <w:lvlJc w:val="left"/>
+      <w:pPr>
+        <w:ind w:left="3240" w:hanging="360"/>
+      </w:pPr>
+      <w:rPr>
+        <w:rFonts w:ascii="Symbol" w:hAnsi="Symbol" w:hint="default"/>
+      </w:rPr>
+    </w:lvl>
+    <w:lvl w:ilvl="4" w:tplc="04090003" w:tentative="1">
+      <w:start w:val="1"/>
+      <w:numFmt w:val="bullet"/>
+      <w:lvlText w:val="o"/>
+      <w:lvlJc w:val="left"/>
+      <w:pPr>
+        <w:ind w:left="3960" w:hanging="360"/>
+      </w:pPr>
+      <w:rPr>
+        <w:rFonts w:ascii="Courier New" w:hAnsi="Courier New" w:cs="Courier New" w:hint="default"/>
+      </w:rPr>
+    </w:lvl>
+    <w:lvl w:ilvl="5" w:tplc="04090005" w:tentative="1">
+      <w:start w:val="1"/>
+      <w:numFmt w:val="bullet"/>
+      <w:lvlText w:val=""/>
+      <w:lvlJc w:val="left"/>
+      <w:pPr>
+        <w:ind w:left="4680" w:hanging="360"/>
+      </w:pPr>
+      <w:rPr>
+        <w:rFonts w:ascii="Wingdings" w:hAnsi="Wingdings" w:hint="default"/>
+      </w:rPr>
+    </w:lvl>
+    <w:lvl w:ilvl="6" w:tplc="04090001" w:tentative="1">
+      <w:start w:val="1"/>
+      <w:numFmt w:val="bullet"/>
+      <w:lvlText w:val=""/>
+      <w:lvlJc w:val="left"/>
+      <w:pPr>
+        <w:ind w:left="5400" w:hanging="360"/>
+      </w:pPr>
+      <w:rPr>
+        <w:rFonts w:ascii="Symbol" w:hAnsi="Symbol" w:hint="default"/>
+      </w:rPr>
+    </w:lvl>
+    <w:lvl w:ilvl="7" w:tplc="04090003" w:tentative="1">
+      <w:start w:val="1"/>
+      <w:numFmt w:val="bullet"/>
+      <w:lvlText w:val="o"/>
+      <w:lvlJc w:val="left"/>
+      <w:pPr>
+        <w:ind w:left="6120" w:hanging="360"/>
+      </w:pPr>
+      <w:rPr>
+        <w:rFonts w:ascii="Courier New" w:hAnsi="Courier New" w:cs="Courier New" w:hint="default"/>
+      </w:rPr>
+    </w:lvl>
+    <w:lvl w:ilvl="8" w:tplc="04090005" w:tentative="1">
+      <w:start w:val="1"/>
+      <w:numFmt w:val="bullet"/>
+      <w:lvlText w:val=""/>
+      <w:lvlJc w:val="left"/>
+      <w:pPr>
+        <w:ind w:left="6840" w:hanging="360"/>
+      </w:pPr>
+      <w:rPr>
+        <w:rFonts w:ascii="Wingdings" w:hAnsi="Wingdings" w:hint="default"/>
+      </w:rPr>
+    </w:lvl>
+  </w:abstractNum>
+  <w:abstractNum w:abstractNumId="8" w15:restartNumberingAfterBreak="0">
+    <w:nsid w:val="7C8844BA"/>
+    <w:multiLevelType w:val="hybridMultilevel"/>
+    <w:tmpl w:val="8D50BAC6"/>
+    <w:lvl w:ilvl="0" w:tplc="04090001">
+      <w:start w:val="1"/>
+      <w:numFmt w:val="bullet"/>
+      <w:lvlText w:val=""/>
+      <w:lvlJc w:val="left"/>
+      <w:pPr>
+        <w:ind w:left="720" w:hanging="360"/>
+      </w:pPr>
+      <w:rPr>
+        <w:rFonts w:ascii="Symbol" w:hAnsi="Symbol" w:hint="default"/>
+      </w:rPr>
+    </w:lvl>
+    <w:lvl w:ilvl="1" w:tplc="04090003" w:tentative="1">
+      <w:start w:val="1"/>
+      <w:numFmt w:val="bullet"/>
+      <w:lvlText w:val="o"/>
+      <w:lvlJc w:val="left"/>
+      <w:pPr>
+        <w:ind w:left="1440" w:hanging="360"/>
+      </w:pPr>
+      <w:rPr>
+        <w:rFonts w:ascii="Courier New" w:hAnsi="Courier New" w:cs="Courier New" w:hint="default"/>
+      </w:rPr>
+    </w:lvl>
+    <w:lvl w:ilvl="2" w:tplc="04090005" w:tentative="1">
+      <w:start w:val="1"/>
+      <w:numFmt w:val="bullet"/>
+      <w:lvlText w:val=""/>
+      <w:lvlJc w:val="left"/>
+      <w:pPr>
+        <w:ind w:left="2160" w:hanging="360"/>
+      </w:pPr>
+      <w:rPr>
+        <w:rFonts w:ascii="Wingdings" w:hAnsi="Wingdings" w:hint="default"/>
+      </w:rPr>
+    </w:lvl>
+    <w:lvl w:ilvl="3" w:tplc="04090001" w:tentative="1">
+      <w:start w:val="1"/>
+      <w:numFmt w:val="bullet"/>
+      <w:lvlText w:val=""/>
+      <w:lvlJc w:val="left"/>
+      <w:pPr>
+        <w:ind w:left="2880" w:hanging="360"/>
+      </w:pPr>
+      <w:rPr>
+        <w:rFonts w:ascii="Symbol" w:hAnsi="Symbol" w:hint="default"/>
+      </w:rPr>
+    </w:lvl>
+    <w:lvl w:ilvl="4" w:tplc="04090003" w:tentative="1">
+      <w:start w:val="1"/>
+      <w:numFmt w:val="bullet"/>
+      <w:lvlText w:val="o"/>
+      <w:lvlJc w:val="left"/>
+      <w:pPr>
+        <w:ind w:left="3600" w:hanging="360"/>
+      </w:pPr>
+      <w:rPr>
+        <w:rFonts w:ascii="Courier New" w:hAnsi="Courier New" w:cs="Courier New" w:hint="default"/>
+      </w:rPr>
+    </w:lvl>
+    <w:lvl w:ilvl="5" w:tplc="04090005" w:tentative="1">
+      <w:start w:val="1"/>
+      <w:numFmt w:val="bullet"/>
+      <w:lvlText w:val=""/>
+      <w:lvlJc w:val="left"/>
+      <w:pPr>
+        <w:ind w:left="4320" w:hanging="360"/>
+      </w:pPr>
+      <w:rPr>
+        <w:rFonts w:ascii="Wingdings" w:hAnsi="Wingdings" w:hint="default"/>
+      </w:rPr>
+    </w:lvl>
+    <w:lvl w:ilvl="6" w:tplc="04090001" w:tentative="1">
+      <w:start w:val="1"/>
+      <w:numFmt w:val="bullet"/>
+      <w:lvlText w:val=""/>
+      <w:lvlJc w:val="left"/>
+      <w:pPr>
+        <w:ind w:left="5040" w:hanging="360"/>
+      </w:pPr>
+      <w:rPr>
+        <w:rFonts w:ascii="Symbol" w:hAnsi="Symbol" w:hint="default"/>
+      </w:rPr>
+    </w:lvl>
+    <w:lvl w:ilvl="7" w:tplc="04090003" w:tentative="1">
+      <w:start w:val="1"/>
+      <w:numFmt w:val="bullet"/>
+      <w:lvlText w:val="o"/>
+      <w:lvlJc w:val="left"/>
+      <w:pPr>
+        <w:ind w:left="5760" w:hanging="360"/>
+      </w:pPr>
+      <w:rPr>
+        <w:rFonts w:ascii="Courier New" w:hAnsi="Courier New" w:cs="Courier New" w:hint="default"/>
+      </w:rPr>
+    </w:lvl>
+    <w:lvl w:ilvl="8" w:tplc="04090005" w:tentative="1">
       <w:start w:val="1"/>
       <w:numFmt w:val="bullet"/>
       <w:lvlText w:val=""/>
@@ -1126,16 +5771,34 @@
     <w:abstractNumId w:val="1"/>
   </w:num>
   <w:num w:numId="2" w16cid:durableId="911425741">
-    <w:abstractNumId w:val="2"/>
+    <w:abstractNumId w:val="5"/>
   </w:num>
   <w:num w:numId="3" w16cid:durableId="765610355">
     <w:abstractNumId w:val="0"/>
+  </w:num>
+  <w:num w:numId="4" w16cid:durableId="9331490">
+    <w:abstractNumId w:val="7"/>
+  </w:num>
+  <w:num w:numId="5" w16cid:durableId="136529542">
+    <w:abstractNumId w:val="4"/>
+  </w:num>
+  <w:num w:numId="6" w16cid:durableId="1007713376">
+    <w:abstractNumId w:val="6"/>
+  </w:num>
+  <w:num w:numId="7" w16cid:durableId="971246913">
+    <w:abstractNumId w:val="3"/>
+  </w:num>
+  <w:num w:numId="8" w16cid:durableId="650906101">
+    <w:abstractNumId w:val="2"/>
+  </w:num>
+  <w:num w:numId="9" w16cid:durableId="352347345">
+    <w:abstractNumId w:val="8"/>
   </w:num>
 </w:numbering>
 </file>
 
 <file path=word/styles.xml><?xml version="1.0" encoding="utf-8"?>
-<w:styles xmlns:mc="http://schemas.openxmlformats.org/markup-compatibility/2006" xmlns:r="http://schemas.openxmlformats.org/officeDocument/2006/relationships" xmlns:w="http://schemas.openxmlformats.org/wordprocessingml/2006/main" xmlns:w14="http://schemas.microsoft.com/office/word/2010/wordml" xmlns:w15="http://schemas.microsoft.com/office/word/2012/wordml" xmlns:w16cex="http://schemas.microsoft.com/office/word/2018/wordml/cex" xmlns:w16cid="http://schemas.microsoft.com/office/word/2016/wordml/cid" xmlns:w16="http://schemas.microsoft.com/office/word/2018/wordml" xmlns:w16du="http://schemas.microsoft.com/office/word/2023/wordml/word16du" xmlns:w16sdtdh="http://schemas.microsoft.com/office/word/2020/wordml/sdtdatahash" xmlns:w16sdtfl="http://schemas.microsoft.com/office/word/2024/wordml/sdtformatlock" xmlns:w16se="http://schemas.microsoft.com/office/word/2015/wordml/symex" mc:Ignorable="w14 w15 w16se w16cid w16 w16cex w16sdtdh w16sdtfl w16du">
+<w:styles xmlns:mc="http://schemas.openxmlformats.org/markup-compatibility/2006" xmlns:r="http://schemas.openxmlformats.org/officeDocument/2006/relationships" xmlns:w="http://schemas.openxmlformats.org/wordprocessingml/2006/main" xmlns:w14="http://schemas.microsoft.com/office/word/2010/wordml" xmlns:w15="http://schemas.microsoft.com/office/word/2012/wordml" xmlns:w16cex="http://schemas.microsoft.com/office/word/2018/wordml/cex" xmlns:w16cid="http://schemas.microsoft.com/office/word/2016/wordml/cid" xmlns:w16="http://schemas.microsoft.com/office/word/2018/wordml" xmlns:w16sdtdh="http://schemas.microsoft.com/office/word/2020/wordml/sdtdatahash" xmlns:w16se="http://schemas.microsoft.com/office/word/2015/wordml/symex" mc:Ignorable="w14 w15 w16se w16cid w16 w16cex w16sdtdh">
   <w:docDefaults>
     <w:rPrDefault>
       <w:rPr>
@@ -1534,12 +6197,13 @@
   <w:style w:type="paragraph" w:default="1" w:styleId="Normal">
     <w:name w:val="Normal"/>
     <w:qFormat/>
+    <w:rsid w:val="00AA1D2C"/>
   </w:style>
-  <w:style w:type="paragraph" w:styleId="Ttulo1">
+  <w:style w:type="paragraph" w:styleId="Heading1">
     <w:name w:val="heading 1"/>
     <w:basedOn w:val="Normal"/>
     <w:next w:val="Normal"/>
-    <w:link w:val="Ttulo1Char"/>
+    <w:link w:val="Heading1Char"/>
     <w:uiPriority w:val="9"/>
     <w:qFormat/>
     <w:rsid w:val="00726B24"/>
@@ -1556,11 +6220,11 @@
       <w:szCs w:val="40"/>
     </w:rPr>
   </w:style>
-  <w:style w:type="paragraph" w:styleId="Ttulo2">
+  <w:style w:type="paragraph" w:styleId="Heading2">
     <w:name w:val="heading 2"/>
     <w:basedOn w:val="Normal"/>
     <w:next w:val="Normal"/>
-    <w:link w:val="Ttulo2Char"/>
+    <w:link w:val="Heading2Char"/>
     <w:uiPriority w:val="9"/>
     <w:semiHidden/>
     <w:unhideWhenUsed/>
@@ -1579,11 +6243,11 @@
       <w:szCs w:val="32"/>
     </w:rPr>
   </w:style>
-  <w:style w:type="paragraph" w:styleId="Ttulo3">
+  <w:style w:type="paragraph" w:styleId="Heading3">
     <w:name w:val="heading 3"/>
     <w:basedOn w:val="Normal"/>
     <w:next w:val="Normal"/>
-    <w:link w:val="Ttulo3Char"/>
+    <w:link w:val="Heading3Char"/>
     <w:uiPriority w:val="9"/>
     <w:semiHidden/>
     <w:unhideWhenUsed/>
@@ -1602,11 +6266,11 @@
       <w:szCs w:val="28"/>
     </w:rPr>
   </w:style>
-  <w:style w:type="paragraph" w:styleId="Ttulo4">
+  <w:style w:type="paragraph" w:styleId="Heading4">
     <w:name w:val="heading 4"/>
     <w:basedOn w:val="Normal"/>
     <w:next w:val="Normal"/>
-    <w:link w:val="Ttulo4Char"/>
+    <w:link w:val="Heading4Char"/>
     <w:uiPriority w:val="9"/>
     <w:semiHidden/>
     <w:unhideWhenUsed/>
@@ -1625,11 +6289,11 @@
       <w:color w:val="0F4761" w:themeColor="accent1" w:themeShade="BF"/>
     </w:rPr>
   </w:style>
-  <w:style w:type="paragraph" w:styleId="Ttulo5">
+  <w:style w:type="paragraph" w:styleId="Heading5">
     <w:name w:val="heading 5"/>
     <w:basedOn w:val="Normal"/>
     <w:next w:val="Normal"/>
-    <w:link w:val="Ttulo5Char"/>
+    <w:link w:val="Heading5Char"/>
     <w:uiPriority w:val="9"/>
     <w:semiHidden/>
     <w:unhideWhenUsed/>
@@ -1646,11 +6310,11 @@
       <w:color w:val="0F4761" w:themeColor="accent1" w:themeShade="BF"/>
     </w:rPr>
   </w:style>
-  <w:style w:type="paragraph" w:styleId="Ttulo6">
+  <w:style w:type="paragraph" w:styleId="Heading6">
     <w:name w:val="heading 6"/>
     <w:basedOn w:val="Normal"/>
     <w:next w:val="Normal"/>
-    <w:link w:val="Ttulo6Char"/>
+    <w:link w:val="Heading6Char"/>
     <w:uiPriority w:val="9"/>
     <w:semiHidden/>
     <w:unhideWhenUsed/>
@@ -1669,11 +6333,11 @@
       <w:color w:val="595959" w:themeColor="text1" w:themeTint="A6"/>
     </w:rPr>
   </w:style>
-  <w:style w:type="paragraph" w:styleId="Ttulo7">
+  <w:style w:type="paragraph" w:styleId="Heading7">
     <w:name w:val="heading 7"/>
     <w:basedOn w:val="Normal"/>
     <w:next w:val="Normal"/>
-    <w:link w:val="Ttulo7Char"/>
+    <w:link w:val="Heading7Char"/>
     <w:uiPriority w:val="9"/>
     <w:semiHidden/>
     <w:unhideWhenUsed/>
@@ -1690,11 +6354,11 @@
       <w:color w:val="595959" w:themeColor="text1" w:themeTint="A6"/>
     </w:rPr>
   </w:style>
-  <w:style w:type="paragraph" w:styleId="Ttulo8">
+  <w:style w:type="paragraph" w:styleId="Heading8">
     <w:name w:val="heading 8"/>
     <w:basedOn w:val="Normal"/>
     <w:next w:val="Normal"/>
-    <w:link w:val="Ttulo8Char"/>
+    <w:link w:val="Heading8Char"/>
     <w:uiPriority w:val="9"/>
     <w:semiHidden/>
     <w:unhideWhenUsed/>
@@ -1713,11 +6377,11 @@
       <w:color w:val="272727" w:themeColor="text1" w:themeTint="D8"/>
     </w:rPr>
   </w:style>
-  <w:style w:type="paragraph" w:styleId="Ttulo9">
+  <w:style w:type="paragraph" w:styleId="Heading9">
     <w:name w:val="heading 9"/>
     <w:basedOn w:val="Normal"/>
     <w:next w:val="Normal"/>
-    <w:link w:val="Ttulo9Char"/>
+    <w:link w:val="Heading9Char"/>
     <w:uiPriority w:val="9"/>
     <w:semiHidden/>
     <w:unhideWhenUsed/>
@@ -1734,12 +6398,12 @@
       <w:color w:val="272727" w:themeColor="text1" w:themeTint="D8"/>
     </w:rPr>
   </w:style>
-  <w:style w:type="character" w:default="1" w:styleId="Fontepargpadro">
+  <w:style w:type="character" w:default="1" w:styleId="DefaultParagraphFont">
     <w:name w:val="Default Paragraph Font"/>
     <w:uiPriority w:val="1"/>
     <w:unhideWhenUsed/>
   </w:style>
-  <w:style w:type="table" w:default="1" w:styleId="Tabelanormal">
+  <w:style w:type="table" w:default="1" w:styleId="TableNormal">
     <w:name w:val="Normal Table"/>
     <w:uiPriority w:val="99"/>
     <w:semiHidden/>
@@ -1754,16 +6418,16 @@
       </w:tblCellMar>
     </w:tblPr>
   </w:style>
-  <w:style w:type="numbering" w:default="1" w:styleId="Semlista">
+  <w:style w:type="numbering" w:default="1" w:styleId="NoList">
     <w:name w:val="No List"/>
     <w:uiPriority w:val="99"/>
     <w:semiHidden/>
     <w:unhideWhenUsed/>
   </w:style>
-  <w:style w:type="character" w:customStyle="1" w:styleId="Ttulo1Char">
-    <w:name w:val="Título 1 Char"/>
-    <w:basedOn w:val="Fontepargpadro"/>
-    <w:link w:val="Ttulo1"/>
+  <w:style w:type="character" w:customStyle="1" w:styleId="Heading1Char">
+    <w:name w:val="Heading 1 Char"/>
+    <w:basedOn w:val="DefaultParagraphFont"/>
+    <w:link w:val="Heading1"/>
     <w:uiPriority w:val="9"/>
     <w:rsid w:val="00726B24"/>
     <w:rPr>
@@ -1773,10 +6437,10 @@
       <w:szCs w:val="40"/>
     </w:rPr>
   </w:style>
-  <w:style w:type="character" w:customStyle="1" w:styleId="Ttulo2Char">
-    <w:name w:val="Título 2 Char"/>
-    <w:basedOn w:val="Fontepargpadro"/>
-    <w:link w:val="Ttulo2"/>
+  <w:style w:type="character" w:customStyle="1" w:styleId="Heading2Char">
+    <w:name w:val="Heading 2 Char"/>
+    <w:basedOn w:val="DefaultParagraphFont"/>
+    <w:link w:val="Heading2"/>
     <w:uiPriority w:val="9"/>
     <w:semiHidden/>
     <w:rsid w:val="00726B24"/>
@@ -1787,10 +6451,10 @@
       <w:szCs w:val="32"/>
     </w:rPr>
   </w:style>
-  <w:style w:type="character" w:customStyle="1" w:styleId="Ttulo3Char">
-    <w:name w:val="Título 3 Char"/>
-    <w:basedOn w:val="Fontepargpadro"/>
-    <w:link w:val="Ttulo3"/>
+  <w:style w:type="character" w:customStyle="1" w:styleId="Heading3Char">
+    <w:name w:val="Heading 3 Char"/>
+    <w:basedOn w:val="DefaultParagraphFont"/>
+    <w:link w:val="Heading3"/>
     <w:uiPriority w:val="9"/>
     <w:semiHidden/>
     <w:rsid w:val="00726B24"/>
@@ -1801,10 +6465,10 @@
       <w:szCs w:val="28"/>
     </w:rPr>
   </w:style>
-  <w:style w:type="character" w:customStyle="1" w:styleId="Ttulo4Char">
-    <w:name w:val="Título 4 Char"/>
-    <w:basedOn w:val="Fontepargpadro"/>
-    <w:link w:val="Ttulo4"/>
+  <w:style w:type="character" w:customStyle="1" w:styleId="Heading4Char">
+    <w:name w:val="Heading 4 Char"/>
+    <w:basedOn w:val="DefaultParagraphFont"/>
+    <w:link w:val="Heading4"/>
     <w:uiPriority w:val="9"/>
     <w:semiHidden/>
     <w:rsid w:val="00726B24"/>
@@ -1815,10 +6479,10 @@
       <w:color w:val="0F4761" w:themeColor="accent1" w:themeShade="BF"/>
     </w:rPr>
   </w:style>
-  <w:style w:type="character" w:customStyle="1" w:styleId="Ttulo5Char">
-    <w:name w:val="Título 5 Char"/>
-    <w:basedOn w:val="Fontepargpadro"/>
-    <w:link w:val="Ttulo5"/>
+  <w:style w:type="character" w:customStyle="1" w:styleId="Heading5Char">
+    <w:name w:val="Heading 5 Char"/>
+    <w:basedOn w:val="DefaultParagraphFont"/>
+    <w:link w:val="Heading5"/>
     <w:uiPriority w:val="9"/>
     <w:semiHidden/>
     <w:rsid w:val="00726B24"/>
@@ -1827,10 +6491,10 @@
       <w:color w:val="0F4761" w:themeColor="accent1" w:themeShade="BF"/>
     </w:rPr>
   </w:style>
-  <w:style w:type="character" w:customStyle="1" w:styleId="Ttulo6Char">
-    <w:name w:val="Título 6 Char"/>
-    <w:basedOn w:val="Fontepargpadro"/>
-    <w:link w:val="Ttulo6"/>
+  <w:style w:type="character" w:customStyle="1" w:styleId="Heading6Char">
+    <w:name w:val="Heading 6 Char"/>
+    <w:basedOn w:val="DefaultParagraphFont"/>
+    <w:link w:val="Heading6"/>
     <w:uiPriority w:val="9"/>
     <w:semiHidden/>
     <w:rsid w:val="00726B24"/>
@@ -1841,10 +6505,10 @@
       <w:color w:val="595959" w:themeColor="text1" w:themeTint="A6"/>
     </w:rPr>
   </w:style>
-  <w:style w:type="character" w:customStyle="1" w:styleId="Ttulo7Char">
-    <w:name w:val="Título 7 Char"/>
-    <w:basedOn w:val="Fontepargpadro"/>
-    <w:link w:val="Ttulo7"/>
+  <w:style w:type="character" w:customStyle="1" w:styleId="Heading7Char">
+    <w:name w:val="Heading 7 Char"/>
+    <w:basedOn w:val="DefaultParagraphFont"/>
+    <w:link w:val="Heading7"/>
     <w:uiPriority w:val="9"/>
     <w:semiHidden/>
     <w:rsid w:val="00726B24"/>
@@ -1853,10 +6517,10 @@
       <w:color w:val="595959" w:themeColor="text1" w:themeTint="A6"/>
     </w:rPr>
   </w:style>
-  <w:style w:type="character" w:customStyle="1" w:styleId="Ttulo8Char">
-    <w:name w:val="Título 8 Char"/>
-    <w:basedOn w:val="Fontepargpadro"/>
-    <w:link w:val="Ttulo8"/>
+  <w:style w:type="character" w:customStyle="1" w:styleId="Heading8Char">
+    <w:name w:val="Heading 8 Char"/>
+    <w:basedOn w:val="DefaultParagraphFont"/>
+    <w:link w:val="Heading8"/>
     <w:uiPriority w:val="9"/>
     <w:semiHidden/>
     <w:rsid w:val="00726B24"/>
@@ -1867,10 +6531,10 @@
       <w:color w:val="272727" w:themeColor="text1" w:themeTint="D8"/>
     </w:rPr>
   </w:style>
-  <w:style w:type="character" w:customStyle="1" w:styleId="Ttulo9Char">
-    <w:name w:val="Título 9 Char"/>
-    <w:basedOn w:val="Fontepargpadro"/>
-    <w:link w:val="Ttulo9"/>
+  <w:style w:type="character" w:customStyle="1" w:styleId="Heading9Char">
+    <w:name w:val="Heading 9 Char"/>
+    <w:basedOn w:val="DefaultParagraphFont"/>
+    <w:link w:val="Heading9"/>
     <w:uiPriority w:val="9"/>
     <w:semiHidden/>
     <w:rsid w:val="00726B24"/>
@@ -1879,11 +6543,11 @@
       <w:color w:val="272727" w:themeColor="text1" w:themeTint="D8"/>
     </w:rPr>
   </w:style>
-  <w:style w:type="paragraph" w:styleId="Ttulo">
+  <w:style w:type="paragraph" w:styleId="Title">
     <w:name w:val="Title"/>
     <w:basedOn w:val="Normal"/>
     <w:next w:val="Normal"/>
-    <w:link w:val="TtuloChar"/>
+    <w:link w:val="TitleChar"/>
     <w:uiPriority w:val="10"/>
     <w:qFormat/>
     <w:rsid w:val="00726B24"/>
@@ -1899,10 +6563,10 @@
       <w:szCs w:val="56"/>
     </w:rPr>
   </w:style>
-  <w:style w:type="character" w:customStyle="1" w:styleId="TtuloChar">
-    <w:name w:val="Título Char"/>
-    <w:basedOn w:val="Fontepargpadro"/>
-    <w:link w:val="Ttulo"/>
+  <w:style w:type="character" w:customStyle="1" w:styleId="TitleChar">
+    <w:name w:val="Title Char"/>
+    <w:basedOn w:val="DefaultParagraphFont"/>
+    <w:link w:val="Title"/>
     <w:uiPriority w:val="10"/>
     <w:rsid w:val="00726B24"/>
     <w:rPr>
@@ -1913,11 +6577,11 @@
       <w:szCs w:val="56"/>
     </w:rPr>
   </w:style>
-  <w:style w:type="paragraph" w:styleId="Subttulo">
+  <w:style w:type="paragraph" w:styleId="Subtitle">
     <w:name w:val="Subtitle"/>
     <w:basedOn w:val="Normal"/>
     <w:next w:val="Normal"/>
-    <w:link w:val="SubttuloChar"/>
+    <w:link w:val="SubtitleChar"/>
     <w:uiPriority w:val="11"/>
     <w:qFormat/>
     <w:rsid w:val="00726B24"/>
@@ -1934,10 +6598,10 @@
       <w:szCs w:val="28"/>
     </w:rPr>
   </w:style>
-  <w:style w:type="character" w:customStyle="1" w:styleId="SubttuloChar">
-    <w:name w:val="Subtítulo Char"/>
-    <w:basedOn w:val="Fontepargpadro"/>
-    <w:link w:val="Subttulo"/>
+  <w:style w:type="character" w:customStyle="1" w:styleId="SubtitleChar">
+    <w:name w:val="Subtitle Char"/>
+    <w:basedOn w:val="DefaultParagraphFont"/>
+    <w:link w:val="Subtitle"/>
     <w:uiPriority w:val="11"/>
     <w:rsid w:val="00726B24"/>
     <w:rPr>
@@ -1948,11 +6612,11 @@
       <w:szCs w:val="28"/>
     </w:rPr>
   </w:style>
-  <w:style w:type="paragraph" w:styleId="Citao">
+  <w:style w:type="paragraph" w:styleId="Quote">
     <w:name w:val="Quote"/>
     <w:basedOn w:val="Normal"/>
     <w:next w:val="Normal"/>
-    <w:link w:val="CitaoChar"/>
+    <w:link w:val="QuoteChar"/>
     <w:uiPriority w:val="29"/>
     <w:qFormat/>
     <w:rsid w:val="00726B24"/>
@@ -1966,10 +6630,10 @@
       <w:color w:val="404040" w:themeColor="text1" w:themeTint="BF"/>
     </w:rPr>
   </w:style>
-  <w:style w:type="character" w:customStyle="1" w:styleId="CitaoChar">
-    <w:name w:val="Citação Char"/>
-    <w:basedOn w:val="Fontepargpadro"/>
-    <w:link w:val="Citao"/>
+  <w:style w:type="character" w:customStyle="1" w:styleId="QuoteChar">
+    <w:name w:val="Quote Char"/>
+    <w:basedOn w:val="DefaultParagraphFont"/>
+    <w:link w:val="Quote"/>
     <w:uiPriority w:val="29"/>
     <w:rsid w:val="00726B24"/>
     <w:rPr>
@@ -1978,7 +6642,7 @@
       <w:color w:val="404040" w:themeColor="text1" w:themeTint="BF"/>
     </w:rPr>
   </w:style>
-  <w:style w:type="paragraph" w:styleId="PargrafodaLista">
+  <w:style w:type="paragraph" w:styleId="ListParagraph">
     <w:name w:val="List Paragraph"/>
     <w:basedOn w:val="Normal"/>
     <w:uiPriority w:val="34"/>
@@ -1989,9 +6653,9 @@
       <w:contextualSpacing/>
     </w:pPr>
   </w:style>
-  <w:style w:type="character" w:styleId="nfaseIntensa">
+  <w:style w:type="character" w:styleId="IntenseEmphasis">
     <w:name w:val="Intense Emphasis"/>
-    <w:basedOn w:val="Fontepargpadro"/>
+    <w:basedOn w:val="DefaultParagraphFont"/>
     <w:uiPriority w:val="21"/>
     <w:qFormat/>
     <w:rsid w:val="00726B24"/>
@@ -2001,11 +6665,11 @@
       <w:color w:val="0F4761" w:themeColor="accent1" w:themeShade="BF"/>
     </w:rPr>
   </w:style>
-  <w:style w:type="paragraph" w:styleId="CitaoIntensa">
+  <w:style w:type="paragraph" w:styleId="IntenseQuote">
     <w:name w:val="Intense Quote"/>
     <w:basedOn w:val="Normal"/>
     <w:next w:val="Normal"/>
-    <w:link w:val="CitaoIntensaChar"/>
+    <w:link w:val="IntenseQuoteChar"/>
     <w:uiPriority w:val="30"/>
     <w:qFormat/>
     <w:rsid w:val="00726B24"/>
@@ -2024,10 +6688,10 @@
       <w:color w:val="0F4761" w:themeColor="accent1" w:themeShade="BF"/>
     </w:rPr>
   </w:style>
-  <w:style w:type="character" w:customStyle="1" w:styleId="CitaoIntensaChar">
-    <w:name w:val="Citação Intensa Char"/>
-    <w:basedOn w:val="Fontepargpadro"/>
-    <w:link w:val="CitaoIntensa"/>
+  <w:style w:type="character" w:customStyle="1" w:styleId="IntenseQuoteChar">
+    <w:name w:val="Intense Quote Char"/>
+    <w:basedOn w:val="DefaultParagraphFont"/>
+    <w:link w:val="IntenseQuote"/>
     <w:uiPriority w:val="30"/>
     <w:rsid w:val="00726B24"/>
     <w:rPr>
@@ -2036,9 +6700,9 @@
       <w:color w:val="0F4761" w:themeColor="accent1" w:themeShade="BF"/>
     </w:rPr>
   </w:style>
-  <w:style w:type="character" w:styleId="RefernciaIntensa">
+  <w:style w:type="character" w:styleId="IntenseReference">
     <w:name w:val="Intense Reference"/>
-    <w:basedOn w:val="Fontepargpadro"/>
+    <w:basedOn w:val="DefaultParagraphFont"/>
     <w:uiPriority w:val="32"/>
     <w:qFormat/>
     <w:rsid w:val="00726B24"/>
@@ -2050,9 +6714,9 @@
       <w:spacing w:val="5"/>
     </w:rPr>
   </w:style>
-  <w:style w:type="table" w:styleId="Tabelacomgrade">
+  <w:style w:type="table" w:styleId="TableGrid">
     <w:name w:val="Table Grid"/>
-    <w:basedOn w:val="Tabelanormal"/>
+    <w:basedOn w:val="TableNormal"/>
     <w:uiPriority w:val="39"/>
     <w:rsid w:val="00726B24"/>
     <w:pPr>
@@ -2068,6 +6732,35 @@
         <w:insideV w:val="single" w:sz="4" w:space="0" w:color="auto"/>
       </w:tblBorders>
     </w:tblPr>
+  </w:style>
+  <w:style w:type="paragraph" w:styleId="NormalWeb">
+    <w:name w:val="Normal (Web)"/>
+    <w:basedOn w:val="Normal"/>
+    <w:uiPriority w:val="99"/>
+    <w:unhideWhenUsed/>
+    <w:rsid w:val="00BF60E7"/>
+    <w:pPr>
+      <w:spacing w:before="100" w:beforeAutospacing="1" w:after="100" w:afterAutospacing="1" w:line="240" w:lineRule="auto"/>
+    </w:pPr>
+    <w:rPr>
+      <w:rFonts w:ascii="Times New Roman" w:eastAsia="Times New Roman" w:hAnsi="Times New Roman" w:cs="Times New Roman"/>
+      <w:kern w:val="0"/>
+      <w:lang w:val="en-US"/>
+      <w14:ligatures w14:val="none"/>
+    </w:rPr>
+  </w:style>
+  <w:style w:type="character" w:styleId="HTMLCode">
+    <w:name w:val="HTML Code"/>
+    <w:basedOn w:val="DefaultParagraphFont"/>
+    <w:uiPriority w:val="99"/>
+    <w:semiHidden/>
+    <w:unhideWhenUsed/>
+    <w:rsid w:val="00BF60E7"/>
+    <w:rPr>
+      <w:rFonts w:ascii="Courier New" w:eastAsia="Times New Roman" w:hAnsi="Courier New" w:cs="Courier New"/>
+      <w:sz w:val="20"/>
+      <w:szCs w:val="20"/>
+    </w:rPr>
   </w:style>
 </w:styles>
 </file>
